--- a/assets/Faiber-Andres-Montes-CV-ES.docx
+++ b/assets/Faiber-Andres-Montes-CV-ES.docx
@@ -1,5 +1,5 @@
 
-<file path=word/document.xml><?xml version="1.0" encoding="UTF-8" standalone="yes"?><w:document mc:Ignorable="w14 w15 wp14" xmlns:wpc="http://schemas.microsoft.com/office/word/2010/wordprocessingCanvas" xmlns:mc="http://schemas.openxmlformats.org/markup-compatibility/2006" xmlns:o="urn:schemas-microsoft-com:office:office" xmlns:r="http://schemas.openxmlformats.org/officeDocument/2006/relationships" xmlns:m="http://schemas.openxmlformats.org/officeDocument/2006/math" xmlns:v="urn:schemas-microsoft-com:vml" xmlns:wp14="http://schemas.microsoft.com/office/word/2010/wordprocessingDrawing" xmlns:wp="http://schemas.openxmlformats.org/drawingml/2006/wordprocessingDrawing" xmlns:w10="urn:schemas-microsoft-com:office:word" xmlns:w="http://schemas.openxmlformats.org/wordprocessingml/2006/main" xmlns:w14="http://schemas.microsoft.com/office/word/2010/wordml" xmlns:w15="http://schemas.microsoft.com/office/word/2012/wordml" xmlns:wpg="http://schemas.microsoft.com/office/word/2010/wordprocessingGroup" xmlns:wpi="http://schemas.microsoft.com/office/word/2010/wordprocessingInk" xmlns:wne="http://schemas.microsoft.com/office/word/2006/wordml" xmlns:wps="http://schemas.microsoft.com/office/word/2010/wordprocessingShape" xmlns:cx="http://schemas.microsoft.com/office/drawing/2014/chartex" xmlns:cx1="http://schemas.microsoft.com/office/drawing/2015/9/8/chartex" xmlns:cx2="http://schemas.microsoft.com/office/drawing/2015/10/21/chartex" xmlns:cx3="http://schemas.microsoft.com/office/drawing/2016/5/9/chartex" xmlns:cx4="http://schemas.microsoft.com/office/drawing/2016/5/10/chartex" xmlns:cx5="http://schemas.microsoft.com/office/drawing/2016/5/11/chartex" xmlns:cx6="http://schemas.microsoft.com/office/drawing/2016/5/12/chartex" xmlns:cx7="http://schemas.microsoft.com/office/drawing/2016/5/13/chartex" xmlns:cx8="http://schemas.microsoft.com/office/drawing/2016/5/14/chartex" xmlns:aink="http://schemas.microsoft.com/office/drawing/2016/ink" xmlns:am3d="http://schemas.microsoft.com/office/drawing/2017/model3d" xmlns:w16cex="http://schemas.microsoft.com/office/word/2018/wordml/cex" xmlns:w16cid="http://schemas.microsoft.com/office/word/2016/wordml/cid" xmlns:w16="http://schemas.microsoft.com/office/word/2018/wordml" xmlns:w16sdtdh="http://schemas.microsoft.com/office/word/2020/wordml/sdtdatahash" xmlns:w16se="http://schemas.microsoft.com/office/word/2015/wordml/symex"><w:body><w:p><w:pPr><w:spacing w:after="0"/></w:pPr><w:r><w:rPr><w:rFonts w:ascii="Space Grotesk" w:cs="Space Grotesk" w:eastAsia="Space Grotesk" w:hAnsi="Space Grotesk"/><w:b/><w:bCs/><w:color w:val="0B1310"/><w:sz w:val="52"/><w:szCs w:val="52"/></w:rPr><w:t xml:space="preserve">Faiber Andres Montes Gómez</w:t></w:r></w:p><w:p><w:pPr><w:spacing w:after="80"/></w:pPr><w:r><w:rPr><w:rFonts w:ascii="Plus Jakarta Sans" w:cs="Plus Jakarta Sans" w:eastAsia="Plus Jakarta Sans" w:hAnsi="Plus Jakarta Sans"/><w:color w:val="0C9B6A"/><w:sz w:val="24"/><w:szCs w:val="24"/></w:rPr><w:t xml:space="preserve">Ingeniero Financiero  ·  Especialista en IA &amp; LLM  ·  Líder de MLOps</w:t></w:r></w:p><w:tbl><w:tblPr><w:tblW w:type="dxa" w:w="9360"/><w:tblBorders><w:top w:val="single" w:color="auto" w:sz="4"/><w:left w:val="single" w:color="auto" w:sz="4"/><w:bottom w:val="single" w:color="auto" w:sz="4"/><w:right w:val="single" w:color="auto" w:sz="4"/><w:insideH w:val="single" w:color="auto" w:sz="4"/><w:insideV w:val="single" w:color="auto" w:sz="4"/></w:tblBorders></w:tblPr><w:tblGrid><w:gridCol w:w="2340"/><w:gridCol w:w="2340"/><w:gridCol w:w="2340"/><w:gridCol w:w="2340"/></w:tblGrid><w:tr><w:tc><w:tcPr><w:tcW w:type="dxa" w:w="2340"/><w:tcBorders><w:top w:val="none" w:color="FFFFFF" w:sz="0"/><w:left w:val="none" w:color="FFFFFF" w:sz="0"/><w:bottom w:val="none" w:color="FFFFFF" w:sz="0"/><w:right w:val="none" w:color="FFFFFF" w:sz="0"/></w:tcBorders></w:tcPr><w:p><w:r><w:rPr><w:rFonts w:ascii="Plus Jakarta Sans" w:cs="Plus Jakarta Sans" w:eastAsia="Plus Jakarta Sans" w:hAnsi="Plus Jakarta Sans"/><w:color w:val="5D6B64"/><w:sz w:val="18"/><w:szCs w:val="18"/></w:rPr><w:t xml:space="preserve">📞  +57 350 474 7211</w:t></w:r></w:p></w:tc><w:tc><w:tcPr><w:tcW w:type="dxa" w:w="2340"/><w:tcBorders><w:top w:val="none" w:color="FFFFFF" w:sz="0"/><w:left w:val="none" w:color="FFFFFF" w:sz="0"/><w:bottom w:val="none" w:color="FFFFFF" w:sz="0"/><w:right w:val="none" w:color="FFFFFF" w:sz="0"/></w:tcBorders></w:tcPr><w:p><w:r><w:rPr><w:rFonts w:ascii="Plus Jakarta Sans" w:cs="Plus Jakarta Sans" w:eastAsia="Plus Jakarta Sans" w:hAnsi="Plus Jakarta Sans"/><w:color w:val="5D6B64"/><w:sz w:val="18"/><w:szCs w:val="18"/></w:rPr><w:t xml:space="preserve">✉  andresmono1986@hotmail.com</w:t></w:r></w:p></w:tc><w:tc><w:tcPr><w:tcW w:type="dxa" w:w="2340"/><w:tcBorders><w:top w:val="none" w:color="FFFFFF" w:sz="0"/><w:left w:val="none" w:color="FFFFFF" w:sz="0"/><w:bottom w:val="none" w:color="FFFFFF" w:sz="0"/><w:right w:val="none" w:color="FFFFFF" w:sz="0"/></w:tcBorders></w:tcPr><w:p><w:hyperlink w:history="1" r:id="rId_mpfs-hvqr0yfp97o0s49"><w:r><w:rPr><w:rFonts w:ascii="Plus Jakarta Sans" w:cs="Plus Jakarta Sans" w:eastAsia="Plus Jakarta Sans" w:hAnsi="Plus Jakarta Sans"/><w:color w:val="0C9B6A"/><w:sz w:val="18"/><w:szCs w:val="18"/></w:rPr><w:t xml:space="preserve">🔗  linkedin.com/in/faiber-andres-montes</w:t></w:r></w:hyperlink></w:p></w:tc><w:tc><w:tcPr><w:tcW w:type="dxa" w:w="2340"/><w:tcBorders><w:top w:val="none" w:color="FFFFFF" w:sz="0"/><w:left w:val="none" w:color="FFFFFF" w:sz="0"/><w:bottom w:val="none" w:color="FFFFFF" w:sz="0"/><w:right w:val="none" w:color="FFFFFF" w:sz="0"/></w:tcBorders></w:tcPr><w:p><w:hyperlink w:history="1" r:id="rIdudszdnvtd2vbci631_hng"><w:r><w:rPr><w:rFonts w:ascii="Plus Jakarta Sans" w:cs="Plus Jakarta Sans" w:eastAsia="Plus Jakarta Sans" w:hAnsi="Plus Jakarta Sans"/><w:color w:val="0C9B6A"/><w:sz w:val="18"/><w:szCs w:val="18"/></w:rPr><w:t xml:space="preserve">🐙  github.com/faiber1986</w:t></w:r></w:hyperlink></w:p></w:tc></w:tr></w:tbl><w:p><w:pPr><w:spacing w:after="60"/></w:pPr><w:r><w:rPr><w:rFonts w:ascii="Plus Jakarta Sans" w:cs="Plus Jakarta Sans" w:eastAsia="Plus Jakarta Sans" w:hAnsi="Plus Jakarta Sans"/><w:color w:val="5D6B64"/><w:sz w:val="18"/><w:szCs w:val="18"/></w:rPr><w:t xml:space="preserve">📍  Medellín, Antioquia, Colombia</w:t></w:r></w:p><w:p><w:pPr><w:pBdr><w:bottom w:val="single" w:color="0C9B6A" w:sz="8" w:space="4"/></w:pBdr><w:spacing w:after="80" w:before="280"/></w:pPr><w:r><w:rPr><w:rFonts w:ascii="Space Grotesk" w:cs="Space Grotesk" w:eastAsia="Space Grotesk" w:hAnsi="Space Grotesk"/><w:b/><w:bCs/><w:color w:val="0C9B6A"/><w:sz w:val="24"/><w:szCs w:val="24"/></w:rPr><w:t xml:space="preserve">PERFIL PROFESIONAL</w:t></w:r></w:p><w:p><w:pPr><w:spacing w:after="0"/></w:pPr><w:r><w:rPr><w:rFonts w:ascii="Plus Jakarta Sans" w:cs="Plus Jakarta Sans" w:eastAsia="Plus Jakarta Sans" w:hAnsi="Plus Jakarta Sans"/><w:color w:val="0B1310"/><w:sz w:val="20"/><w:szCs w:val="20"/></w:rPr><w:t xml:space="preserve">Lidero el &quot;Production Premium&quot; escalando modelos de IA en APIs de alta disponibilidad con Python, FastAPI, Docker y Snowflake. Catalicé la habilitación de IA en CESDE capacitando a más de 1.000 líderes, impulsando ganancias de productividad del 25%. Optimicé modelos de riesgo en N-iX (reducción del 40% de latencia) y generé ahorros de $200K+ en Colanta. Experto en RAG y MLOps, conectando el riesgo financiero de alto impacto con IA lista para producción.</w:t></w:r></w:p><w:p><w:pPr><w:spacing w:after="240"/></w:pPr></w:p><w:tbl><w:tblPr><w:tblW w:type="dxa" w:w="9360"/><w:tblBorders><w:top w:val="single" w:color="auto" w:sz="4"/><w:left w:val="single" w:color="auto" w:sz="4"/><w:bottom w:val="single" w:color="auto" w:sz="4"/><w:right w:val="single" w:color="auto" w:sz="4"/><w:insideH w:val="single" w:color="auto" w:sz="4"/><w:insideV w:val="single" w:color="auto" w:sz="4"/></w:tblBorders></w:tblPr><w:tblGrid><w:gridCol w:w="2340"/><w:gridCol w:w="2340"/><w:gridCol w:w="2340"/><w:gridCol w:w="2340"/></w:tblGrid><w:tr><0/></w:tr></w:tbl><w:p><w:pPr><w:pBdr><w:bottom w:val="single" w:color="0C9B6A" w:sz="8" w:space="4"/></w:pBdr><w:spacing w:after="80" w:before="280"/></w:pPr><w:r><w:rPr><w:rFonts w:ascii="Space Grotesk" w:cs="Space Grotesk" w:eastAsia="Space Grotesk" w:hAnsi="Space Grotesk"/><w:b/><w:bCs/><w:color w:val="0C9B6A"/><w:sz w:val="24"/><w:szCs w:val="24"/></w:rPr><w:t xml:space="preserve">EXPERIENCIA LABORAL</w:t></w:r></w:p><w:p><w:pPr><w:tabs><w:tab w:val="right" w:pos="9026"/></w:tabs><w:spacing w:after="20" w:before="160"/></w:pPr><w:r><w:rPr><w:rFonts w:ascii="Plus Jakarta Sans" w:cs="Plus Jakarta Sans" w:eastAsia="Plus Jakarta Sans" w:hAnsi="Plus Jakarta Sans"/><w:b/><w:bCs/><w:color w:val="0B1310"/><w:sz w:val="22"/><w:szCs w:val="22"/></w:rPr><w:t xml:space="preserve">Especialista en Datos &amp; Ingeniero de IA</w:t></w:r><w:r><w:rPr><w:sz w:val="22"/><w:szCs w:val="22"/></w:rPr><w:t xml:space="preserve">	</w:t></w:r><w:r><w:rPr><w:rFonts w:ascii="Plus Jakarta Sans" w:cs="Plus Jakarta Sans" w:eastAsia="Plus Jakarta Sans" w:hAnsi="Plus Jakarta Sans"/><w:b/><w:bCs/><w:color w:val="0C9B6A"/><w:sz w:val="20"/><w:szCs w:val="20"/></w:rPr><w:t xml:space="preserve">Mar 2026 – Actualidad</w:t></w:r></w:p><w:p><w:pPr><w:spacing w:after="60"/></w:pPr><w:r><w:rPr><w:rFonts w:ascii="Plus Jakarta Sans" w:cs="Plus Jakarta Sans" w:eastAsia="Plus Jakarta Sans" w:hAnsi="Plus Jakarta Sans"/><w:i/><w:iCs/><w:color w:val="5D6B64"/><w:sz w:val="20"/><w:szCs w:val="20"/></w:rPr><w:t xml:space="preserve">Freelance · Medellín</w:t></w:r></w:p><w:p><w:pPr><w:spacing w:after="40"/><w:ind w:left="360"/></w:pPr><w:r><w:rPr><w:rFonts w:ascii="Plus Jakarta Sans" w:cs="Plus Jakarta Sans" w:eastAsia="Plus Jakarta Sans" w:hAnsi="Plus Jakarta Sans"/><w:color w:val="0C9B6A"/><w:sz w:val="20"/><w:szCs w:val="20"/></w:rPr><w:t xml:space="preserve">→  </w:t></w:r><w:r><w:rPr><w:rFonts w:ascii="Plus Jakarta Sans" w:cs="Plus Jakarta Sans" w:eastAsia="Plus Jakarta Sans" w:hAnsi="Plus Jakarta Sans"/><w:color w:val="0B1310"/><w:sz w:val="20"/><w:szCs w:val="20"/></w:rPr><w:t xml:space="preserve">Diseñé agentes automatizados de investigación y generación de contenido con LangChain y APIs de OpenAI/Claude, reduciendo flujos administrativos manuales en 15 horas por semana.</w:t></w:r></w:p><w:p><w:pPr><w:spacing w:after="40"/><w:ind w:left="360"/></w:pPr><w:r><w:rPr><w:rFonts w:ascii="Plus Jakarta Sans" w:cs="Plus Jakarta Sans" w:eastAsia="Plus Jakarta Sans" w:hAnsi="Plus Jakarta Sans"/><w:color w:val="0C9B6A"/><w:sz w:val="20"/><w:szCs w:val="20"/></w:rPr><w:t xml:space="preserve">→  </w:t></w:r><w:r><w:rPr><w:rFonts w:ascii="Plus Jakarta Sans" w:cs="Plus Jakarta Sans" w:eastAsia="Plus Jakarta Sans" w:hAnsi="Plus Jakarta Sans"/><w:color w:val="0B1310"/><w:sz w:val="20"/><w:szCs w:val="20"/></w:rPr><w:t xml:space="preserve">Implementé protocolos de gobernanza y seguridad en IA: mitigación de alucinaciones, detección de sesgos y privacidad ética en despliegues LLM para stakeholders corporativos.</w:t></w:r></w:p><w:p><w:pPr><w:spacing w:after="40"/><w:ind w:left="360"/></w:pPr><w:r><w:rPr><w:rFonts w:ascii="Plus Jakarta Sans" w:cs="Plus Jakarta Sans" w:eastAsia="Plus Jakarta Sans" w:hAnsi="Plus Jakarta Sans"/><w:color w:val="0C9B6A"/><w:sz w:val="20"/><w:szCs w:val="20"/></w:rPr><w:t xml:space="preserve">→  </w:t></w:r><w:r><w:rPr><w:rFonts w:ascii="Plus Jakarta Sans" w:cs="Plus Jakarta Sans" w:eastAsia="Plus Jakarta Sans" w:hAnsi="Plus Jakarta Sans"/><w:color w:val="0B1310"/><w:sz w:val="20"/><w:szCs w:val="20"/></w:rPr><w:t xml:space="preserve">Construí y desplegué chatbots RAG y agentes de análisis financiero con FastAPI y bases de datos vectoriales (Pinecone, Chroma), automatizando el 100% del reporte semanal.</w:t></w:r></w:p><w:p><w:pPr><w:tabs><w:tab w:val="right" w:pos="9026"/></w:tabs><w:spacing w:after="20" w:before="160"/></w:pPr><w:r><w:rPr><w:rFonts w:ascii="Plus Jakarta Sans" w:cs="Plus Jakarta Sans" w:eastAsia="Plus Jakarta Sans" w:hAnsi="Plus Jakarta Sans"/><w:b/><w:bCs/><w:color w:val="0B1310"/><w:sz w:val="22"/><w:szCs w:val="22"/></w:rPr><w:t xml:space="preserve">Instructor de IA</w:t></w:r><w:r><w:rPr><w:sz w:val="22"/><w:szCs w:val="22"/></w:rPr><w:t xml:space="preserve">	</w:t></w:r><w:r><w:rPr><w:rFonts w:ascii="Plus Jakarta Sans" w:cs="Plus Jakarta Sans" w:eastAsia="Plus Jakarta Sans" w:hAnsi="Plus Jakarta Sans"/><w:b/><w:bCs/><w:color w:val="0C9B6A"/><w:sz w:val="20"/><w:szCs w:val="20"/></w:rPr><w:t xml:space="preserve">Oct – Dic 2025</w:t></w:r></w:p><w:p><w:pPr><w:spacing w:after="60"/></w:pPr><w:r><w:rPr><w:rFonts w:ascii="Plus Jakarta Sans" w:cs="Plus Jakarta Sans" w:eastAsia="Plus Jakarta Sans" w:hAnsi="Plus Jakarta Sans"/><w:i/><w:iCs/><w:color w:val="5D6B64"/><w:sz w:val="20"/><w:szCs w:val="20"/></w:rPr><w:t xml:space="preserve">CESDE · Medellín</w:t></w:r></w:p><w:p><w:pPr><w:spacing w:after="40"/><w:ind w:left="360"/></w:pPr><w:r><w:rPr><w:rFonts w:ascii="Plus Jakarta Sans" w:cs="Plus Jakarta Sans" w:eastAsia="Plus Jakarta Sans" w:hAnsi="Plus Jakarta Sans"/><w:color w:val="0C9B6A"/><w:sz w:val="20"/><w:szCs w:val="20"/></w:rPr><w:t xml:space="preserve">→  </w:t></w:r><w:r><w:rPr><w:rFonts w:ascii="Plus Jakarta Sans" w:cs="Plus Jakarta Sans" w:eastAsia="Plus Jakarta Sans" w:hAnsi="Plus Jakarta Sans"/><w:color w:val="0B1310"/><w:sz w:val="20"/><w:szCs w:val="20"/></w:rPr><w:t xml:space="preserve">Lideré la estrategia de habilitación en IA para más de 500 profesionales no técnicos, enseñando Ingeniería de Prompts avanzada y flujos RAG para aumentar la productividad operativa en un 25%.</w:t></w:r></w:p><w:p><w:pPr><w:spacing w:after="40"/><w:ind w:left="360"/></w:pPr><w:r><w:rPr><w:rFonts w:ascii="Plus Jakarta Sans" w:cs="Plus Jakarta Sans" w:eastAsia="Plus Jakarta Sans" w:hAnsi="Plus Jakarta Sans"/><w:color w:val="0C9B6A"/><w:sz w:val="20"/><w:szCs w:val="20"/></w:rPr><w:t xml:space="preserve">→  </w:t></w:r><w:r><w:rPr><w:rFonts w:ascii="Plus Jakarta Sans" w:cs="Plus Jakarta Sans" w:eastAsia="Plus Jakarta Sans" w:hAnsi="Plus Jakarta Sans"/><w:color w:val="0B1310"/><w:sz w:val="20"/><w:szCs w:val="20"/></w:rPr><w:t xml:space="preserve">Desarrollé y dicté currículo sobre IA Responsable: mitigación de sesgos, privacidad de datos e integración ética de LLMs (ChatGPT, Claude, Gemini) para líderes corporativos.</w:t></w:r></w:p><w:p><w:pPr><w:spacing w:after="40"/><w:ind w:left="360"/></w:pPr><w:r><w:rPr><w:rFonts w:ascii="Plus Jakarta Sans" w:cs="Plus Jakarta Sans" w:eastAsia="Plus Jakarta Sans" w:hAnsi="Plus Jakarta Sans"/><w:color w:val="0C9B6A"/><w:sz w:val="20"/><w:szCs w:val="20"/></w:rPr><w:t xml:space="preserve">→  </w:t></w:r><w:r><w:rPr><w:rFonts w:ascii="Plus Jakarta Sans" w:cs="Plus Jakarta Sans" w:eastAsia="Plus Jakarta Sans" w:hAnsi="Plus Jakarta Sans"/><w:color w:val="0B1310"/><w:sz w:val="20"/><w:szCs w:val="20"/></w:rPr><w:t xml:space="preserve">Automaticé flujos de trabajo con herramientas no-code/low-code, reduciendo el tiempo de tareas manuales en promedio 15 horas por semana por estudiante.</w:t></w:r></w:p><w:p><w:pPr><w:tabs><w:tab w:val="right" w:pos="9026"/></w:tabs><w:spacing w:after="20" w:before="160"/></w:pPr><w:r><w:rPr><w:rFonts w:ascii="Plus Jakarta Sans" w:cs="Plus Jakarta Sans" w:eastAsia="Plus Jakarta Sans" w:hAnsi="Plus Jakarta Sans"/><w:b/><w:bCs/><w:color w:val="0B1310"/><w:sz w:val="22"/><w:szCs w:val="22"/></w:rPr><w:t xml:space="preserve">Ingeniero de Datos &amp; Desarrollador Python</w:t></w:r><w:r><w:rPr><w:sz w:val="22"/><w:szCs w:val="22"/></w:rPr><w:t xml:space="preserve">	</w:t></w:r><w:r><w:rPr><w:rFonts w:ascii="Plus Jakarta Sans" w:cs="Plus Jakarta Sans" w:eastAsia="Plus Jakarta Sans" w:hAnsi="Plus Jakarta Sans"/><w:b/><w:bCs/><w:color w:val="0C9B6A"/><w:sz w:val="20"/><w:szCs w:val="20"/></w:rPr><w:t xml:space="preserve">Dic 2024 – Ago 2025</w:t></w:r></w:p><w:p><w:pPr><w:spacing w:after="60"/></w:pPr><w:r><w:rPr><w:rFonts w:ascii="Plus Jakarta Sans" w:cs="Plus Jakarta Sans" w:eastAsia="Plus Jakarta Sans" w:hAnsi="Plus Jakarta Sans"/><w:i/><w:iCs/><w:color w:val="5D6B64"/><w:sz w:val="20"/><w:szCs w:val="20"/></w:rPr><w:t xml:space="preserve">N-iX · Medellín</w:t></w:r></w:p><w:p><w:pPr><w:spacing w:after="40"/><w:ind w:left="360"/></w:pPr><w:r><w:rPr><w:rFonts w:ascii="Plus Jakarta Sans" w:cs="Plus Jakarta Sans" w:eastAsia="Plus Jakarta Sans" w:hAnsi="Plus Jakarta Sans"/><w:color w:val="0C9B6A"/><w:sz w:val="20"/><w:szCs w:val="20"/></w:rPr><w:t xml:space="preserve">→  </w:t></w:r><w:r><w:rPr><w:rFonts w:ascii="Plus Jakarta Sans" w:cs="Plus Jakarta Sans" w:eastAsia="Plus Jakarta Sans" w:hAnsi="Plus Jakarta Sans"/><w:color w:val="0B1310"/><w:sz w:val="20"/><w:szCs w:val="20"/></w:rPr><w:t xml:space="preserve">Orquesté la migración de modelos complejos de riesgo crediticio de R legado a Python productivo (FastAPI), reduciendo la latencia de ejecución un 40% y habilitando scoring en tiempo real.</w:t></w:r></w:p><w:p><w:pPr><w:spacing w:after="40"/><w:ind w:left="360"/></w:pPr><w:r><w:rPr><w:rFonts w:ascii="Plus Jakarta Sans" w:cs="Plus Jakarta Sans" w:eastAsia="Plus Jakarta Sans" w:hAnsi="Plus Jakarta Sans"/><w:color w:val="0C9B6A"/><w:sz w:val="20"/><w:szCs w:val="20"/></w:rPr><w:t xml:space="preserve">→  </w:t></w:r><w:r><w:rPr><w:rFonts w:ascii="Plus Jakarta Sans" w:cs="Plus Jakarta Sans" w:eastAsia="Plus Jakarta Sans" w:hAnsi="Plus Jakarta Sans"/><w:color w:val="0B1310"/><w:sz w:val="20"/><w:szCs w:val="20"/></w:rPr><w:t xml:space="preserve">Arquitecté pipelines ETL/ELT automatizados en AWS (Glue, S3, Redshift) para procesar datasets logísticos de múltiples terabytes, garantizando 99.9% de integridad de datos.</w:t></w:r></w:p><w:p><w:pPr><w:spacing w:after="40"/><w:ind w:left="360"/></w:pPr><w:r><w:rPr><w:rFonts w:ascii="Plus Jakarta Sans" w:cs="Plus Jakarta Sans" w:eastAsia="Plus Jakarta Sans" w:hAnsi="Plus Jakarta Sans"/><w:color w:val="0C9B6A"/><w:sz w:val="20"/><w:szCs w:val="20"/></w:rPr><w:t xml:space="preserve">→  </w:t></w:r><w:r><w:rPr><w:rFonts w:ascii="Plus Jakarta Sans" w:cs="Plus Jakarta Sans" w:eastAsia="Plus Jakarta Sans" w:hAnsi="Plus Jakarta Sans"/><w:color w:val="0B1310"/><w:sz w:val="20"/><w:szCs w:val="20"/></w:rPr><w:t xml:space="preserve">Diseñé suite de pruebas robusta con Pytest — 90% de cobertura de código, eliminando bugs críticos en catálogos de datos financieros de alto impacto.</w:t></w:r></w:p><w:p><w:pPr><w:spacing w:after="40"/><w:ind w:left="360"/></w:pPr><w:r><w:rPr><w:rFonts w:ascii="Plus Jakarta Sans" w:cs="Plus Jakarta Sans" w:eastAsia="Plus Jakarta Sans" w:hAnsi="Plus Jakarta Sans"/><w:color w:val="0C9B6A"/><w:sz w:val="20"/><w:szCs w:val="20"/></w:rPr><w:t xml:space="preserve">→  </w:t></w:r><w:r><w:rPr><w:rFonts w:ascii="Plus Jakarta Sans" w:cs="Plus Jakarta Sans" w:eastAsia="Plus Jakarta Sans" w:hAnsi="Plus Jakarta Sans"/><w:color w:val="0B1310"/><w:sz w:val="20"/><w:szCs w:val="20"/></w:rPr><w:t xml:space="preserve">Optimicé rendimiento SQL y modelado de datos (Star Schema), logrando 25% de reducción en costos de cómputo en la nube y dashboards BI más ágiles.</w:t></w:r></w:p><w:p><w:pPr><w:tabs><w:tab w:val="right" w:pos="9026"/></w:tabs><w:spacing w:after="20" w:before="160"/></w:pPr><w:r><w:rPr><w:rFonts w:ascii="Plus Jakarta Sans" w:cs="Plus Jakarta Sans" w:eastAsia="Plus Jakarta Sans" w:hAnsi="Plus Jakarta Sans"/><w:b/><w:bCs/><w:color w:val="0B1310"/><w:sz w:val="22"/><w:szCs w:val="22"/></w:rPr><w:t xml:space="preserve">Especialista en Datos &amp; Ingeniero Financiero</w:t></w:r><w:r><w:rPr><w:sz w:val="22"/><w:szCs w:val="22"/></w:rPr><w:t xml:space="preserve">	</w:t></w:r><w:r><w:rPr><w:rFonts w:ascii="Plus Jakarta Sans" w:cs="Plus Jakarta Sans" w:eastAsia="Plus Jakarta Sans" w:hAnsi="Plus Jakarta Sans"/><w:b/><w:bCs/><w:color w:val="0C9B6A"/><w:sz w:val="20"/><w:szCs w:val="20"/></w:rPr><w:t xml:space="preserve">Feb 2023 – Dic 2024</w:t></w:r></w:p><w:p><w:pPr><w:spacing w:after="60"/></w:pPr><w:r><w:rPr><w:rFonts w:ascii="Plus Jakarta Sans" w:cs="Plus Jakarta Sans" w:eastAsia="Plus Jakarta Sans" w:hAnsi="Plus Jakarta Sans"/><w:i/><w:iCs/><w:color w:val="5D6B64"/><w:sz w:val="20"/><w:szCs w:val="20"/></w:rPr><w:t xml:space="preserve">Freelance · Medellín</w:t></w:r></w:p><w:p><w:pPr><w:spacing w:after="40"/><w:ind w:left="360"/></w:pPr><w:r><w:rPr><w:rFonts w:ascii="Plus Jakarta Sans" w:cs="Plus Jakarta Sans" w:eastAsia="Plus Jakarta Sans" w:hAnsi="Plus Jakarta Sans"/><w:color w:val="0C9B6A"/><w:sz w:val="20"/><w:szCs w:val="20"/></w:rPr><w:t xml:space="preserve">→  </w:t></w:r><w:r><w:rPr><w:rFonts w:ascii="Plus Jakarta Sans" w:cs="Plus Jakarta Sans" w:eastAsia="Plus Jakarta Sans" w:hAnsi="Plus Jakarta Sans"/><w:color w:val="0B1310"/><w:sz w:val="20"/><w:szCs w:val="20"/></w:rPr><w:t xml:space="preserve">Diseñé e implementé dashboards financieros y REST APIs (FastAPI) para clientes corporativos, automatizando el 100% de los ciclos de reporte financiero semanal.</w:t></w:r></w:p><w:p><w:pPr><w:spacing w:after="40"/><w:ind w:left="360"/></w:pPr><w:r><w:rPr><w:rFonts w:ascii="Plus Jakarta Sans" w:cs="Plus Jakarta Sans" w:eastAsia="Plus Jakarta Sans" w:hAnsi="Plus Jakarta Sans"/><w:color w:val="0C9B6A"/><w:sz w:val="20"/><w:szCs w:val="20"/></w:rPr><w:t xml:space="preserve">→  </w:t></w:r><w:r><w:rPr><w:rFonts w:ascii="Plus Jakarta Sans" w:cs="Plus Jakarta Sans" w:eastAsia="Plus Jakarta Sans" w:hAnsi="Plus Jakarta Sans"/><w:color w:val="0B1310"/><w:sz w:val="20"/><w:szCs w:val="20"/></w:rPr><w:t xml:space="preserve">Construí modelos predictivos de series de tiempo para pronóstico de variables económicas, superando benchmarks manuales previos en un 20% de precisión predictiva.</w:t></w:r></w:p><w:p><w:pPr><w:spacing w:after="40"/><w:ind w:left="360"/></w:pPr><w:r><w:rPr><w:rFonts w:ascii="Plus Jakarta Sans" w:cs="Plus Jakarta Sans" w:eastAsia="Plus Jakarta Sans" w:hAnsi="Plus Jakarta Sans"/><w:color w:val="0C9B6A"/><w:sz w:val="20"/><w:szCs w:val="20"/></w:rPr><w:t xml:space="preserve">→  </w:t></w:r><w:r><w:rPr><w:rFonts w:ascii="Plus Jakarta Sans" w:cs="Plus Jakarta Sans" w:eastAsia="Plus Jakarta Sans" w:hAnsi="Plus Jakarta Sans"/><w:color w:val="0B1310"/><w:sz w:val="20"/><w:szCs w:val="20"/></w:rPr><w:t xml:space="preserve">Administré entornos Snowflake &amp; AWS para medianas empresas, implementando mejores prácticas de DataOps que redujeron el tiempo de inactividad de datos en un 65%.</w:t></w:r></w:p><w:p><w:pPr><w:tabs><w:tab w:val="right" w:pos="9026"/></w:tabs><w:spacing w:after="20" w:before="160"/></w:pPr><w:r><w:rPr><w:rFonts w:ascii="Plus Jakarta Sans" w:cs="Plus Jakarta Sans" w:eastAsia="Plus Jakarta Sans" w:hAnsi="Plus Jakarta Sans"/><w:b/><w:bCs/><w:color w:val="0B1310"/><w:sz w:val="22"/><w:szCs w:val="22"/></w:rPr><w:t xml:space="preserve">Científico de Datos &amp; Analista de Project Finance</w:t></w:r><w:r><w:rPr><w:sz w:val="22"/><w:szCs w:val="22"/></w:rPr><w:t xml:space="preserve">	</w:t></w:r><w:r><w:rPr><w:rFonts w:ascii="Plus Jakarta Sans" w:cs="Plus Jakarta Sans" w:eastAsia="Plus Jakarta Sans" w:hAnsi="Plus Jakarta Sans"/><w:b/><w:bCs/><w:color w:val="0C9B6A"/><w:sz w:val="20"/><w:szCs w:val="20"/></w:rPr><w:t xml:space="preserve">Ago 2021 – Ene 2023</w:t></w:r></w:p><w:p><w:pPr><w:spacing w:after="60"/></w:pPr><w:r><w:rPr><w:rFonts w:ascii="Plus Jakarta Sans" w:cs="Plus Jakarta Sans" w:eastAsia="Plus Jakarta Sans" w:hAnsi="Plus Jakarta Sans"/><w:i/><w:iCs/><w:color w:val="5D6B64"/><w:sz w:val="20"/><w:szCs w:val="20"/></w:rPr><w:t xml:space="preserve">Colanta · Medellín</w:t></w:r></w:p><w:p><w:pPr><w:spacing w:after="40"/><w:ind w:left="360"/></w:pPr><w:r><w:rPr><w:rFonts w:ascii="Plus Jakarta Sans" w:cs="Plus Jakarta Sans" w:eastAsia="Plus Jakarta Sans" w:hAnsi="Plus Jakarta Sans"/><w:color w:val="0C9B6A"/><w:sz w:val="20"/><w:szCs w:val="20"/></w:rPr><w:t xml:space="preserve">→  </w:t></w:r><w:r><w:rPr><w:rFonts w:ascii="Plus Jakarta Sans" w:cs="Plus Jakarta Sans" w:eastAsia="Plus Jakarta Sans" w:hAnsi="Plus Jakarta Sans"/><w:color w:val="0B1310"/><w:sz w:val="20"/><w:szCs w:val="20"/></w:rPr><w:t xml:space="preserve">Desarrollé y desplegué modelos de predicción de demanda con PyTorch y Scikit-learn (+15% de precisión), generando ahorros estimados de $200K en desperdicios logísticos anuales.</w:t></w:r></w:p><w:p><w:pPr><w:spacing w:after="40"/><w:ind w:left="360"/></w:pPr><w:r><w:rPr><w:rFonts w:ascii="Plus Jakarta Sans" w:cs="Plus Jakarta Sans" w:eastAsia="Plus Jakarta Sans" w:hAnsi="Plus Jakarta Sans"/><w:color w:val="0C9B6A"/><w:sz w:val="20"/><w:szCs w:val="20"/></w:rPr><w:t xml:space="preserve">→  </w:t></w:r><w:r><w:rPr><w:rFonts w:ascii="Plus Jakarta Sans" w:cs="Plus Jakarta Sans" w:eastAsia="Plus Jakarta Sans" w:hAnsi="Plus Jakarta Sans"/><w:color w:val="0B1310"/><w:sz w:val="20"/><w:szCs w:val="20"/></w:rPr><w:t xml:space="preserve">Usé PySpark en AWS para procesar grandes volúmenes de datos contables, identificando más de $50K en irregularidades fiscales mediante ingeniería de características avanzada.</w:t></w:r></w:p><w:p><w:pPr><w:spacing w:after="40"/><w:ind w:left="360"/></w:pPr><w:r><w:rPr><w:rFonts w:ascii="Plus Jakarta Sans" w:cs="Plus Jakarta Sans" w:eastAsia="Plus Jakarta Sans" w:hAnsi="Plus Jakarta Sans"/><w:color w:val="0C9B6A"/><w:sz w:val="20"/><w:szCs w:val="20"/></w:rPr><w:t xml:space="preserve">→  </w:t></w:r><w:r><w:rPr><w:rFonts w:ascii="Plus Jakarta Sans" w:cs="Plus Jakarta Sans" w:eastAsia="Plus Jakarta Sans" w:hAnsi="Plus Jakarta Sans"/><w:color w:val="0B1310"/><w:sz w:val="20"/><w:szCs w:val="20"/></w:rPr><w:t xml:space="preserve">Visualicé KPIs financieros críticos con Power BI y Qlik Sense, reduciendo el tiempo de análisis de evaluaciones de riesgo trimestrales de días a minutos.</w:t></w:r></w:p><w:p><w:pPr><w:pBdr><w:bottom w:val="single" w:color="0C9B6A" w:sz="8" w:space="4"/></w:pBdr><w:spacing w:after="80" w:before="280"/></w:pPr><w:r><w:rPr><w:rFonts w:ascii="Space Grotesk" w:cs="Space Grotesk" w:eastAsia="Space Grotesk" w:hAnsi="Space Grotesk"/><w:b/><w:bCs/><w:color w:val="0C9B6A"/><w:sz w:val="24"/><w:szCs w:val="24"/></w:rPr><w:t xml:space="preserve">HABILIDADES TÉCNICAS</w:t></w:r></w:p><w:tbl><w:tblPr><w:tblW w:type="dxa" w:w="9360"/><w:tblBorders><w:top w:val="single" w:color="auto" w:sz="4"/><w:left w:val="single" w:color="auto" w:sz="4"/><w:bottom w:val="single" w:color="auto" w:sz="4"/><w:right w:val="single" w:color="auto" w:sz="4"/><w:insideH w:val="single" w:color="auto" w:sz="4"/><w:insideV w:val="single" w:color="auto" w:sz="4"/></w:tblBorders></w:tblPr><w:tblGrid><w:gridCol w:w="2000"/><w:gridCol w:w="7360"/></w:tblGrid><w:tr><w:tc><w:tcPr><w:tcW w:type="dxa" w:w="2000"/><w:tcBorders><w:top w:val="none" w:color="FFFFFF" w:sz="0"/><w:left w:val="none" w:color="FFFFFF" w:sz="0"/><w:bottom w:val="none" w:color="FFFFFF" w:sz="0"/><w:right w:val="none" w:color="FFFFFF" w:sz="0"/></w:tcBorders><w:shd w:fill="EEF9F3" w:val="clear"/><w:tcMar><w:top w:type="dxa" w:w="80"/><w:left w:type="dxa" w:w="120"/><w:bottom w:type="dxa" w:w="80"/><w:right w:type="dxa" w:w="120"/></w:tcMar></w:tcPr><w:p><w:r><w:rPr><w:rFonts w:ascii="Plus Jakarta Sans" w:cs="Plus Jakarta Sans" w:eastAsia="Plus Jakarta Sans" w:hAnsi="Plus Jakarta Sans"/><w:b/><w:bCs/><w:color w:val="0C9B6A"/><w:sz w:val="19"/><w:szCs w:val="19"/></w:rPr><w:t xml:space="preserve">IA &amp; LLM</w:t></w:r></w:p></w:tc><w:tc><w:tcPr><w:tcW w:type="dxa" w:w="7360"/><w:tcBorders><w:top w:val="none" w:color="FFFFFF" w:sz="0"/><w:left w:val="none" w:color="FFFFFF" w:sz="0"/><w:bottom w:val="none" w:color="FFFFFF" w:sz="0"/><w:right w:val="none" w:color="FFFFFF" w:sz="0"/></w:tcBorders><w:tcMar><w:top w:type="dxa" w:w="80"/><w:left w:type="dxa" w:w="160"/><w:bottom w:type="dxa" w:w="80"/><w:right w:type="dxa" w:w="120"/></w:tcMar></w:tcPr><w:p><w:r><w:rPr><w:rFonts w:ascii="Plus Jakarta Sans" w:cs="Plus Jakarta Sans" w:eastAsia="Plus Jakarta Sans" w:hAnsi="Plus Jakarta Sans"/><w:color w:val="0B1310"/><w:sz w:val="19"/><w:szCs w:val="19"/></w:rPr><w:t xml:space="preserve">RAG Pipelines · Arquitecturas Agénticas · Mitigación de Alucinaciones · Prompt Engineering · LangChain · OpenAI / Claude · IA Ética</w:t></w:r></w:p></w:tc></w:tr><w:tr><w:tc><w:tcPr><w:tcW w:type="dxa" w:w="2000"/><w:tcBorders><w:top w:val="none" w:color="FFFFFF" w:sz="0"/><w:left w:val="none" w:color="FFFFFF" w:sz="0"/><w:bottom w:val="none" w:color="FFFFFF" w:sz="0"/><w:right w:val="none" w:color="FFFFFF" w:sz="0"/></w:tcBorders><w:shd w:fill="EEF9F3" w:val="clear"/><w:tcMar><w:top w:type="dxa" w:w="80"/><w:left w:type="dxa" w:w="120"/><w:bottom w:type="dxa" w:w="80"/><w:right w:type="dxa" w:w="120"/></w:tcMar></w:tcPr><w:p><w:r><w:rPr><w:rFonts w:ascii="Plus Jakarta Sans" w:cs="Plus Jakarta Sans" w:eastAsia="Plus Jakarta Sans" w:hAnsi="Plus Jakarta Sans"/><w:b/><w:bCs/><w:color w:val="0C9B6A"/><w:sz w:val="19"/><w:szCs w:val="19"/></w:rPr><w:t xml:space="preserve">MLOps</w:t></w:r></w:p></w:tc><w:tc><w:tcPr><w:tcW w:type="dxa" w:w="7360"/><w:tcBorders><w:top w:val="none" w:color="FFFFFF" w:sz="0"/><w:left w:val="none" w:color="FFFFFF" w:sz="0"/><w:bottom w:val="none" w:color="FFFFFF" w:sz="0"/><w:right w:val="none" w:color="FFFFFF" w:sz="0"/></w:tcBorders><w:tcMar><w:top w:type="dxa" w:w="80"/><w:left w:type="dxa" w:w="160"/><w:bottom w:type="dxa" w:w="80"/><w:right w:type="dxa" w:w="120"/></w:tcMar></w:tcPr><w:p><w:r><w:rPr><w:rFonts w:ascii="Plus Jakarta Sans" w:cs="Plus Jakarta Sans" w:eastAsia="Plus Jakarta Sans" w:hAnsi="Plus Jakarta Sans"/><w:color w:val="0B1310"/><w:sz w:val="19"/><w:szCs w:val="19"/></w:rPr><w:t xml:space="preserve">Docker · FastAPI · Kubernetes · Snowflake · AWS · MLflow · DVC · Airflow · ETL/ELT · Terraform</w:t></w:r></w:p></w:tc></w:tr><w:tr><w:tc><w:tcPr><w:tcW w:type="dxa" w:w="2000"/><w:tcBorders><w:top w:val="none" w:color="FFFFFF" w:sz="0"/><w:left w:val="none" w:color="FFFFFF" w:sz="0"/><w:bottom w:val="none" w:color="FFFFFF" w:sz="0"/><w:right w:val="none" w:color="FFFFFF" w:sz="0"/></w:tcBorders><w:shd w:fill="EEF9F3" w:val="clear"/><w:tcMar><w:top w:type="dxa" w:w="80"/><w:left w:type="dxa" w:w="120"/><w:bottom w:type="dxa" w:w="80"/><w:right w:type="dxa" w:w="120"/></w:tcMar></w:tcPr><w:p><w:r><w:rPr><w:rFonts w:ascii="Plus Jakarta Sans" w:cs="Plus Jakarta Sans" w:eastAsia="Plus Jakarta Sans" w:hAnsi="Plus Jakarta Sans"/><w:b/><w:bCs/><w:color w:val="0C9B6A"/><w:sz w:val="19"/><w:szCs w:val="19"/></w:rPr><w:t xml:space="preserve">Lenguajes</w:t></w:r></w:p></w:tc><w:tc><w:tcPr><w:tcW w:type="dxa" w:w="7360"/><w:tcBorders><w:top w:val="none" w:color="FFFFFF" w:sz="0"/><w:left w:val="none" w:color="FFFFFF" w:sz="0"/><w:bottom w:val="none" w:color="FFFFFF" w:sz="0"/><w:right w:val="none" w:color="FFFFFF" w:sz="0"/></w:tcBorders><w:tcMar><w:top w:type="dxa" w:w="80"/><w:left w:type="dxa" w:w="160"/><w:bottom w:type="dxa" w:w="80"/><w:right w:type="dxa" w:w="120"/></w:tcMar></w:tcPr><w:p><w:r><w:rPr><w:rFonts w:ascii="Plus Jakarta Sans" w:cs="Plus Jakarta Sans" w:eastAsia="Plus Jakarta Sans" w:hAnsi="Plus Jakarta Sans"/><w:color w:val="0B1310"/><w:sz w:val="19"/><w:szCs w:val="19"/></w:rPr><w:t xml:space="preserve">Python · SQL · R · JavaScript</w:t></w:r></w:p></w:tc></w:tr><w:tr><w:tc><w:tcPr><w:tcW w:type="dxa" w:w="2000"/><w:tcBorders><w:top w:val="none" w:color="FFFFFF" w:sz="0"/><w:left w:val="none" w:color="FFFFFF" w:sz="0"/><w:bottom w:val="none" w:color="FFFFFF" w:sz="0"/><w:right w:val="none" w:color="FFFFFF" w:sz="0"/></w:tcBorders><w:shd w:fill="EEF9F3" w:val="clear"/><w:tcMar><w:top w:type="dxa" w:w="80"/><w:left w:type="dxa" w:w="120"/><w:bottom w:type="dxa" w:w="80"/><w:right w:type="dxa" w:w="120"/></w:tcMar></w:tcPr><w:p><w:r><w:rPr><w:rFonts w:ascii="Plus Jakarta Sans" w:cs="Plus Jakarta Sans" w:eastAsia="Plus Jakarta Sans" w:hAnsi="Plus Jakarta Sans"/><w:b/><w:bCs/><w:color w:val="0C9B6A"/><w:sz w:val="19"/><w:szCs w:val="19"/></w:rPr><w:t xml:space="preserve">Ingeniería Financiera</w:t></w:r></w:p></w:tc><w:tc><w:tcPr><w:tcW w:type="dxa" w:w="7360"/><w:tcBorders><w:top w:val="none" w:color="FFFFFF" w:sz="0"/><w:left w:val="none" w:color="FFFFFF" w:sz="0"/><w:bottom w:val="none" w:color="FFFFFF" w:sz="0"/><w:right w:val="none" w:color="FFFFFF" w:sz="0"/></w:tcBorders><w:tcMar><w:top w:type="dxa" w:w="80"/><w:left w:type="dxa" w:w="160"/><w:bottom w:type="dxa" w:w="80"/><w:right w:type="dxa" w:w="120"/></w:tcMar></w:tcPr><w:p><w:r><w:rPr><w:rFonts w:ascii="Plus Jakarta Sans" w:cs="Plus Jakarta Sans" w:eastAsia="Plus Jakarta Sans" w:hAnsi="Plus Jakarta Sans"/><w:color w:val="0B1310"/><w:sz w:val="19"/><w:szCs w:val="19"/></w:rPr><w:t xml:space="preserve">Gestión de Riesgo · Modelado VaR · Análisis de Riesgo Estocástico · Series de Tiempo · Algoritmos Tributarios</w:t></w:r></w:p></w:tc></w:tr><w:tr><w:tc><w:tcPr><w:tcW w:type="dxa" w:w="2000"/><w:tcBorders><w:top w:val="none" w:color="FFFFFF" w:sz="0"/><w:left w:val="none" w:color="FFFFFF" w:sz="0"/><w:bottom w:val="none" w:color="FFFFFF" w:sz="0"/><w:right w:val="none" w:color="FFFFFF" w:sz="0"/></w:tcBorders><w:shd w:fill="EEF9F3" w:val="clear"/><w:tcMar><w:top w:type="dxa" w:w="80"/><w:left w:type="dxa" w:w="120"/><w:bottom w:type="dxa" w:w="80"/><w:right w:type="dxa" w:w="120"/></w:tcMar></w:tcPr><w:p><w:r><w:rPr><w:rFonts w:ascii="Plus Jakarta Sans" w:cs="Plus Jakarta Sans" w:eastAsia="Plus Jakarta Sans" w:hAnsi="Plus Jakarta Sans"/><w:b/><w:bCs/><w:color w:val="0C9B6A"/><w:sz w:val="19"/><w:szCs w:val="19"/></w:rPr><w:t xml:space="preserve">Datos &amp; BI</w:t></w:r></w:p></w:tc><w:tc><w:tcPr><w:tcW w:type="dxa" w:w="7360"/><w:tcBorders><w:top w:val="none" w:color="FFFFFF" w:sz="0"/><w:left w:val="none" w:color="FFFFFF" w:sz="0"/><w:bottom w:val="none" w:color="FFFFFF" w:sz="0"/><w:right w:val="none" w:color="FFFFFF" w:sz="0"/></w:tcBorders><w:tcMar><w:top w:type="dxa" w:w="80"/><w:left w:type="dxa" w:w="160"/><w:bottom w:type="dxa" w:w="80"/><w:right w:type="dxa" w:w="120"/></w:tcMar></w:tcPr><w:p><w:r><w:rPr><w:rFonts w:ascii="Plus Jakarta Sans" w:cs="Plus Jakarta Sans" w:eastAsia="Plus Jakarta Sans" w:hAnsi="Plus Jakarta Sans"/><w:color w:val="0B1310"/><w:sz w:val="19"/><w:szCs w:val="19"/></w:rPr><w:t xml:space="preserve">PySpark · PostgreSQL · Pinecone · Chroma · Power BI · Qlik Sense · Redshift</w:t></w:r></w:p></w:tc></w:tr></w:tbl><w:p><w:pPr><w:pBdr><w:bottom w:val="single" w:color="0C9B6A" w:sz="8" w:space="4"/></w:pBdr><w:spacing w:after="80" w:before="280"/></w:pPr><w:r><w:rPr><w:rFonts w:ascii="Space Grotesk" w:cs="Space Grotesk" w:eastAsia="Space Grotesk" w:hAnsi="Space Grotesk"/><w:b/><w:bCs/><w:color w:val="0C9B6A"/><w:sz w:val="24"/><w:szCs w:val="24"/></w:rPr><w:t xml:space="preserve">FORMACIÓN ACADÉMICA</w:t></w:r></w:p><w:tbl><w:tblPr><w:tblW w:type="dxa" w:w="9360"/><w:tblBorders><w:top w:val="single" w:color="auto" w:sz="4"/><w:left w:val="single" w:color="auto" w:sz="4"/><w:bottom w:val="single" w:color="auto" w:sz="4"/><w:right w:val="single" w:color="auto" w:sz="4"/><w:insideH w:val="single" w:color="auto" w:sz="4"/><w:insideV w:val="single" w:color="auto" w:sz="4"/></w:tblBorders></w:tblPr><w:tblGrid><w:gridCol w:w="1100"/><w:gridCol w:w="8260"/></w:tblGrid><w:tr><w:tc><w:tcPr><w:tcW w:type="dxa" w:w="1100"/><w:tcBorders><w:top w:val="none" w:color="FFFFFF" w:sz="0"/><w:left w:val="none" w:color="FFFFFF" w:sz="0"/><w:bottom w:val="none" w:color="FFFFFF" w:sz="0"/><w:right w:val="none" w:color="FFFFFF" w:sz="0"/></w:tcBorders><w:shd w:fill="F1F4F1" w:val="clear"/><w:tcMar><w:top w:type="dxa" w:w="80"/><w:left w:type="dxa" w:w="120"/><w:bottom w:type="dxa" w:w="80"/><w:right w:type="dxa" w:w="120"/></w:tcMar></w:tcPr><w:p><w:r><w:rPr><w:rFonts w:ascii="Plus Jakarta Sans" w:cs="Plus Jakarta Sans" w:eastAsia="Plus Jakarta Sans" w:hAnsi="Plus Jakarta Sans"/><w:b/><w:bCs/><w:color w:val="0C9B6A"/><w:sz w:val="20"/><w:szCs w:val="20"/></w:rPr><w:t xml:space="preserve">2021</w:t></w:r></w:p></w:tc><w:tc><w:tcPr><w:tcW w:type="dxa" w:w="8260"/><w:tcBorders><w:top w:val="none" w:color="FFFFFF" w:sz="0"/><w:left w:val="none" w:color="FFFFFF" w:sz="0"/><w:bottom w:val="none" w:color="FFFFFF" w:sz="0"/><w:right w:val="none" w:color="FFFFFF" w:sz="0"/></w:tcBorders><w:tcMar><w:top w:type="dxa" w:w="80"/><w:left w:type="dxa" w:w="200"/><w:bottom w:type="dxa" w:w="80"/><w:right w:type="dxa" w:w="120"/></w:tcMar></w:tcPr><w:p><w:pPr><w:spacing w:after="20"/></w:pPr><w:r><w:rPr><w:rFonts w:ascii="Plus Jakarta Sans" w:cs="Plus Jakarta Sans" w:eastAsia="Plus Jakarta Sans" w:hAnsi="Plus Jakarta Sans"/><w:b/><w:bCs/><w:color w:val="0B1310"/><w:sz w:val="20"/><w:szCs w:val="20"/></w:rPr><w:t xml:space="preserve">Posgrado en Gestión de Riesgo Financiero</w:t></w:r></w:p><w:p><w:pPr><w:spacing w:after="20"/></w:pPr><w:r><w:rPr><w:rFonts w:ascii="Plus Jakarta Sans" w:cs="Plus Jakarta Sans" w:eastAsia="Plus Jakarta Sans" w:hAnsi="Plus Jakarta Sans"/><w:i/><w:iCs/><w:color w:val="5D6B64"/><w:sz w:val="19"/><w:szCs w:val="19"/></w:rPr><w:t xml:space="preserve">Universidad de Medellín</w:t></w:r></w:p><w:p><w:r><w:rPr><w:rFonts w:ascii="Plus Jakarta Sans" w:cs="Plus Jakarta Sans" w:eastAsia="Plus Jakarta Sans" w:hAnsi="Plus Jakarta Sans"/><w:color w:val="5D6B64"/><w:sz w:val="18"/><w:szCs w:val="18"/></w:rPr><w:t xml:space="preserve">Modelado ML, Valor en Riesgo (VaR) y análisis de riesgo estocástico.</w:t></w:r></w:p></w:tc></w:tr><w:tr><w:tc><w:tcPr><w:tcW w:type="dxa" w:w="1100"/><w:tcBorders><w:top w:val="none" w:color="FFFFFF" w:sz="0"/><w:left w:val="none" w:color="FFFFFF" w:sz="0"/><w:bottom w:val="none" w:color="FFFFFF" w:sz="0"/><w:right w:val="none" w:color="FFFFFF" w:sz="0"/></w:tcBorders><w:shd w:fill="F1F4F1" w:val="clear"/><w:tcMar><w:top w:type="dxa" w:w="80"/><w:left w:type="dxa" w:w="120"/><w:bottom w:type="dxa" w:w="80"/><w:right w:type="dxa" w:w="120"/></w:tcMar></w:tcPr><w:p><w:r><w:rPr><w:rFonts w:ascii="Plus Jakarta Sans" w:cs="Plus Jakarta Sans" w:eastAsia="Plus Jakarta Sans" w:hAnsi="Plus Jakarta Sans"/><w:b/><w:bCs/><w:color w:val="0C9B6A"/><w:sz w:val="20"/><w:szCs w:val="20"/></w:rPr><w:t xml:space="preserve">2020</w:t></w:r></w:p></w:tc><w:tc><w:tcPr><w:tcW w:type="dxa" w:w="8260"/><w:tcBorders><w:top w:val="none" w:color="FFFFFF" w:sz="0"/><w:left w:val="none" w:color="FFFFFF" w:sz="0"/><w:bottom w:val="none" w:color="FFFFFF" w:sz="0"/><w:right w:val="none" w:color="FFFFFF" w:sz="0"/></w:tcBorders><w:tcMar><w:top w:type="dxa" w:w="80"/><w:left w:type="dxa" w:w="200"/><w:bottom w:type="dxa" w:w="80"/><w:right w:type="dxa" w:w="120"/></w:tcMar></w:tcPr><w:p><w:pPr><w:spacing w:after="20"/></w:pPr><w:r><w:rPr><w:rFonts w:ascii="Plus Jakarta Sans" w:cs="Plus Jakarta Sans" w:eastAsia="Plus Jakarta Sans" w:hAnsi="Plus Jakarta Sans"/><w:b/><w:bCs/><w:color w:val="0B1310"/><w:sz w:val="20"/><w:szCs w:val="20"/></w:rPr><w:t xml:space="preserve">Posgrado en Legislación Tributaria</w:t></w:r></w:p><w:p><w:pPr><w:spacing w:after="20"/></w:pPr><w:r><w:rPr><w:rFonts w:ascii="Plus Jakarta Sans" w:cs="Plus Jakarta Sans" w:eastAsia="Plus Jakarta Sans" w:hAnsi="Plus Jakarta Sans"/><w:i/><w:iCs/><w:color w:val="5D6B64"/><w:sz w:val="19"/><w:szCs w:val="19"/></w:rPr><w:t xml:space="preserve">UNAULA</w:t></w:r></w:p><w:p><w:r><w:rPr><w:rFonts w:ascii="Plus Jakarta Sans" w:cs="Plus Jakarta Sans" w:eastAsia="Plus Jakarta Sans" w:hAnsi="Plus Jakarta Sans"/><w:color w:val="5D6B64"/><w:sz w:val="18"/><w:szCs w:val="18"/></w:rPr><w:t xml:space="preserve">Algoritmos de cumplimiento tributario, reporte regulatorio automatizado e integridad de datos fiscales.</w:t></w:r></w:p></w:tc></w:tr><w:tr><w:tc><w:tcPr><w:tcW w:type="dxa" w:w="1100"/><w:tcBorders><w:top w:val="none" w:color="FFFFFF" w:sz="0"/><w:left w:val="none" w:color="FFFFFF" w:sz="0"/><w:bottom w:val="none" w:color="FFFFFF" w:sz="0"/><w:right w:val="none" w:color="FFFFFF" w:sz="0"/></w:tcBorders><w:shd w:fill="F1F4F1" w:val="clear"/><w:tcMar><w:top w:type="dxa" w:w="80"/><w:left w:type="dxa" w:w="120"/><w:bottom w:type="dxa" w:w="80"/><w:right w:type="dxa" w:w="120"/></w:tcMar></w:tcPr><w:p><w:r><w:rPr><w:rFonts w:ascii="Plus Jakarta Sans" w:cs="Plus Jakarta Sans" w:eastAsia="Plus Jakarta Sans" w:hAnsi="Plus Jakarta Sans"/><w:b/><w:bCs/><w:color w:val="0C9B6A"/><w:sz w:val="20"/><w:szCs w:val="20"/></w:rPr><w:t xml:space="preserve">2018</w:t></w:r></w:p></w:tc><w:tc><w:tcPr><w:tcW w:type="dxa" w:w="8260"/><w:tcBorders><w:top w:val="none" w:color="FFFFFF" w:sz="0"/><w:left w:val="none" w:color="FFFFFF" w:sz="0"/><w:bottom w:val="none" w:color="FFFFFF" w:sz="0"/><w:right w:val="none" w:color="FFFFFF" w:sz="0"/></w:tcBorders><w:tcMar><w:top w:type="dxa" w:w="80"/><w:left w:type="dxa" w:w="200"/><w:bottom w:type="dxa" w:w="80"/><w:right w:type="dxa" w:w="120"/></w:tcMar></w:tcPr><w:p><w:pPr><w:spacing w:after="20"/></w:pPr><w:r><w:rPr><w:rFonts w:ascii="Plus Jakarta Sans" w:cs="Plus Jakarta Sans" w:eastAsia="Plus Jakarta Sans" w:hAnsi="Plus Jakarta Sans"/><w:b/><w:bCs/><w:color w:val="0B1310"/><w:sz w:val="20"/><w:szCs w:val="20"/></w:rPr><w:t xml:space="preserve">Ingeniero Financiero — Pregrado</w:t></w:r></w:p><w:p><w:pPr><w:spacing w:after="20"/></w:pPr><w:r><w:rPr><w:rFonts w:ascii="Plus Jakarta Sans" w:cs="Plus Jakarta Sans" w:eastAsia="Plus Jakarta Sans" w:hAnsi="Plus Jakarta Sans"/><w:i/><w:iCs/><w:color w:val="5D6B64"/><w:sz w:val="19"/><w:szCs w:val="19"/></w:rPr><w:t xml:space="preserve">Universidad de Medellín</w:t></w:r></w:p><w:p><w:r><w:rPr><w:rFonts w:ascii="Plus Jakarta Sans" w:cs="Plus Jakarta Sans" w:eastAsia="Plus Jakarta Sans" w:hAnsi="Plus Jakarta Sans"/><w:color w:val="5D6B64"/><w:sz w:val="18"/><w:szCs w:val="18"/></w:rPr><w:t xml:space="preserve">Carrera cuantitativa de cinco años — base que une finanzas e ingeniería.</w:t></w:r></w:p></w:tc></w:tr></w:tbl><w:p><w:pPr><w:pBdr><w:bottom w:val="single" w:color="0C9B6A" w:sz="8" w:space="4"/></w:pBdr><w:spacing w:after="80" w:before="280"/></w:pPr><w:r><w:rPr><w:rFonts w:ascii="Space Grotesk" w:cs="Space Grotesk" w:eastAsia="Space Grotesk" w:hAnsi="Space Grotesk"/><w:b/><w:bCs/><w:color w:val="0C9B6A"/><w:sz w:val="24"/><w:szCs w:val="24"/></w:rPr><w:t xml:space="preserve">FORMACIÓN COMPLEMENTARIA</w:t></w:r></w:p><w:p><w:pPr><w:spacing w:after="0"/></w:pPr><w:r><w:rPr><w:rFonts w:ascii="Plus Jakarta Sans" w:cs="Plus Jakarta Sans" w:eastAsia="Plus Jakarta Sans" w:hAnsi="Plus Jakarta Sans"/><w:color w:val="0B1310"/><w:sz w:val="19"/><w:szCs w:val="19"/></w:rPr><w:t xml:space="preserve">Front-End Developer · Oracle ONE  ·  Data Science 4 All · Correlation One  ·  Data Scientist · Digital House  ·  Data Scientist · EAFIT  ·  Front-End · Comfenalco Antioquia  ·  Certificaciones Coursera &amp; LinkedIn Learning (2020–2023)</w:t></w:r></w:p><w:p><w:pPr><w:pBdr><w:bottom w:val="single" w:color="0C9B6A" w:sz="8" w:space="4"/></w:pBdr><w:spacing w:after="80" w:before="280"/></w:pPr><w:r><w:rPr><w:rFonts w:ascii="Space Grotesk" w:cs="Space Grotesk" w:eastAsia="Space Grotesk" w:hAnsi="Space Grotesk"/><w:b/><w:bCs/><w:color w:val="0C9B6A"/><w:sz w:val="24"/><w:szCs w:val="24"/></w:rPr><w:t xml:space="preserve">IDIOMAS</w:t></w:r></w:p><w:p><w:r><w:rPr><w:rFonts w:ascii="Plus Jakarta Sans" w:cs="Plus Jakarta Sans" w:eastAsia="Plus Jakarta Sans" w:hAnsi="Plus Jakarta Sans"/><w:color w:val="0B1310"/><w:sz w:val="20"/><w:szCs w:val="20"/></w:rPr><w:t xml:space="preserve">Español — Nativo     |     Inglés — Profesional (B2)</w:t></w:r></w:p><w:sectPr><w:pgSz w:w="12240" w:h="15840" w:orient="portrait"/><w:pgMar w:top="1080" w:right="1080" w:bottom="1080" w:left="1080" w:header="708" w:footer="708" w:gutter="0"/><w:pgNumType/><w:docGrid w:linePitch="360"/></w:sectPr></w:body></w:document>
+<file path=word/document.xml><?xml version="1.0" encoding="UTF-8" standalone="yes"?><w:document mc:Ignorable="w14 w15 wp14" xmlns:wpc="http://schemas.microsoft.com/office/word/2010/wordprocessingCanvas" xmlns:mc="http://schemas.openxmlformats.org/markup-compatibility/2006" xmlns:o="urn:schemas-microsoft-com:office:office" xmlns:r="http://schemas.openxmlformats.org/officeDocument/2006/relationships" xmlns:m="http://schemas.openxmlformats.org/officeDocument/2006/math" xmlns:v="urn:schemas-microsoft-com:vml" xmlns:wp14="http://schemas.microsoft.com/office/word/2010/wordprocessingDrawing" xmlns:wp="http://schemas.openxmlformats.org/drawingml/2006/wordprocessingDrawing" xmlns:w10="urn:schemas-microsoft-com:office:word" xmlns:w="http://schemas.openxmlformats.org/wordprocessingml/2006/main" xmlns:w14="http://schemas.microsoft.com/office/word/2010/wordml" xmlns:w15="http://schemas.microsoft.com/office/word/2012/wordml" xmlns:wpg="http://schemas.microsoft.com/office/word/2010/wordprocessingGroup" xmlns:wpi="http://schemas.microsoft.com/office/word/2010/wordprocessingInk" xmlns:wne="http://schemas.microsoft.com/office/word/2006/wordml" xmlns:wps="http://schemas.microsoft.com/office/word/2010/wordprocessingShape" xmlns:cx="http://schemas.microsoft.com/office/drawing/2014/chartex" xmlns:cx1="http://schemas.microsoft.com/office/drawing/2015/9/8/chartex" xmlns:cx2="http://schemas.microsoft.com/office/drawing/2015/10/21/chartex" xmlns:cx3="http://schemas.microsoft.com/office/drawing/2016/5/9/chartex" xmlns:cx4="http://schemas.microsoft.com/office/drawing/2016/5/10/chartex" xmlns:cx5="http://schemas.microsoft.com/office/drawing/2016/5/11/chartex" xmlns:cx6="http://schemas.microsoft.com/office/drawing/2016/5/12/chartex" xmlns:cx7="http://schemas.microsoft.com/office/drawing/2016/5/13/chartex" xmlns:cx8="http://schemas.microsoft.com/office/drawing/2016/5/14/chartex" xmlns:aink="http://schemas.microsoft.com/office/drawing/2016/ink" xmlns:am3d="http://schemas.microsoft.com/office/drawing/2017/model3d" xmlns:w16cex="http://schemas.microsoft.com/office/word/2018/wordml/cex" xmlns:w16cid="http://schemas.microsoft.com/office/word/2016/wordml/cid" xmlns:w16="http://schemas.microsoft.com/office/word/2018/wordml" xmlns:w16sdtdh="http://schemas.microsoft.com/office/word/2020/wordml/sdtdatahash" xmlns:w16se="http://schemas.microsoft.com/office/word/2015/wordml/symex"><w:body><w:p><w:pPr><w:spacing w:after="0"/></w:pPr><w:r><w:rPr><w:rFonts w:ascii="Calibri" w:cs="Calibri" w:eastAsia="Calibri" w:hAnsi="Calibri"/><w:b/><w:bCs/><w:color w:val="0B1310"/><w:sz w:val="52"/><w:szCs w:val="52"/></w:rPr><w:t xml:space="preserve">Faiber Andres Montes GÃ³mez</w:t></w:r></w:p><w:p><w:pPr><w:spacing w:after="80"/></w:pPr><w:r><w:rPr><w:rFonts w:ascii="Calibri" w:cs="Calibri" w:eastAsia="Calibri" w:hAnsi="Calibri"/><w:color w:val="0C9B6A"/><w:sz w:val="24"/><w:szCs w:val="24"/></w:rPr><w:t xml:space="preserve">Ingeniero Financiero  Â·  Especialista en IA &amp; LLM  Â·  LÃ­der de MLOps</w:t></w:r></w:p><w:tbl><w:tblPr><w:tblW w:type="dxa" w:w="9360"/><w:tblBorders><w:top w:val="single" w:color="auto" w:sz="4"/><w:left w:val="single" w:color="auto" w:sz="4"/><w:bottom w:val="single" w:color="auto" w:sz="4"/><w:right w:val="single" w:color="auto" w:sz="4"/><w:insideH w:val="single" w:color="auto" w:sz="4"/><w:insideV w:val="single" w:color="auto" w:sz="4"/></w:tblBorders></w:tblPr><w:tblGrid><w:gridCol w:w="2340"/><w:gridCol w:w="2340"/><w:gridCol w:w="2340"/><w:gridCol w:w="2340"/></w:tblGrid><w:tr><w:tc><w:tcPr><w:tcW w:type="dxa" w:w="2340"/><w:tcBorders><w:top w:val="none" w:color="FFFFFF" w:sz="0"/><w:left w:val="none" w:color="FFFFFF" w:sz="0"/><w:bottom w:val="none" w:color="FFFFFF" w:sz="0"/><w:right w:val="none" w:color="FFFFFF" w:sz="0"/></w:tcBorders></w:tcPr><w:p><w:r><w:rPr><w:rFonts w:ascii="Calibri" w:cs="Calibri" w:eastAsia="Calibri" w:hAnsi="Calibri"/><w:color w:val="5D6B64"/><w:sz w:val="18"/><w:szCs w:val="18"/></w:rPr><w:t xml:space="preserve">ðŸ“ž  +57 350 474 7211</w:t></w:r></w:p></w:tc><w:tc><w:tcPr><w:tcW w:type="dxa" w:w="2340"/><w:tcBorders><w:top w:val="none" w:color="FFFFFF" w:sz="0"/><w:left w:val="none" w:color="FFFFFF" w:sz="0"/><w:bottom w:val="none" w:color="FFFFFF" w:sz="0"/><w:right w:val="none" w:color="FFFFFF" w:sz="0"/></w:tcBorders></w:tcPr><w:p><w:r><w:rPr><w:rFonts w:ascii="Calibri" w:cs="Calibri" w:eastAsia="Calibri" w:hAnsi="Calibri"/><w:color w:val="5D6B64"/><w:sz w:val="18"/><w:szCs w:val="18"/></w:rPr><w:t xml:space="preserve">âœ‰  andresmono1986@hotmail.com</w:t></w:r></w:p></w:tc><w:tc><w:tcPr><w:tcW w:type="dxa" w:w="2340"/><w:tcBorders><w:top w:val="none" w:color="FFFFFF" w:sz="0"/><w:left w:val="none" w:color="FFFFFF" w:sz="0"/><w:bottom w:val="none" w:color="FFFFFF" w:sz="0"/><w:right w:val="none" w:color="FFFFFF" w:sz="0"/></w:tcBorders></w:tcPr><w:p><w:hyperlink w:history="1" r:id="rId6_k9bbnelyynigk43izyf"><w:r><w:rPr><w:rFonts w:ascii="Calibri" w:cs="Calibri" w:eastAsia="Calibri" w:hAnsi="Calibri"/><w:color w:val="0C9B6A"/><w:sz w:val="18"/><w:szCs w:val="18"/></w:rPr><w:t xml:space="preserve">ðŸ”—  linkedin.com/in/faiber-andres-montes</w:t></w:r></w:hyperlink></w:p></w:tc><w:tc><w:tcPr><w:tcW w:type="dxa" w:w="2340"/><w:tcBorders><w:top w:val="none" w:color="FFFFFF" w:sz="0"/><w:left w:val="none" w:color="FFFFFF" w:sz="0"/><w:bottom w:val="none" w:color="FFFFFF" w:sz="0"/><w:right w:val="none" w:color="FFFFFF" w:sz="0"/></w:tcBorders></w:tcPr><w:p><w:hyperlink w:history="1" r:id="rId4yri5sf42x4jxvy91aqt6"><w:r><w:rPr><w:rFonts w:ascii="Calibri" w:cs="Calibri" w:eastAsia="Calibri" w:hAnsi="Calibri"/><w:color w:val="0C9B6A"/><w:sz w:val="18"/><w:szCs w:val="18"/></w:rPr><w:t xml:space="preserve">ðŸ™  github.com/faiber1986</w:t></w:r></w:hyperlink></w:p></w:tc></w:tr></w:tbl><w:p><w:pPr><w:spacing w:after="60"/></w:pPr><w:r><w:rPr><w:rFonts w:ascii="Calibri" w:cs="Calibri" w:eastAsia="Calibri" w:hAnsi="Calibri"/><w:color w:val="5D6B64"/><w:sz w:val="18"/><w:szCs w:val="18"/></w:rPr><w:t xml:space="preserve">ðŸ“  MedellÃ­n, Antioquia, Colombia</w:t></w:r></w:p><w:p><w:pPr><w:pBdr><w:bottom w:val="single" w:color="0C9B6A" w:sz="8" w:space="4"/></w:pBdr><w:spacing w:after="80" w:before="280"/></w:pPr><w:r><w:rPr><w:rFonts w:ascii="Calibri" w:cs="Calibri" w:eastAsia="Calibri" w:hAnsi="Calibri"/><w:b/><w:bCs/><w:color w:val="0C9B6A"/><w:sz w:val="24"/><w:szCs w:val="24"/></w:rPr><w:t xml:space="preserve">PERFIL PROFESIONAL</w:t></w:r></w:p><w:p><w:pPr><w:spacing w:after="0"/></w:pPr><w:r><w:rPr><w:rFonts w:ascii="Calibri" w:cs="Calibri" w:eastAsia="Calibri" w:hAnsi="Calibri"/><w:color w:val="0B1310"/><w:sz w:val="20"/><w:szCs w:val="20"/></w:rPr><w:t xml:space="preserve">Lidero el &quot;Production Premium&quot; escalando modelos de IA en APIs de alta disponibilidad con Python, FastAPI, Docker y Snowflake. CatalicÃ© la habilitaciÃ³n de IA en CESDE capacitando a mÃ¡s de 1.000 lÃ­deres, impulsando ganancias de productividad del 25%. OptimicÃ© modelos de riesgo en N-iX (reducciÃ³n del 40% de latencia) y generÃ© ahorros de $200K+ en Colanta. Experto en RAG y MLOps, conectando el riesgo financiero de alto impacto con IA lista para producciÃ³n.</w:t></w:r></w:p><w:p><w:pPr><w:spacing w:after="240"/></w:pPr></w:p><w:tbl><w:tblPr><w:tblW w:type="dxa" w:w="9360"/><w:tblBorders><w:top w:val="single" w:color="auto" w:sz="4"/><w:left w:val="single" w:color="auto" w:sz="4"/><w:bottom w:val="single" w:color="auto" w:sz="4"/><w:right w:val="single" w:color="auto" w:sz="4"/><w:insideH w:val="single" w:color="auto" w:sz="4"/><w:insideV w:val="single" w:color="auto" w:sz="4"/></w:tblBorders></w:tblPr><w:tblGrid><w:gridCol w:w="2340"/><w:gridCol w:w="2340"/><w:gridCol w:w="2340"/><w:gridCol w:w="2340"/></w:tblGrid><w:tr><0/></w:tr></w:tbl><w:p><w:pPr><w:pBdr><w:bottom w:val="single" w:color="0C9B6A" w:sz="8" w:space="4"/></w:pBdr><w:spacing w:after="80" w:before="280"/></w:pPr><w:r><w:rPr><w:rFonts w:ascii="Calibri" w:cs="Calibri" w:eastAsia="Calibri" w:hAnsi="Calibri"/><w:b/><w:bCs/><w:color w:val="0C9B6A"/><w:sz w:val="24"/><w:szCs w:val="24"/></w:rPr><w:t xml:space="preserve">EXPERIENCIA LABORAL</w:t></w:r></w:p><w:p><w:pPr><w:tabs><w:tab w:val="right" w:pos="9026"/></w:tabs><w:spacing w:after="20" w:before="160"/></w:pPr><w:r><w:rPr><w:rFonts w:ascii="Calibri" w:cs="Calibri" w:eastAsia="Calibri" w:hAnsi="Calibri"/><w:b/><w:bCs/><w:color w:val="0B1310"/><w:sz w:val="22"/><w:szCs w:val="22"/></w:rPr><w:t xml:space="preserve">Especialista en Datos &amp; Ingeniero de IA</w:t></w:r><w:r><w:rPr><w:sz w:val="22"/><w:szCs w:val="22"/></w:rPr><w:t xml:space="preserve">	</w:t></w:r><w:r><w:rPr><w:rFonts w:ascii="Calibri" w:cs="Calibri" w:eastAsia="Calibri" w:hAnsi="Calibri"/><w:b/><w:bCs/><w:color w:val="0C9B6A"/><w:sz w:val="20"/><w:szCs w:val="20"/></w:rPr><w:t xml:space="preserve">Mar 2026 â€“ Actualidad</w:t></w:r></w:p><w:p><w:pPr><w:spacing w:after="60"/></w:pPr><w:r><w:rPr><w:rFonts w:ascii="Calibri" w:cs="Calibri" w:eastAsia="Calibri" w:hAnsi="Calibri"/><w:i/><w:iCs/><w:color w:val="5D6B64"/><w:sz w:val="20"/><w:szCs w:val="20"/></w:rPr><w:t xml:space="preserve">Freelance Â· MedellÃ­n</w:t></w:r></w:p><w:p><w:pPr><w:spacing w:after="40"/><w:ind w:left="360"/></w:pPr><w:r><w:rPr><w:rFonts w:ascii="Calibri" w:cs="Calibri" w:eastAsia="Calibri" w:hAnsi="Calibri"/><w:color w:val="0C9B6A"/><w:sz w:val="20"/><w:szCs w:val="20"/></w:rPr><w:t xml:space="preserve">â†’  </w:t></w:r><w:r><w:rPr><w:rFonts w:ascii="Calibri" w:cs="Calibri" w:eastAsia="Calibri" w:hAnsi="Calibri"/><w:color w:val="0B1310"/><w:sz w:val="20"/><w:szCs w:val="20"/></w:rPr><w:t xml:space="preserve">DiseÃ±Ã© agentes automatizados de investigaciÃ³n y generaciÃ³n de contenido con LangChain y APIs de OpenAI/Claude, reduciendo flujos administrativos manuales en 15 horas por semana.</w:t></w:r></w:p><w:p><w:pPr><w:spacing w:after="40"/><w:ind w:left="360"/></w:pPr><w:r><w:rPr><w:rFonts w:ascii="Calibri" w:cs="Calibri" w:eastAsia="Calibri" w:hAnsi="Calibri"/><w:color w:val="0C9B6A"/><w:sz w:val="20"/><w:szCs w:val="20"/></w:rPr><w:t xml:space="preserve">â†’  </w:t></w:r><w:r><w:rPr><w:rFonts w:ascii="Calibri" w:cs="Calibri" w:eastAsia="Calibri" w:hAnsi="Calibri"/><w:color w:val="0B1310"/><w:sz w:val="20"/><w:szCs w:val="20"/></w:rPr><w:t xml:space="preserve">ImplementÃ© protocolos de gobernanza y seguridad en IA: mitigaciÃ³n de alucinaciones, detecciÃ³n de sesgos y privacidad Ã©tica en despliegues LLM para stakeholders corporativos.</w:t></w:r></w:p><w:p><w:pPr><w:spacing w:after="40"/><w:ind w:left="360"/></w:pPr><w:r><w:rPr><w:rFonts w:ascii="Calibri" w:cs="Calibri" w:eastAsia="Calibri" w:hAnsi="Calibri"/><w:color w:val="0C9B6A"/><w:sz w:val="20"/><w:szCs w:val="20"/></w:rPr><w:t xml:space="preserve">â†’  </w:t></w:r><w:r><w:rPr><w:rFonts w:ascii="Calibri" w:cs="Calibri" w:eastAsia="Calibri" w:hAnsi="Calibri"/><w:color w:val="0B1310"/><w:sz w:val="20"/><w:szCs w:val="20"/></w:rPr><w:t xml:space="preserve">ConstruÃ­ y despleguÃ© chatbots RAG y agentes de anÃ¡lisis financiero con FastAPI y bases de datos vectoriales (Pinecone, Chroma), automatizando el 100% del reporte semanal.</w:t></w:r></w:p><w:p><w:pPr><w:tabs><w:tab w:val="right" w:pos="9026"/></w:tabs><w:spacing w:after="20" w:before="160"/></w:pPr><w:r><w:rPr><w:rFonts w:ascii="Calibri" w:cs="Calibri" w:eastAsia="Calibri" w:hAnsi="Calibri"/><w:b/><w:bCs/><w:color w:val="0B1310"/><w:sz w:val="22"/><w:szCs w:val="22"/></w:rPr><w:t xml:space="preserve">Instructor de IA</w:t></w:r><w:r><w:rPr><w:sz w:val="22"/><w:szCs w:val="22"/></w:rPr><w:t xml:space="preserve">	</w:t></w:r><w:r><w:rPr><w:rFonts w:ascii="Calibri" w:cs="Calibri" w:eastAsia="Calibri" w:hAnsi="Calibri"/><w:b/><w:bCs/><w:color w:val="0C9B6A"/><w:sz w:val="20"/><w:szCs w:val="20"/></w:rPr><w:t xml:space="preserve">Oct â€“ Dic 2025</w:t></w:r></w:p><w:p><w:pPr><w:spacing w:after="60"/></w:pPr><w:r><w:rPr><w:rFonts w:ascii="Calibri" w:cs="Calibri" w:eastAsia="Calibri" w:hAnsi="Calibri"/><w:i/><w:iCs/><w:color w:val="5D6B64"/><w:sz w:val="20"/><w:szCs w:val="20"/></w:rPr><w:t xml:space="preserve">CESDE Â· MedellÃ­n</w:t></w:r></w:p><w:p><w:pPr><w:spacing w:after="40"/><w:ind w:left="360"/></w:pPr><w:r><w:rPr><w:rFonts w:ascii="Calibri" w:cs="Calibri" w:eastAsia="Calibri" w:hAnsi="Calibri"/><w:color w:val="0C9B6A"/><w:sz w:val="20"/><w:szCs w:val="20"/></w:rPr><w:t xml:space="preserve">â†’  </w:t></w:r><w:r><w:rPr><w:rFonts w:ascii="Calibri" w:cs="Calibri" w:eastAsia="Calibri" w:hAnsi="Calibri"/><w:color w:val="0B1310"/><w:sz w:val="20"/><w:szCs w:val="20"/></w:rPr><w:t xml:space="preserve">LiderÃ© la estrategia de habilitaciÃ³n en IA para mÃ¡s de 500 profesionales no tÃ©cnicos, enseÃ±ando IngenierÃ­a de Prompts avanzada y flujos RAG para aumentar la productividad operativa en un 25%.</w:t></w:r></w:p><w:p><w:pPr><w:spacing w:after="40"/><w:ind w:left="360"/></w:pPr><w:r><w:rPr><w:rFonts w:ascii="Calibri" w:cs="Calibri" w:eastAsia="Calibri" w:hAnsi="Calibri"/><w:color w:val="0C9B6A"/><w:sz w:val="20"/><w:szCs w:val="20"/></w:rPr><w:t xml:space="preserve">â†’  </w:t></w:r><w:r><w:rPr><w:rFonts w:ascii="Calibri" w:cs="Calibri" w:eastAsia="Calibri" w:hAnsi="Calibri"/><w:color w:val="0B1310"/><w:sz w:val="20"/><w:szCs w:val="20"/></w:rPr><w:t xml:space="preserve">DesarrollÃ© y dictÃ© currÃ­culo sobre IA Responsable: mitigaciÃ³n de sesgos, privacidad de datos e integraciÃ³n Ã©tica de LLMs (ChatGPT, Claude, Gemini) para lÃ­deres corporativos.</w:t></w:r></w:p><w:p><w:pPr><w:spacing w:after="40"/><w:ind w:left="360"/></w:pPr><w:r><w:rPr><w:rFonts w:ascii="Calibri" w:cs="Calibri" w:eastAsia="Calibri" w:hAnsi="Calibri"/><w:color w:val="0C9B6A"/><w:sz w:val="20"/><w:szCs w:val="20"/></w:rPr><w:t xml:space="preserve">â†’  </w:t></w:r><w:r><w:rPr><w:rFonts w:ascii="Calibri" w:cs="Calibri" w:eastAsia="Calibri" w:hAnsi="Calibri"/><w:color w:val="0B1310"/><w:sz w:val="20"/><w:szCs w:val="20"/></w:rPr><w:t xml:space="preserve">AutomaticÃ© flujos de trabajo con herramientas no-code/low-code, reduciendo el tiempo de tareas manuales en promedio 15 horas por semana por estudiante.</w:t></w:r></w:p><w:p><w:pPr><w:tabs><w:tab w:val="right" w:pos="9026"/></w:tabs><w:spacing w:after="20" w:before="160"/></w:pPr><w:r><w:rPr><w:rFonts w:ascii="Calibri" w:cs="Calibri" w:eastAsia="Calibri" w:hAnsi="Calibri"/><w:b/><w:bCs/><w:color w:val="0B1310"/><w:sz w:val="22"/><w:szCs w:val="22"/></w:rPr><w:t xml:space="preserve">Ingeniero de Datos &amp; Desarrollador Python</w:t></w:r><w:r><w:rPr><w:sz w:val="22"/><w:szCs w:val="22"/></w:rPr><w:t xml:space="preserve">	</w:t></w:r><w:r><w:rPr><w:rFonts w:ascii="Calibri" w:cs="Calibri" w:eastAsia="Calibri" w:hAnsi="Calibri"/><w:b/><w:bCs/><w:color w:val="0C9B6A"/><w:sz w:val="20"/><w:szCs w:val="20"/></w:rPr><w:t xml:space="preserve">Dic 2024 â€“ Ago 2025</w:t></w:r></w:p><w:p><w:pPr><w:spacing w:after="60"/></w:pPr><w:r><w:rPr><w:rFonts w:ascii="Calibri" w:cs="Calibri" w:eastAsia="Calibri" w:hAnsi="Calibri"/><w:i/><w:iCs/><w:color w:val="5D6B64"/><w:sz w:val="20"/><w:szCs w:val="20"/></w:rPr><w:t xml:space="preserve">N-iX Â· MedellÃ­n</w:t></w:r></w:p><w:p><w:pPr><w:spacing w:after="40"/><w:ind w:left="360"/></w:pPr><w:r><w:rPr><w:rFonts w:ascii="Calibri" w:cs="Calibri" w:eastAsia="Calibri" w:hAnsi="Calibri"/><w:color w:val="0C9B6A"/><w:sz w:val="20"/><w:szCs w:val="20"/></w:rPr><w:t xml:space="preserve">â†’  </w:t></w:r><w:r><w:rPr><w:rFonts w:ascii="Calibri" w:cs="Calibri" w:eastAsia="Calibri" w:hAnsi="Calibri"/><w:color w:val="0B1310"/><w:sz w:val="20"/><w:szCs w:val="20"/></w:rPr><w:t xml:space="preserve">OrquestÃ© la migraciÃ³n de modelos complejos de riesgo crediticio de R legado a Python productivo (FastAPI), reduciendo la latencia de ejecuciÃ³n un 40% y habilitando scoring en tiempo real.</w:t></w:r></w:p><w:p><w:pPr><w:spacing w:after="40"/><w:ind w:left="360"/></w:pPr><w:r><w:rPr><w:rFonts w:ascii="Calibri" w:cs="Calibri" w:eastAsia="Calibri" w:hAnsi="Calibri"/><w:color w:val="0C9B6A"/><w:sz w:val="20"/><w:szCs w:val="20"/></w:rPr><w:t xml:space="preserve">â†’  </w:t></w:r><w:r><w:rPr><w:rFonts w:ascii="Calibri" w:cs="Calibri" w:eastAsia="Calibri" w:hAnsi="Calibri"/><w:color w:val="0B1310"/><w:sz w:val="20"/><w:szCs w:val="20"/></w:rPr><w:t xml:space="preserve">ArquitectÃ© pipelines ETL/ELT automatizados en AWS (Glue, S3, Redshift) para procesar datasets logÃ­sticos de mÃºltiples terabytes, garantizando 99.9% de integridad de datos.</w:t></w:r></w:p><w:p><w:pPr><w:spacing w:after="40"/><w:ind w:left="360"/></w:pPr><w:r><w:rPr><w:rFonts w:ascii="Calibri" w:cs="Calibri" w:eastAsia="Calibri" w:hAnsi="Calibri"/><w:color w:val="0C9B6A"/><w:sz w:val="20"/><w:szCs w:val="20"/></w:rPr><w:t xml:space="preserve">â†’  </w:t></w:r><w:r><w:rPr><w:rFonts w:ascii="Calibri" w:cs="Calibri" w:eastAsia="Calibri" w:hAnsi="Calibri"/><w:color w:val="0B1310"/><w:sz w:val="20"/><w:szCs w:val="20"/></w:rPr><w:t xml:space="preserve">DiseÃ±Ã© suite de pruebas robusta con Pytest â€” 90% de cobertura de cÃ³digo, eliminando bugs crÃ­ticos en catÃ¡logos de datos financieros de alto impacto.</w:t></w:r></w:p><w:p><w:pPr><w:spacing w:after="40"/><w:ind w:left="360"/></w:pPr><w:r><w:rPr><w:rFonts w:ascii="Calibri" w:cs="Calibri" w:eastAsia="Calibri" w:hAnsi="Calibri"/><w:color w:val="0C9B6A"/><w:sz w:val="20"/><w:szCs w:val="20"/></w:rPr><w:t xml:space="preserve">â†’  </w:t></w:r><w:r><w:rPr><w:rFonts w:ascii="Calibri" w:cs="Calibri" w:eastAsia="Calibri" w:hAnsi="Calibri"/><w:color w:val="0B1310"/><w:sz w:val="20"/><w:szCs w:val="20"/></w:rPr><w:t xml:space="preserve">OptimicÃ© rendimiento SQL y modelado de datos (Star Schema), logrando 25% de reducciÃ³n en costos de cÃ³mputo en la nube y dashboards BI mÃ¡s Ã¡giles.</w:t></w:r></w:p><w:p><w:pPr><w:tabs><w:tab w:val="right" w:pos="9026"/></w:tabs><w:spacing w:after="20" w:before="160"/></w:pPr><w:r><w:rPr><w:rFonts w:ascii="Calibri" w:cs="Calibri" w:eastAsia="Calibri" w:hAnsi="Calibri"/><w:b/><w:bCs/><w:color w:val="0B1310"/><w:sz w:val="22"/><w:szCs w:val="22"/></w:rPr><w:t xml:space="preserve">Especialista en Datos &amp; Ingeniero Financiero</w:t></w:r><w:r><w:rPr><w:sz w:val="22"/><w:szCs w:val="22"/></w:rPr><w:t xml:space="preserve">	</w:t></w:r><w:r><w:rPr><w:rFonts w:ascii="Calibri" w:cs="Calibri" w:eastAsia="Calibri" w:hAnsi="Calibri"/><w:b/><w:bCs/><w:color w:val="0C9B6A"/><w:sz w:val="20"/><w:szCs w:val="20"/></w:rPr><w:t xml:space="preserve">Feb 2023 â€“ Dic 2024</w:t></w:r></w:p><w:p><w:pPr><w:spacing w:after="60"/></w:pPr><w:r><w:rPr><w:rFonts w:ascii="Calibri" w:cs="Calibri" w:eastAsia="Calibri" w:hAnsi="Calibri"/><w:i/><w:iCs/><w:color w:val="5D6B64"/><w:sz w:val="20"/><w:szCs w:val="20"/></w:rPr><w:t xml:space="preserve">Freelance Â· MedellÃ­n</w:t></w:r></w:p><w:p><w:pPr><w:spacing w:after="40"/><w:ind w:left="360"/></w:pPr><w:r><w:rPr><w:rFonts w:ascii="Calibri" w:cs="Calibri" w:eastAsia="Calibri" w:hAnsi="Calibri"/><w:color w:val="0C9B6A"/><w:sz w:val="20"/><w:szCs w:val="20"/></w:rPr><w:t xml:space="preserve">â†’  </w:t></w:r><w:r><w:rPr><w:rFonts w:ascii="Calibri" w:cs="Calibri" w:eastAsia="Calibri" w:hAnsi="Calibri"/><w:color w:val="0B1310"/><w:sz w:val="20"/><w:szCs w:val="20"/></w:rPr><w:t xml:space="preserve">DiseÃ±Ã© e implementÃ© dashboards financieros y REST APIs (FastAPI) para clientes corporativos, automatizando el 100% de los ciclos de reporte financiero semanal.</w:t></w:r></w:p><w:p><w:pPr><w:spacing w:after="40"/><w:ind w:left="360"/></w:pPr><w:r><w:rPr><w:rFonts w:ascii="Calibri" w:cs="Calibri" w:eastAsia="Calibri" w:hAnsi="Calibri"/><w:color w:val="0C9B6A"/><w:sz w:val="20"/><w:szCs w:val="20"/></w:rPr><w:t xml:space="preserve">â†’  </w:t></w:r><w:r><w:rPr><w:rFonts w:ascii="Calibri" w:cs="Calibri" w:eastAsia="Calibri" w:hAnsi="Calibri"/><w:color w:val="0B1310"/><w:sz w:val="20"/><w:szCs w:val="20"/></w:rPr><w:t xml:space="preserve">ConstruÃ­ modelos predictivos de series de tiempo para pronÃ³stico de variables econÃ³micas, superando benchmarks manuales previos en un 20% de precisiÃ³n predictiva.</w:t></w:r></w:p><w:p><w:pPr><w:spacing w:after="40"/><w:ind w:left="360"/></w:pPr><w:r><w:rPr><w:rFonts w:ascii="Calibri" w:cs="Calibri" w:eastAsia="Calibri" w:hAnsi="Calibri"/><w:color w:val="0C9B6A"/><w:sz w:val="20"/><w:szCs w:val="20"/></w:rPr><w:t xml:space="preserve">â†’  </w:t></w:r><w:r><w:rPr><w:rFonts w:ascii="Calibri" w:cs="Calibri" w:eastAsia="Calibri" w:hAnsi="Calibri"/><w:color w:val="0B1310"/><w:sz w:val="20"/><w:szCs w:val="20"/></w:rPr><w:t xml:space="preserve">AdministrÃ© entornos Snowflake &amp; AWS para medianas empresas, implementando mejores prÃ¡cticas de DataOps que redujeron el tiempo de inactividad de datos en un 65%.</w:t></w:r></w:p><w:p><w:pPr><w:tabs><w:tab w:val="right" w:pos="9026"/></w:tabs><w:spacing w:after="20" w:before="160"/></w:pPr><w:r><w:rPr><w:rFonts w:ascii="Calibri" w:cs="Calibri" w:eastAsia="Calibri" w:hAnsi="Calibri"/><w:b/><w:bCs/><w:color w:val="0B1310"/><w:sz w:val="22"/><w:szCs w:val="22"/></w:rPr><w:t xml:space="preserve">CientÃ­fico de Datos &amp; Analista de Project Finance</w:t></w:r><w:r><w:rPr><w:sz w:val="22"/><w:szCs w:val="22"/></w:rPr><w:t xml:space="preserve">	</w:t></w:r><w:r><w:rPr><w:rFonts w:ascii="Calibri" w:cs="Calibri" w:eastAsia="Calibri" w:hAnsi="Calibri"/><w:b/><w:bCs/><w:color w:val="0C9B6A"/><w:sz w:val="20"/><w:szCs w:val="20"/></w:rPr><w:t xml:space="preserve">Ago 2021 â€“ Ene 2023</w:t></w:r></w:p><w:p><w:pPr><w:spacing w:after="60"/></w:pPr><w:r><w:rPr><w:rFonts w:ascii="Calibri" w:cs="Calibri" w:eastAsia="Calibri" w:hAnsi="Calibri"/><w:i/><w:iCs/><w:color w:val="5D6B64"/><w:sz w:val="20"/><w:szCs w:val="20"/></w:rPr><w:t xml:space="preserve">Colanta Â· MedellÃ­n</w:t></w:r></w:p><w:p><w:pPr><w:spacing w:after="40"/><w:ind w:left="360"/></w:pPr><w:r><w:rPr><w:rFonts w:ascii="Calibri" w:cs="Calibri" w:eastAsia="Calibri" w:hAnsi="Calibri"/><w:color w:val="0C9B6A"/><w:sz w:val="20"/><w:szCs w:val="20"/></w:rPr><w:t xml:space="preserve">â†’  </w:t></w:r><w:r><w:rPr><w:rFonts w:ascii="Calibri" w:cs="Calibri" w:eastAsia="Calibri" w:hAnsi="Calibri"/><w:color w:val="0B1310"/><w:sz w:val="20"/><w:szCs w:val="20"/></w:rPr><w:t xml:space="preserve">DesarrollÃ© y despleguÃ© modelos de predicciÃ³n de demanda con PyTorch y Scikit-learn (+15% de precisiÃ³n), generando ahorros estimados de $200K en desperdicios logÃ­sticos anuales.</w:t></w:r></w:p><w:p><w:pPr><w:spacing w:after="40"/><w:ind w:left="360"/></w:pPr><w:r><w:rPr><w:rFonts w:ascii="Calibri" w:cs="Calibri" w:eastAsia="Calibri" w:hAnsi="Calibri"/><w:color w:val="0C9B6A"/><w:sz w:val="20"/><w:szCs w:val="20"/></w:rPr><w:t xml:space="preserve">â†’  </w:t></w:r><w:r><w:rPr><w:rFonts w:ascii="Calibri" w:cs="Calibri" w:eastAsia="Calibri" w:hAnsi="Calibri"/><w:color w:val="0B1310"/><w:sz w:val="20"/><w:szCs w:val="20"/></w:rPr><w:t xml:space="preserve">UsÃ© PySpark en AWS para procesar grandes volÃºmenes de datos contables, identificando mÃ¡s de $50K en irregularidades fiscales mediante ingenierÃ­a de caracterÃ­sticas avanzada.</w:t></w:r></w:p><w:p><w:pPr><w:spacing w:after="40"/><w:ind w:left="360"/></w:pPr><w:r><w:rPr><w:rFonts w:ascii="Calibri" w:cs="Calibri" w:eastAsia="Calibri" w:hAnsi="Calibri"/><w:color w:val="0C9B6A"/><w:sz w:val="20"/><w:szCs w:val="20"/></w:rPr><w:t xml:space="preserve">â†’  </w:t></w:r><w:r><w:rPr><w:rFonts w:ascii="Calibri" w:cs="Calibri" w:eastAsia="Calibri" w:hAnsi="Calibri"/><w:color w:val="0B1310"/><w:sz w:val="20"/><w:szCs w:val="20"/></w:rPr><w:t xml:space="preserve">VisualicÃ© KPIs financieros crÃ­ticos con Power BI y Qlik Sense, reduciendo el tiempo de anÃ¡lisis de evaluaciones de riesgo trimestrales de dÃ­as a minutos.</w:t></w:r></w:p><w:p><w:pPr><w:pBdr><w:bottom w:val="single" w:color="0C9B6A" w:sz="8" w:space="4"/></w:pBdr><w:spacing w:after="80" w:before="280"/></w:pPr><w:r><w:rPr><w:rFonts w:ascii="Calibri" w:cs="Calibri" w:eastAsia="Calibri" w:hAnsi="Calibri"/><w:b/><w:bCs/><w:color w:val="0C9B6A"/><w:sz w:val="24"/><w:szCs w:val="24"/></w:rPr><w:t xml:space="preserve">HABILIDADES TÃ‰CNICAS</w:t></w:r></w:p><w:tbl><w:tblPr><w:tblW w:type="dxa" w:w="9360"/><w:tblBorders><w:top w:val="single" w:color="auto" w:sz="4"/><w:left w:val="single" w:color="auto" w:sz="4"/><w:bottom w:val="single" w:color="auto" w:sz="4"/><w:right w:val="single" w:color="auto" w:sz="4"/><w:insideH w:val="single" w:color="auto" w:sz="4"/><w:insideV w:val="single" w:color="auto" w:sz="4"/></w:tblBorders></w:tblPr><w:tblGrid><w:gridCol w:w="2000"/><w:gridCol w:w="7360"/></w:tblGrid><w:tr><w:tc><w:tcPr><w:tcW w:type="dxa" w:w="2000"/><w:tcBorders><w:top w:val="none" w:color="FFFFFF" w:sz="0"/><w:left w:val="none" w:color="FFFFFF" w:sz="0"/><w:bottom w:val="none" w:color="FFFFFF" w:sz="0"/><w:right w:val="none" w:color="FFFFFF" w:sz="0"/></w:tcBorders><w:shd w:fill="EEF9F3" w:val="clear"/><w:tcMar><w:top w:type="dxa" w:w="80"/><w:left w:type="dxa" w:w="120"/><w:bottom w:type="dxa" w:w="80"/><w:right w:type="dxa" w:w="120"/></w:tcMar></w:tcPr><w:p><w:r><w:rPr><w:rFonts w:ascii="Calibri" w:cs="Calibri" w:eastAsia="Calibri" w:hAnsi="Calibri"/><w:b/><w:bCs/><w:color w:val="0C9B6A"/><w:sz w:val="19"/><w:szCs w:val="19"/></w:rPr><w:t xml:space="preserve">IA &amp; LLM</w:t></w:r></w:p></w:tc><w:tc><w:tcPr><w:tcW w:type="dxa" w:w="7360"/><w:tcBorders><w:top w:val="none" w:color="FFFFFF" w:sz="0"/><w:left w:val="none" w:color="FFFFFF" w:sz="0"/><w:bottom w:val="none" w:color="FFFFFF" w:sz="0"/><w:right w:val="none" w:color="FFFFFF" w:sz="0"/></w:tcBorders><w:tcMar><w:top w:type="dxa" w:w="80"/><w:left w:type="dxa" w:w="160"/><w:bottom w:type="dxa" w:w="80"/><w:right w:type="dxa" w:w="120"/></w:tcMar></w:tcPr><w:p><w:r><w:rPr><w:rFonts w:ascii="Calibri" w:cs="Calibri" w:eastAsia="Calibri" w:hAnsi="Calibri"/><w:color w:val="0B1310"/><w:sz w:val="19"/><w:szCs w:val="19"/></w:rPr><w:t xml:space="preserve">RAG Pipelines Â· Arquitecturas AgÃ©nticas Â· MitigaciÃ³n de Alucinaciones Â· Prompt Engineering Â· LangChain Â· OpenAI / Claude Â· IA Ã‰tica</w:t></w:r></w:p></w:tc></w:tr><w:tr><w:tc><w:tcPr><w:tcW w:type="dxa" w:w="2000"/><w:tcBorders><w:top w:val="none" w:color="FFFFFF" w:sz="0"/><w:left w:val="none" w:color="FFFFFF" w:sz="0"/><w:bottom w:val="none" w:color="FFFFFF" w:sz="0"/><w:right w:val="none" w:color="FFFFFF" w:sz="0"/></w:tcBorders><w:shd w:fill="EEF9F3" w:val="clear"/><w:tcMar><w:top w:type="dxa" w:w="80"/><w:left w:type="dxa" w:w="120"/><w:bottom w:type="dxa" w:w="80"/><w:right w:type="dxa" w:w="120"/></w:tcMar></w:tcPr><w:p><w:r><w:rPr><w:rFonts w:ascii="Calibri" w:cs="Calibri" w:eastAsia="Calibri" w:hAnsi="Calibri"/><w:b/><w:bCs/><w:color w:val="0C9B6A"/><w:sz w:val="19"/><w:szCs w:val="19"/></w:rPr><w:t xml:space="preserve">MLOps</w:t></w:r></w:p></w:tc><w:tc><w:tcPr><w:tcW w:type="dxa" w:w="7360"/><w:tcBorders><w:top w:val="none" w:color="FFFFFF" w:sz="0"/><w:left w:val="none" w:color="FFFFFF" w:sz="0"/><w:bottom w:val="none" w:color="FFFFFF" w:sz="0"/><w:right w:val="none" w:color="FFFFFF" w:sz="0"/></w:tcBorders><w:tcMar><w:top w:type="dxa" w:w="80"/><w:left w:type="dxa" w:w="160"/><w:bottom w:type="dxa" w:w="80"/><w:right w:type="dxa" w:w="120"/></w:tcMar></w:tcPr><w:p><w:r><w:rPr><w:rFonts w:ascii="Calibri" w:cs="Calibri" w:eastAsia="Calibri" w:hAnsi="Calibri"/><w:color w:val="0B1310"/><w:sz w:val="19"/><w:szCs w:val="19"/></w:rPr><w:t xml:space="preserve">Docker Â· FastAPI Â· Kubernetes Â· Snowflake Â· AWS Â· MLflow Â· DVC Â· Airflow Â· ETL/ELT Â· Terraform</w:t></w:r></w:p></w:tc></w:tr><w:tr><w:tc><w:tcPr><w:tcW w:type="dxa" w:w="2000"/><w:tcBorders><w:top w:val="none" w:color="FFFFFF" w:sz="0"/><w:left w:val="none" w:color="FFFFFF" w:sz="0"/><w:bottom w:val="none" w:color="FFFFFF" w:sz="0"/><w:right w:val="none" w:color="FFFFFF" w:sz="0"/></w:tcBorders><w:shd w:fill="EEF9F3" w:val="clear"/><w:tcMar><w:top w:type="dxa" w:w="80"/><w:left w:type="dxa" w:w="120"/><w:bottom w:type="dxa" w:w="80"/><w:right w:type="dxa" w:w="120"/></w:tcMar></w:tcPr><w:p><w:r><w:rPr><w:rFonts w:ascii="Calibri" w:cs="Calibri" w:eastAsia="Calibri" w:hAnsi="Calibri"/><w:b/><w:bCs/><w:color w:val="0C9B6A"/><w:sz w:val="19"/><w:szCs w:val="19"/></w:rPr><w:t xml:space="preserve">Lenguajes</w:t></w:r></w:p></w:tc><w:tc><w:tcPr><w:tcW w:type="dxa" w:w="7360"/><w:tcBorders><w:top w:val="none" w:color="FFFFFF" w:sz="0"/><w:left w:val="none" w:color="FFFFFF" w:sz="0"/><w:bottom w:val="none" w:color="FFFFFF" w:sz="0"/><w:right w:val="none" w:color="FFFFFF" w:sz="0"/></w:tcBorders><w:tcMar><w:top w:type="dxa" w:w="80"/><w:left w:type="dxa" w:w="160"/><w:bottom w:type="dxa" w:w="80"/><w:right w:type="dxa" w:w="120"/></w:tcMar></w:tcPr><w:p><w:r><w:rPr><w:rFonts w:ascii="Calibri" w:cs="Calibri" w:eastAsia="Calibri" w:hAnsi="Calibri"/><w:color w:val="0B1310"/><w:sz w:val="19"/><w:szCs w:val="19"/></w:rPr><w:t xml:space="preserve">Python Â· SQL Â· R Â· JavaScript</w:t></w:r></w:p></w:tc></w:tr><w:tr><w:tc><w:tcPr><w:tcW w:type="dxa" w:w="2000"/><w:tcBorders><w:top w:val="none" w:color="FFFFFF" w:sz="0"/><w:left w:val="none" w:color="FFFFFF" w:sz="0"/><w:bottom w:val="none" w:color="FFFFFF" w:sz="0"/><w:right w:val="none" w:color="FFFFFF" w:sz="0"/></w:tcBorders><w:shd w:fill="EEF9F3" w:val="clear"/><w:tcMar><w:top w:type="dxa" w:w="80"/><w:left w:type="dxa" w:w="120"/><w:bottom w:type="dxa" w:w="80"/><w:right w:type="dxa" w:w="120"/></w:tcMar></w:tcPr><w:p><w:r><w:rPr><w:rFonts w:ascii="Calibri" w:cs="Calibri" w:eastAsia="Calibri" w:hAnsi="Calibri"/><w:b/><w:bCs/><w:color w:val="0C9B6A"/><w:sz w:val="19"/><w:szCs w:val="19"/></w:rPr><w:t xml:space="preserve">IngenierÃ­a Financiera</w:t></w:r></w:p></w:tc><w:tc><w:tcPr><w:tcW w:type="dxa" w:w="7360"/><w:tcBorders><w:top w:val="none" w:color="FFFFFF" w:sz="0"/><w:left w:val="none" w:color="FFFFFF" w:sz="0"/><w:bottom w:val="none" w:color="FFFFFF" w:sz="0"/><w:right w:val="none" w:color="FFFFFF" w:sz="0"/></w:tcBorders><w:tcMar><w:top w:type="dxa" w:w="80"/><w:left w:type="dxa" w:w="160"/><w:bottom w:type="dxa" w:w="80"/><w:right w:type="dxa" w:w="120"/></w:tcMar></w:tcPr><w:p><w:r><w:rPr><w:rFonts w:ascii="Calibri" w:cs="Calibri" w:eastAsia="Calibri" w:hAnsi="Calibri"/><w:color w:val="0B1310"/><w:sz w:val="19"/><w:szCs w:val="19"/></w:rPr><w:t xml:space="preserve">GestiÃ³n de Riesgo Â· Modelado VaR Â· AnÃ¡lisis de Riesgo EstocÃ¡stico Â· Series de Tiempo Â· Algoritmos Tributarios</w:t></w:r></w:p></w:tc></w:tr><w:tr><w:tc><w:tcPr><w:tcW w:type="dxa" w:w="2000"/><w:tcBorders><w:top w:val="none" w:color="FFFFFF" w:sz="0"/><w:left w:val="none" w:color="FFFFFF" w:sz="0"/><w:bottom w:val="none" w:color="FFFFFF" w:sz="0"/><w:right w:val="none" w:color="FFFFFF" w:sz="0"/></w:tcBorders><w:shd w:fill="EEF9F3" w:val="clear"/><w:tcMar><w:top w:type="dxa" w:w="80"/><w:left w:type="dxa" w:w="120"/><w:bottom w:type="dxa" w:w="80"/><w:right w:type="dxa" w:w="120"/></w:tcMar></w:tcPr><w:p><w:r><w:rPr><w:rFonts w:ascii="Calibri" w:cs="Calibri" w:eastAsia="Calibri" w:hAnsi="Calibri"/><w:b/><w:bCs/><w:color w:val="0C9B6A"/><w:sz w:val="19"/><w:szCs w:val="19"/></w:rPr><w:t xml:space="preserve">Datos &amp; BI</w:t></w:r></w:p></w:tc><w:tc><w:tcPr><w:tcW w:type="dxa" w:w="7360"/><w:tcBorders><w:top w:val="none" w:color="FFFFFF" w:sz="0"/><w:left w:val="none" w:color="FFFFFF" w:sz="0"/><w:bottom w:val="none" w:color="FFFFFF" w:sz="0"/><w:right w:val="none" w:color="FFFFFF" w:sz="0"/></w:tcBorders><w:tcMar><w:top w:type="dxa" w:w="80"/><w:left w:type="dxa" w:w="160"/><w:bottom w:type="dxa" w:w="80"/><w:right w:type="dxa" w:w="120"/></w:tcMar></w:tcPr><w:p><w:r><w:rPr><w:rFonts w:ascii="Calibri" w:cs="Calibri" w:eastAsia="Calibri" w:hAnsi="Calibri"/><w:color w:val="0B1310"/><w:sz w:val="19"/><w:szCs w:val="19"/></w:rPr><w:t xml:space="preserve">PySpark Â· PostgreSQL Â· Pinecone Â· Chroma Â· Power BI Â· Qlik Sense Â· Redshift</w:t></w:r></w:p></w:tc></w:tr></w:tbl><w:p><w:pPr><w:pBdr><w:bottom w:val="single" w:color="0C9B6A" w:sz="8" w:space="4"/></w:pBdr><w:spacing w:after="80" w:before="280"/></w:pPr><w:r><w:rPr><w:rFonts w:ascii="Calibri" w:cs="Calibri" w:eastAsia="Calibri" w:hAnsi="Calibri"/><w:b/><w:bCs/><w:color w:val="0C9B6A"/><w:sz w:val="24"/><w:szCs w:val="24"/></w:rPr><w:t xml:space="preserve">FORMACIÃ“N ACADÃ‰MICA</w:t></w:r></w:p><w:tbl><w:tblPr><w:tblW w:type="dxa" w:w="9360"/><w:tblBorders><w:top w:val="single" w:color="auto" w:sz="4"/><w:left w:val="single" w:color="auto" w:sz="4"/><w:bottom w:val="single" w:color="auto" w:sz="4"/><w:right w:val="single" w:color="auto" w:sz="4"/><w:insideH w:val="single" w:color="auto" w:sz="4"/><w:insideV w:val="single" w:color="auto" w:sz="4"/></w:tblBorders></w:tblPr><w:tblGrid><w:gridCol w:w="1100"/><w:gridCol w:w="8260"/></w:tblGrid><w:tr><w:tc><w:tcPr><w:tcW w:type="dxa" w:w="1100"/><w:tcBorders><w:top w:val="none" w:color="FFFFFF" w:sz="0"/><w:left w:val="none" w:color="FFFFFF" w:sz="0"/><w:bottom w:val="none" w:color="FFFFFF" w:sz="0"/><w:right w:val="none" w:color="FFFFFF" w:sz="0"/></w:tcBorders><w:shd w:fill="F1F4F1" w:val="clear"/><w:tcMar><w:top w:type="dxa" w:w="80"/><w:left w:type="dxa" w:w="120"/><w:bottom w:type="dxa" w:w="80"/><w:right w:type="dxa" w:w="120"/></w:tcMar></w:tcPr><w:p><w:r><w:rPr><w:rFonts w:ascii="Calibri" w:cs="Calibri" w:eastAsia="Calibri" w:hAnsi="Calibri"/><w:b/><w:bCs/><w:color w:val="0C9B6A"/><w:sz w:val="20"/><w:szCs w:val="20"/></w:rPr><w:t xml:space="preserve">2021</w:t></w:r></w:p></w:tc><w:tc><w:tcPr><w:tcW w:type="dxa" w:w="8260"/><w:tcBorders><w:top w:val="none" w:color="FFFFFF" w:sz="0"/><w:left w:val="none" w:color="FFFFFF" w:sz="0"/><w:bottom w:val="none" w:color="FFFFFF" w:sz="0"/><w:right w:val="none" w:color="FFFFFF" w:sz="0"/></w:tcBorders><w:tcMar><w:top w:type="dxa" w:w="80"/><w:left w:type="dxa" w:w="200"/><w:bottom w:type="dxa" w:w="80"/><w:right w:type="dxa" w:w="120"/></w:tcMar></w:tcPr><w:p><w:pPr><w:spacing w:after="20"/></w:pPr><w:r><w:rPr><w:rFonts w:ascii="Calibri" w:cs="Calibri" w:eastAsia="Calibri" w:hAnsi="Calibri"/><w:b/><w:bCs/><w:color w:val="0B1310"/><w:sz w:val="20"/><w:szCs w:val="20"/></w:rPr><w:t xml:space="preserve">Posgrado en GestiÃ³n de Riesgo Financiero</w:t></w:r></w:p><w:p><w:pPr><w:spacing w:after="20"/></w:pPr><w:r><w:rPr><w:rFonts w:ascii="Calibri" w:cs="Calibri" w:eastAsia="Calibri" w:hAnsi="Calibri"/><w:i/><w:iCs/><w:color w:val="5D6B64"/><w:sz w:val="19"/><w:szCs w:val="19"/></w:rPr><w:t xml:space="preserve">Universidad de MedellÃ­n</w:t></w:r></w:p><w:p><w:r><w:rPr><w:rFonts w:ascii="Calibri" w:cs="Calibri" w:eastAsia="Calibri" w:hAnsi="Calibri"/><w:color w:val="5D6B64"/><w:sz w:val="18"/><w:szCs w:val="18"/></w:rPr><w:t xml:space="preserve">Modelado ML, Valor en Riesgo (VaR) y anÃ¡lisis de riesgo estocÃ¡stico.</w:t></w:r></w:p></w:tc></w:tr><w:tr><w:tc><w:tcPr><w:tcW w:type="dxa" w:w="1100"/><w:tcBorders><w:top w:val="none" w:color="FFFFFF" w:sz="0"/><w:left w:val="none" w:color="FFFFFF" w:sz="0"/><w:bottom w:val="none" w:color="FFFFFF" w:sz="0"/><w:right w:val="none" w:color="FFFFFF" w:sz="0"/></w:tcBorders><w:shd w:fill="F1F4F1" w:val="clear"/><w:tcMar><w:top w:type="dxa" w:w="80"/><w:left w:type="dxa" w:w="120"/><w:bottom w:type="dxa" w:w="80"/><w:right w:type="dxa" w:w="120"/></w:tcMar></w:tcPr><w:p><w:r><w:rPr><w:rFonts w:ascii="Calibri" w:cs="Calibri" w:eastAsia="Calibri" w:hAnsi="Calibri"/><w:b/><w:bCs/><w:color w:val="0C9B6A"/><w:sz w:val="20"/><w:szCs w:val="20"/></w:rPr><w:t xml:space="preserve">2020</w:t></w:r></w:p></w:tc><w:tc><w:tcPr><w:tcW w:type="dxa" w:w="8260"/><w:tcBorders><w:top w:val="none" w:color="FFFFFF" w:sz="0"/><w:left w:val="none" w:color="FFFFFF" w:sz="0"/><w:bottom w:val="none" w:color="FFFFFF" w:sz="0"/><w:right w:val="none" w:color="FFFFFF" w:sz="0"/></w:tcBorders><w:tcMar><w:top w:type="dxa" w:w="80"/><w:left w:type="dxa" w:w="200"/><w:bottom w:type="dxa" w:w="80"/><w:right w:type="dxa" w:w="120"/></w:tcMar></w:tcPr><w:p><w:pPr><w:spacing w:after="20"/></w:pPr><w:r><w:rPr><w:rFonts w:ascii="Calibri" w:cs="Calibri" w:eastAsia="Calibri" w:hAnsi="Calibri"/><w:b/><w:bCs/><w:color w:val="0B1310"/><w:sz w:val="20"/><w:szCs w:val="20"/></w:rPr><w:t xml:space="preserve">Posgrado en LegislaciÃ³n Tributaria</w:t></w:r></w:p><w:p><w:pPr><w:spacing w:after="20"/></w:pPr><w:r><w:rPr><w:rFonts w:ascii="Calibri" w:cs="Calibri" w:eastAsia="Calibri" w:hAnsi="Calibri"/><w:i/><w:iCs/><w:color w:val="5D6B64"/><w:sz w:val="19"/><w:szCs w:val="19"/></w:rPr><w:t xml:space="preserve">UNAULA</w:t></w:r></w:p><w:p><w:r><w:rPr><w:rFonts w:ascii="Calibri" w:cs="Calibri" w:eastAsia="Calibri" w:hAnsi="Calibri"/><w:color w:val="5D6B64"/><w:sz w:val="18"/><w:szCs w:val="18"/></w:rPr><w:t xml:space="preserve">Algoritmos de cumplimiento tributario, reporte regulatorio automatizado e integridad de datos fiscales.</w:t></w:r></w:p></w:tc></w:tr><w:tr><w:tc><w:tcPr><w:tcW w:type="dxa" w:w="1100"/><w:tcBorders><w:top w:val="none" w:color="FFFFFF" w:sz="0"/><w:left w:val="none" w:color="FFFFFF" w:sz="0"/><w:bottom w:val="none" w:color="FFFFFF" w:sz="0"/><w:right w:val="none" w:color="FFFFFF" w:sz="0"/></w:tcBorders><w:shd w:fill="F1F4F1" w:val="clear"/><w:tcMar><w:top w:type="dxa" w:w="80"/><w:left w:type="dxa" w:w="120"/><w:bottom w:type="dxa" w:w="80"/><w:right w:type="dxa" w:w="120"/></w:tcMar></w:tcPr><w:p><w:r><w:rPr><w:rFonts w:ascii="Calibri" w:cs="Calibri" w:eastAsia="Calibri" w:hAnsi="Calibri"/><w:b/><w:bCs/><w:color w:val="0C9B6A"/><w:sz w:val="20"/><w:szCs w:val="20"/></w:rPr><w:t xml:space="preserve">2018</w:t></w:r></w:p></w:tc><w:tc><w:tcPr><w:tcW w:type="dxa" w:w="8260"/><w:tcBorders><w:top w:val="none" w:color="FFFFFF" w:sz="0"/><w:left w:val="none" w:color="FFFFFF" w:sz="0"/><w:bottom w:val="none" w:color="FFFFFF" w:sz="0"/><w:right w:val="none" w:color="FFFFFF" w:sz="0"/></w:tcBorders><w:tcMar><w:top w:type="dxa" w:w="80"/><w:left w:type="dxa" w:w="200"/><w:bottom w:type="dxa" w:w="80"/><w:right w:type="dxa" w:w="120"/></w:tcMar></w:tcPr><w:p><w:pPr><w:spacing w:after="20"/></w:pPr><w:r><w:rPr><w:rFonts w:ascii="Calibri" w:cs="Calibri" w:eastAsia="Calibri" w:hAnsi="Calibri"/><w:b/><w:bCs/><w:color w:val="0B1310"/><w:sz w:val="20"/><w:szCs w:val="20"/></w:rPr><w:t xml:space="preserve">Ingeniero Financiero â€” Pregrado</w:t></w:r></w:p><w:p><w:pPr><w:spacing w:after="20"/></w:pPr><w:r><w:rPr><w:rFonts w:ascii="Calibri" w:cs="Calibri" w:eastAsia="Calibri" w:hAnsi="Calibri"/><w:i/><w:iCs/><w:color w:val="5D6B64"/><w:sz w:val="19"/><w:szCs w:val="19"/></w:rPr><w:t xml:space="preserve">Universidad de MedellÃ­n</w:t></w:r></w:p><w:p><w:r><w:rPr><w:rFonts w:ascii="Calibri" w:cs="Calibri" w:eastAsia="Calibri" w:hAnsi="Calibri"/><w:color w:val="5D6B64"/><w:sz w:val="18"/><w:szCs w:val="18"/></w:rPr><w:t xml:space="preserve">Carrera cuantitativa de cinco aÃ±os â€” base que une finanzas e ingenierÃ­a.</w:t></w:r></w:p></w:tc></w:tr></w:tbl><w:p><w:pPr><w:pBdr><w:bottom w:val="single" w:color="0C9B6A" w:sz="8" w:space="4"/></w:pBdr><w:spacing w:after="80" w:before="280"/></w:pPr><w:r><w:rPr><w:rFonts w:ascii="Calibri" w:cs="Calibri" w:eastAsia="Calibri" w:hAnsi="Calibri"/><w:b/><w:bCs/><w:color w:val="0C9B6A"/><w:sz w:val="24"/><w:szCs w:val="24"/></w:rPr><w:t xml:space="preserve">FORMACIÃ“N COMPLEMENTARIA</w:t></w:r></w:p><w:p><w:pPr><w:spacing w:after="0"/></w:pPr><w:r><w:rPr><w:rFonts w:ascii="Calibri" w:cs="Calibri" w:eastAsia="Calibri" w:hAnsi="Calibri"/><w:color w:val="0B1310"/><w:sz w:val="19"/><w:szCs w:val="19"/></w:rPr><w:t xml:space="preserve">Front-End Developer Â· Oracle ONE  Â·  Data Science 4 All Â· Correlation One  Â·  Data Scientist Â· Digital House  Â·  Data Scientist Â· EAFIT  Â·  Front-End Â· Comfenalco Antioquia  Â·  Certificaciones Coursera &amp; LinkedIn Learning (2020â€“2023)</w:t></w:r></w:p><w:p><w:pPr><w:pBdr><w:bottom w:val="single" w:color="0C9B6A" w:sz="8" w:space="4"/></w:pBdr><w:spacing w:after="80" w:before="280"/></w:pPr><w:r><w:rPr><w:rFonts w:ascii="Calibri" w:cs="Calibri" w:eastAsia="Calibri" w:hAnsi="Calibri"/><w:b/><w:bCs/><w:color w:val="0C9B6A"/><w:sz w:val="24"/><w:szCs w:val="24"/></w:rPr><w:t xml:space="preserve">IDIOMAS</w:t></w:r></w:p><w:p><w:r><w:rPr><w:rFonts w:ascii="Calibri" w:cs="Calibri" w:eastAsia="Calibri" w:hAnsi="Calibri"/><w:color w:val="0B1310"/><w:sz w:val="20"/><w:szCs w:val="20"/></w:rPr><w:t xml:space="preserve">EspaÃ±ol â€” Nativo     |     InglÃ©s â€” Profesional (B2)</w:t></w:r></w:p><w:sectPr><w:pgSz w:w="12240" w:h="15840" w:orient="portrait"/><w:pgMar w:top="1080" w:right="1080" w:bottom="1080" w:left="1080" w:header="708" w:footer="708" w:gutter="0"/><w:pgNumType/><w:docGrid w:linePitch="360"/></w:sectPr></w:body></w:document>
 </file>
 
 <file path=word/comments.xml><?xml version="1.0" encoding="utf-8"?>

--- a/assets/Faiber-Andres-Montes-CV-ES.docx
+++ b/assets/Faiber-Andres-Montes-CV-ES.docx
@@ -1,5 +1,1810 @@
 
-<file path=word/document.xml><?xml version="1.0" encoding="UTF-8" standalone="yes"?><w:document mc:Ignorable="w14 w15 wp14" xmlns:wpc="http://schemas.microsoft.com/office/word/2010/wordprocessingCanvas" xmlns:mc="http://schemas.openxmlformats.org/markup-compatibility/2006" xmlns:o="urn:schemas-microsoft-com:office:office" xmlns:r="http://schemas.openxmlformats.org/officeDocument/2006/relationships" xmlns:m="http://schemas.openxmlformats.org/officeDocument/2006/math" xmlns:v="urn:schemas-microsoft-com:vml" xmlns:wp14="http://schemas.microsoft.com/office/word/2010/wordprocessingDrawing" xmlns:wp="http://schemas.openxmlformats.org/drawingml/2006/wordprocessingDrawing" xmlns:w10="urn:schemas-microsoft-com:office:word" xmlns:w="http://schemas.openxmlformats.org/wordprocessingml/2006/main" xmlns:w14="http://schemas.microsoft.com/office/word/2010/wordml" xmlns:w15="http://schemas.microsoft.com/office/word/2012/wordml" xmlns:wpg="http://schemas.microsoft.com/office/word/2010/wordprocessingGroup" xmlns:wpi="http://schemas.microsoft.com/office/word/2010/wordprocessingInk" xmlns:wne="http://schemas.microsoft.com/office/word/2006/wordml" xmlns:wps="http://schemas.microsoft.com/office/word/2010/wordprocessingShape" xmlns:cx="http://schemas.microsoft.com/office/drawing/2014/chartex" xmlns:cx1="http://schemas.microsoft.com/office/drawing/2015/9/8/chartex" xmlns:cx2="http://schemas.microsoft.com/office/drawing/2015/10/21/chartex" xmlns:cx3="http://schemas.microsoft.com/office/drawing/2016/5/9/chartex" xmlns:cx4="http://schemas.microsoft.com/office/drawing/2016/5/10/chartex" xmlns:cx5="http://schemas.microsoft.com/office/drawing/2016/5/11/chartex" xmlns:cx6="http://schemas.microsoft.com/office/drawing/2016/5/12/chartex" xmlns:cx7="http://schemas.microsoft.com/office/drawing/2016/5/13/chartex" xmlns:cx8="http://schemas.microsoft.com/office/drawing/2016/5/14/chartex" xmlns:aink="http://schemas.microsoft.com/office/drawing/2016/ink" xmlns:am3d="http://schemas.microsoft.com/office/drawing/2017/model3d" xmlns:w16cex="http://schemas.microsoft.com/office/word/2018/wordml/cex" xmlns:w16cid="http://schemas.microsoft.com/office/word/2016/wordml/cid" xmlns:w16="http://schemas.microsoft.com/office/word/2018/wordml" xmlns:w16sdtdh="http://schemas.microsoft.com/office/word/2020/wordml/sdtdatahash" xmlns:w16se="http://schemas.microsoft.com/office/word/2015/wordml/symex"><w:body><w:p><w:pPr><w:spacing w:after="0"/></w:pPr><w:r><w:rPr><w:rFonts w:ascii="Calibri" w:cs="Calibri" w:eastAsia="Calibri" w:hAnsi="Calibri"/><w:b/><w:bCs/><w:color w:val="0B1310"/><w:sz w:val="52"/><w:szCs w:val="52"/></w:rPr><w:t xml:space="preserve">Faiber Andres Montes GÃ³mez</w:t></w:r></w:p><w:p><w:pPr><w:spacing w:after="80"/></w:pPr><w:r><w:rPr><w:rFonts w:ascii="Calibri" w:cs="Calibri" w:eastAsia="Calibri" w:hAnsi="Calibri"/><w:color w:val="0C9B6A"/><w:sz w:val="24"/><w:szCs w:val="24"/></w:rPr><w:t xml:space="preserve">Ingeniero Financiero  Â·  Especialista en IA &amp; LLM  Â·  LÃ­der de MLOps</w:t></w:r></w:p><w:tbl><w:tblPr><w:tblW w:type="dxa" w:w="9360"/><w:tblBorders><w:top w:val="single" w:color="auto" w:sz="4"/><w:left w:val="single" w:color="auto" w:sz="4"/><w:bottom w:val="single" w:color="auto" w:sz="4"/><w:right w:val="single" w:color="auto" w:sz="4"/><w:insideH w:val="single" w:color="auto" w:sz="4"/><w:insideV w:val="single" w:color="auto" w:sz="4"/></w:tblBorders></w:tblPr><w:tblGrid><w:gridCol w:w="2340"/><w:gridCol w:w="2340"/><w:gridCol w:w="2340"/><w:gridCol w:w="2340"/></w:tblGrid><w:tr><w:tc><w:tcPr><w:tcW w:type="dxa" w:w="2340"/><w:tcBorders><w:top w:val="none" w:color="FFFFFF" w:sz="0"/><w:left w:val="none" w:color="FFFFFF" w:sz="0"/><w:bottom w:val="none" w:color="FFFFFF" w:sz="0"/><w:right w:val="none" w:color="FFFFFF" w:sz="0"/></w:tcBorders></w:tcPr><w:p><w:r><w:rPr><w:rFonts w:ascii="Calibri" w:cs="Calibri" w:eastAsia="Calibri" w:hAnsi="Calibri"/><w:color w:val="5D6B64"/><w:sz w:val="18"/><w:szCs w:val="18"/></w:rPr><w:t xml:space="preserve">ðŸ“ž  +57 350 474 7211</w:t></w:r></w:p></w:tc><w:tc><w:tcPr><w:tcW w:type="dxa" w:w="2340"/><w:tcBorders><w:top w:val="none" w:color="FFFFFF" w:sz="0"/><w:left w:val="none" w:color="FFFFFF" w:sz="0"/><w:bottom w:val="none" w:color="FFFFFF" w:sz="0"/><w:right w:val="none" w:color="FFFFFF" w:sz="0"/></w:tcBorders></w:tcPr><w:p><w:r><w:rPr><w:rFonts w:ascii="Calibri" w:cs="Calibri" w:eastAsia="Calibri" w:hAnsi="Calibri"/><w:color w:val="5D6B64"/><w:sz w:val="18"/><w:szCs w:val="18"/></w:rPr><w:t xml:space="preserve">âœ‰  andresmono1986@hotmail.com</w:t></w:r></w:p></w:tc><w:tc><w:tcPr><w:tcW w:type="dxa" w:w="2340"/><w:tcBorders><w:top w:val="none" w:color="FFFFFF" w:sz="0"/><w:left w:val="none" w:color="FFFFFF" w:sz="0"/><w:bottom w:val="none" w:color="FFFFFF" w:sz="0"/><w:right w:val="none" w:color="FFFFFF" w:sz="0"/></w:tcBorders></w:tcPr><w:p><w:hyperlink w:history="1" r:id="rId6_k9bbnelyynigk43izyf"><w:r><w:rPr><w:rFonts w:ascii="Calibri" w:cs="Calibri" w:eastAsia="Calibri" w:hAnsi="Calibri"/><w:color w:val="0C9B6A"/><w:sz w:val="18"/><w:szCs w:val="18"/></w:rPr><w:t xml:space="preserve">ðŸ”—  linkedin.com/in/faiber-andres-montes</w:t></w:r></w:hyperlink></w:p></w:tc><w:tc><w:tcPr><w:tcW w:type="dxa" w:w="2340"/><w:tcBorders><w:top w:val="none" w:color="FFFFFF" w:sz="0"/><w:left w:val="none" w:color="FFFFFF" w:sz="0"/><w:bottom w:val="none" w:color="FFFFFF" w:sz="0"/><w:right w:val="none" w:color="FFFFFF" w:sz="0"/></w:tcBorders></w:tcPr><w:p><w:hyperlink w:history="1" r:id="rId4yri5sf42x4jxvy91aqt6"><w:r><w:rPr><w:rFonts w:ascii="Calibri" w:cs="Calibri" w:eastAsia="Calibri" w:hAnsi="Calibri"/><w:color w:val="0C9B6A"/><w:sz w:val="18"/><w:szCs w:val="18"/></w:rPr><w:t xml:space="preserve">ðŸ™  github.com/faiber1986</w:t></w:r></w:hyperlink></w:p></w:tc></w:tr></w:tbl><w:p><w:pPr><w:spacing w:after="60"/></w:pPr><w:r><w:rPr><w:rFonts w:ascii="Calibri" w:cs="Calibri" w:eastAsia="Calibri" w:hAnsi="Calibri"/><w:color w:val="5D6B64"/><w:sz w:val="18"/><w:szCs w:val="18"/></w:rPr><w:t xml:space="preserve">ðŸ“  MedellÃ­n, Antioquia, Colombia</w:t></w:r></w:p><w:p><w:pPr><w:pBdr><w:bottom w:val="single" w:color="0C9B6A" w:sz="8" w:space="4"/></w:pBdr><w:spacing w:after="80" w:before="280"/></w:pPr><w:r><w:rPr><w:rFonts w:ascii="Calibri" w:cs="Calibri" w:eastAsia="Calibri" w:hAnsi="Calibri"/><w:b/><w:bCs/><w:color w:val="0C9B6A"/><w:sz w:val="24"/><w:szCs w:val="24"/></w:rPr><w:t xml:space="preserve">PERFIL PROFESIONAL</w:t></w:r></w:p><w:p><w:pPr><w:spacing w:after="0"/></w:pPr><w:r><w:rPr><w:rFonts w:ascii="Calibri" w:cs="Calibri" w:eastAsia="Calibri" w:hAnsi="Calibri"/><w:color w:val="0B1310"/><w:sz w:val="20"/><w:szCs w:val="20"/></w:rPr><w:t xml:space="preserve">Lidero el &quot;Production Premium&quot; escalando modelos de IA en APIs de alta disponibilidad con Python, FastAPI, Docker y Snowflake. CatalicÃ© la habilitaciÃ³n de IA en CESDE capacitando a mÃ¡s de 1.000 lÃ­deres, impulsando ganancias de productividad del 25%. OptimicÃ© modelos de riesgo en N-iX (reducciÃ³n del 40% de latencia) y generÃ© ahorros de $200K+ en Colanta. Experto en RAG y MLOps, conectando el riesgo financiero de alto impacto con IA lista para producciÃ³n.</w:t></w:r></w:p><w:p><w:pPr><w:spacing w:after="240"/></w:pPr></w:p><w:tbl><w:tblPr><w:tblW w:type="dxa" w:w="9360"/><w:tblBorders><w:top w:val="single" w:color="auto" w:sz="4"/><w:left w:val="single" w:color="auto" w:sz="4"/><w:bottom w:val="single" w:color="auto" w:sz="4"/><w:right w:val="single" w:color="auto" w:sz="4"/><w:insideH w:val="single" w:color="auto" w:sz="4"/><w:insideV w:val="single" w:color="auto" w:sz="4"/></w:tblBorders></w:tblPr><w:tblGrid><w:gridCol w:w="2340"/><w:gridCol w:w="2340"/><w:gridCol w:w="2340"/><w:gridCol w:w="2340"/></w:tblGrid><w:tr><0/></w:tr></w:tbl><w:p><w:pPr><w:pBdr><w:bottom w:val="single" w:color="0C9B6A" w:sz="8" w:space="4"/></w:pBdr><w:spacing w:after="80" w:before="280"/></w:pPr><w:r><w:rPr><w:rFonts w:ascii="Calibri" w:cs="Calibri" w:eastAsia="Calibri" w:hAnsi="Calibri"/><w:b/><w:bCs/><w:color w:val="0C9B6A"/><w:sz w:val="24"/><w:szCs w:val="24"/></w:rPr><w:t xml:space="preserve">EXPERIENCIA LABORAL</w:t></w:r></w:p><w:p><w:pPr><w:tabs><w:tab w:val="right" w:pos="9026"/></w:tabs><w:spacing w:after="20" w:before="160"/></w:pPr><w:r><w:rPr><w:rFonts w:ascii="Calibri" w:cs="Calibri" w:eastAsia="Calibri" w:hAnsi="Calibri"/><w:b/><w:bCs/><w:color w:val="0B1310"/><w:sz w:val="22"/><w:szCs w:val="22"/></w:rPr><w:t xml:space="preserve">Especialista en Datos &amp; Ingeniero de IA</w:t></w:r><w:r><w:rPr><w:sz w:val="22"/><w:szCs w:val="22"/></w:rPr><w:t xml:space="preserve">	</w:t></w:r><w:r><w:rPr><w:rFonts w:ascii="Calibri" w:cs="Calibri" w:eastAsia="Calibri" w:hAnsi="Calibri"/><w:b/><w:bCs/><w:color w:val="0C9B6A"/><w:sz w:val="20"/><w:szCs w:val="20"/></w:rPr><w:t xml:space="preserve">Mar 2026 â€“ Actualidad</w:t></w:r></w:p><w:p><w:pPr><w:spacing w:after="60"/></w:pPr><w:r><w:rPr><w:rFonts w:ascii="Calibri" w:cs="Calibri" w:eastAsia="Calibri" w:hAnsi="Calibri"/><w:i/><w:iCs/><w:color w:val="5D6B64"/><w:sz w:val="20"/><w:szCs w:val="20"/></w:rPr><w:t xml:space="preserve">Freelance Â· MedellÃ­n</w:t></w:r></w:p><w:p><w:pPr><w:spacing w:after="40"/><w:ind w:left="360"/></w:pPr><w:r><w:rPr><w:rFonts w:ascii="Calibri" w:cs="Calibri" w:eastAsia="Calibri" w:hAnsi="Calibri"/><w:color w:val="0C9B6A"/><w:sz w:val="20"/><w:szCs w:val="20"/></w:rPr><w:t xml:space="preserve">â†’  </w:t></w:r><w:r><w:rPr><w:rFonts w:ascii="Calibri" w:cs="Calibri" w:eastAsia="Calibri" w:hAnsi="Calibri"/><w:color w:val="0B1310"/><w:sz w:val="20"/><w:szCs w:val="20"/></w:rPr><w:t xml:space="preserve">DiseÃ±Ã© agentes automatizados de investigaciÃ³n y generaciÃ³n de contenido con LangChain y APIs de OpenAI/Claude, reduciendo flujos administrativos manuales en 15 horas por semana.</w:t></w:r></w:p><w:p><w:pPr><w:spacing w:after="40"/><w:ind w:left="360"/></w:pPr><w:r><w:rPr><w:rFonts w:ascii="Calibri" w:cs="Calibri" w:eastAsia="Calibri" w:hAnsi="Calibri"/><w:color w:val="0C9B6A"/><w:sz w:val="20"/><w:szCs w:val="20"/></w:rPr><w:t xml:space="preserve">â†’  </w:t></w:r><w:r><w:rPr><w:rFonts w:ascii="Calibri" w:cs="Calibri" w:eastAsia="Calibri" w:hAnsi="Calibri"/><w:color w:val="0B1310"/><w:sz w:val="20"/><w:szCs w:val="20"/></w:rPr><w:t xml:space="preserve">ImplementÃ© protocolos de gobernanza y seguridad en IA: mitigaciÃ³n de alucinaciones, detecciÃ³n de sesgos y privacidad Ã©tica en despliegues LLM para stakeholders corporativos.</w:t></w:r></w:p><w:p><w:pPr><w:spacing w:after="40"/><w:ind w:left="360"/></w:pPr><w:r><w:rPr><w:rFonts w:ascii="Calibri" w:cs="Calibri" w:eastAsia="Calibri" w:hAnsi="Calibri"/><w:color w:val="0C9B6A"/><w:sz w:val="20"/><w:szCs w:val="20"/></w:rPr><w:t xml:space="preserve">â†’  </w:t></w:r><w:r><w:rPr><w:rFonts w:ascii="Calibri" w:cs="Calibri" w:eastAsia="Calibri" w:hAnsi="Calibri"/><w:color w:val="0B1310"/><w:sz w:val="20"/><w:szCs w:val="20"/></w:rPr><w:t xml:space="preserve">ConstruÃ­ y despleguÃ© chatbots RAG y agentes de anÃ¡lisis financiero con FastAPI y bases de datos vectoriales (Pinecone, Chroma), automatizando el 100% del reporte semanal.</w:t></w:r></w:p><w:p><w:pPr><w:tabs><w:tab w:val="right" w:pos="9026"/></w:tabs><w:spacing w:after="20" w:before="160"/></w:pPr><w:r><w:rPr><w:rFonts w:ascii="Calibri" w:cs="Calibri" w:eastAsia="Calibri" w:hAnsi="Calibri"/><w:b/><w:bCs/><w:color w:val="0B1310"/><w:sz w:val="22"/><w:szCs w:val="22"/></w:rPr><w:t xml:space="preserve">Instructor de IA</w:t></w:r><w:r><w:rPr><w:sz w:val="22"/><w:szCs w:val="22"/></w:rPr><w:t xml:space="preserve">	</w:t></w:r><w:r><w:rPr><w:rFonts w:ascii="Calibri" w:cs="Calibri" w:eastAsia="Calibri" w:hAnsi="Calibri"/><w:b/><w:bCs/><w:color w:val="0C9B6A"/><w:sz w:val="20"/><w:szCs w:val="20"/></w:rPr><w:t xml:space="preserve">Oct â€“ Dic 2025</w:t></w:r></w:p><w:p><w:pPr><w:spacing w:after="60"/></w:pPr><w:r><w:rPr><w:rFonts w:ascii="Calibri" w:cs="Calibri" w:eastAsia="Calibri" w:hAnsi="Calibri"/><w:i/><w:iCs/><w:color w:val="5D6B64"/><w:sz w:val="20"/><w:szCs w:val="20"/></w:rPr><w:t xml:space="preserve">CESDE Â· MedellÃ­n</w:t></w:r></w:p><w:p><w:pPr><w:spacing w:after="40"/><w:ind w:left="360"/></w:pPr><w:r><w:rPr><w:rFonts w:ascii="Calibri" w:cs="Calibri" w:eastAsia="Calibri" w:hAnsi="Calibri"/><w:color w:val="0C9B6A"/><w:sz w:val="20"/><w:szCs w:val="20"/></w:rPr><w:t xml:space="preserve">â†’  </w:t></w:r><w:r><w:rPr><w:rFonts w:ascii="Calibri" w:cs="Calibri" w:eastAsia="Calibri" w:hAnsi="Calibri"/><w:color w:val="0B1310"/><w:sz w:val="20"/><w:szCs w:val="20"/></w:rPr><w:t xml:space="preserve">LiderÃ© la estrategia de habilitaciÃ³n en IA para mÃ¡s de 500 profesionales no tÃ©cnicos, enseÃ±ando IngenierÃ­a de Prompts avanzada y flujos RAG para aumentar la productividad operativa en un 25%.</w:t></w:r></w:p><w:p><w:pPr><w:spacing w:after="40"/><w:ind w:left="360"/></w:pPr><w:r><w:rPr><w:rFonts w:ascii="Calibri" w:cs="Calibri" w:eastAsia="Calibri" w:hAnsi="Calibri"/><w:color w:val="0C9B6A"/><w:sz w:val="20"/><w:szCs w:val="20"/></w:rPr><w:t xml:space="preserve">â†’  </w:t></w:r><w:r><w:rPr><w:rFonts w:ascii="Calibri" w:cs="Calibri" w:eastAsia="Calibri" w:hAnsi="Calibri"/><w:color w:val="0B1310"/><w:sz w:val="20"/><w:szCs w:val="20"/></w:rPr><w:t xml:space="preserve">DesarrollÃ© y dictÃ© currÃ­culo sobre IA Responsable: mitigaciÃ³n de sesgos, privacidad de datos e integraciÃ³n Ã©tica de LLMs (ChatGPT, Claude, Gemini) para lÃ­deres corporativos.</w:t></w:r></w:p><w:p><w:pPr><w:spacing w:after="40"/><w:ind w:left="360"/></w:pPr><w:r><w:rPr><w:rFonts w:ascii="Calibri" w:cs="Calibri" w:eastAsia="Calibri" w:hAnsi="Calibri"/><w:color w:val="0C9B6A"/><w:sz w:val="20"/><w:szCs w:val="20"/></w:rPr><w:t xml:space="preserve">â†’  </w:t></w:r><w:r><w:rPr><w:rFonts w:ascii="Calibri" w:cs="Calibri" w:eastAsia="Calibri" w:hAnsi="Calibri"/><w:color w:val="0B1310"/><w:sz w:val="20"/><w:szCs w:val="20"/></w:rPr><w:t xml:space="preserve">AutomaticÃ© flujos de trabajo con herramientas no-code/low-code, reduciendo el tiempo de tareas manuales en promedio 15 horas por semana por estudiante.</w:t></w:r></w:p><w:p><w:pPr><w:tabs><w:tab w:val="right" w:pos="9026"/></w:tabs><w:spacing w:after="20" w:before="160"/></w:pPr><w:r><w:rPr><w:rFonts w:ascii="Calibri" w:cs="Calibri" w:eastAsia="Calibri" w:hAnsi="Calibri"/><w:b/><w:bCs/><w:color w:val="0B1310"/><w:sz w:val="22"/><w:szCs w:val="22"/></w:rPr><w:t xml:space="preserve">Ingeniero de Datos &amp; Desarrollador Python</w:t></w:r><w:r><w:rPr><w:sz w:val="22"/><w:szCs w:val="22"/></w:rPr><w:t xml:space="preserve">	</w:t></w:r><w:r><w:rPr><w:rFonts w:ascii="Calibri" w:cs="Calibri" w:eastAsia="Calibri" w:hAnsi="Calibri"/><w:b/><w:bCs/><w:color w:val="0C9B6A"/><w:sz w:val="20"/><w:szCs w:val="20"/></w:rPr><w:t xml:space="preserve">Dic 2024 â€“ Ago 2025</w:t></w:r></w:p><w:p><w:pPr><w:spacing w:after="60"/></w:pPr><w:r><w:rPr><w:rFonts w:ascii="Calibri" w:cs="Calibri" w:eastAsia="Calibri" w:hAnsi="Calibri"/><w:i/><w:iCs/><w:color w:val="5D6B64"/><w:sz w:val="20"/><w:szCs w:val="20"/></w:rPr><w:t xml:space="preserve">N-iX Â· MedellÃ­n</w:t></w:r></w:p><w:p><w:pPr><w:spacing w:after="40"/><w:ind w:left="360"/></w:pPr><w:r><w:rPr><w:rFonts w:ascii="Calibri" w:cs="Calibri" w:eastAsia="Calibri" w:hAnsi="Calibri"/><w:color w:val="0C9B6A"/><w:sz w:val="20"/><w:szCs w:val="20"/></w:rPr><w:t xml:space="preserve">â†’  </w:t></w:r><w:r><w:rPr><w:rFonts w:ascii="Calibri" w:cs="Calibri" w:eastAsia="Calibri" w:hAnsi="Calibri"/><w:color w:val="0B1310"/><w:sz w:val="20"/><w:szCs w:val="20"/></w:rPr><w:t xml:space="preserve">OrquestÃ© la migraciÃ³n de modelos complejos de riesgo crediticio de R legado a Python productivo (FastAPI), reduciendo la latencia de ejecuciÃ³n un 40% y habilitando scoring en tiempo real.</w:t></w:r></w:p><w:p><w:pPr><w:spacing w:after="40"/><w:ind w:left="360"/></w:pPr><w:r><w:rPr><w:rFonts w:ascii="Calibri" w:cs="Calibri" w:eastAsia="Calibri" w:hAnsi="Calibri"/><w:color w:val="0C9B6A"/><w:sz w:val="20"/><w:szCs w:val="20"/></w:rPr><w:t xml:space="preserve">â†’  </w:t></w:r><w:r><w:rPr><w:rFonts w:ascii="Calibri" w:cs="Calibri" w:eastAsia="Calibri" w:hAnsi="Calibri"/><w:color w:val="0B1310"/><w:sz w:val="20"/><w:szCs w:val="20"/></w:rPr><w:t xml:space="preserve">ArquitectÃ© pipelines ETL/ELT automatizados en AWS (Glue, S3, Redshift) para procesar datasets logÃ­sticos de mÃºltiples terabytes, garantizando 99.9% de integridad de datos.</w:t></w:r></w:p><w:p><w:pPr><w:spacing w:after="40"/><w:ind w:left="360"/></w:pPr><w:r><w:rPr><w:rFonts w:ascii="Calibri" w:cs="Calibri" w:eastAsia="Calibri" w:hAnsi="Calibri"/><w:color w:val="0C9B6A"/><w:sz w:val="20"/><w:szCs w:val="20"/></w:rPr><w:t xml:space="preserve">â†’  </w:t></w:r><w:r><w:rPr><w:rFonts w:ascii="Calibri" w:cs="Calibri" w:eastAsia="Calibri" w:hAnsi="Calibri"/><w:color w:val="0B1310"/><w:sz w:val="20"/><w:szCs w:val="20"/></w:rPr><w:t xml:space="preserve">DiseÃ±Ã© suite de pruebas robusta con Pytest â€” 90% de cobertura de cÃ³digo, eliminando bugs crÃ­ticos en catÃ¡logos de datos financieros de alto impacto.</w:t></w:r></w:p><w:p><w:pPr><w:spacing w:after="40"/><w:ind w:left="360"/></w:pPr><w:r><w:rPr><w:rFonts w:ascii="Calibri" w:cs="Calibri" w:eastAsia="Calibri" w:hAnsi="Calibri"/><w:color w:val="0C9B6A"/><w:sz w:val="20"/><w:szCs w:val="20"/></w:rPr><w:t xml:space="preserve">â†’  </w:t></w:r><w:r><w:rPr><w:rFonts w:ascii="Calibri" w:cs="Calibri" w:eastAsia="Calibri" w:hAnsi="Calibri"/><w:color w:val="0B1310"/><w:sz w:val="20"/><w:szCs w:val="20"/></w:rPr><w:t xml:space="preserve">OptimicÃ© rendimiento SQL y modelado de datos (Star Schema), logrando 25% de reducciÃ³n en costos de cÃ³mputo en la nube y dashboards BI mÃ¡s Ã¡giles.</w:t></w:r></w:p><w:p><w:pPr><w:tabs><w:tab w:val="right" w:pos="9026"/></w:tabs><w:spacing w:after="20" w:before="160"/></w:pPr><w:r><w:rPr><w:rFonts w:ascii="Calibri" w:cs="Calibri" w:eastAsia="Calibri" w:hAnsi="Calibri"/><w:b/><w:bCs/><w:color w:val="0B1310"/><w:sz w:val="22"/><w:szCs w:val="22"/></w:rPr><w:t xml:space="preserve">Especialista en Datos &amp; Ingeniero Financiero</w:t></w:r><w:r><w:rPr><w:sz w:val="22"/><w:szCs w:val="22"/></w:rPr><w:t xml:space="preserve">	</w:t></w:r><w:r><w:rPr><w:rFonts w:ascii="Calibri" w:cs="Calibri" w:eastAsia="Calibri" w:hAnsi="Calibri"/><w:b/><w:bCs/><w:color w:val="0C9B6A"/><w:sz w:val="20"/><w:szCs w:val="20"/></w:rPr><w:t xml:space="preserve">Feb 2023 â€“ Dic 2024</w:t></w:r></w:p><w:p><w:pPr><w:spacing w:after="60"/></w:pPr><w:r><w:rPr><w:rFonts w:ascii="Calibri" w:cs="Calibri" w:eastAsia="Calibri" w:hAnsi="Calibri"/><w:i/><w:iCs/><w:color w:val="5D6B64"/><w:sz w:val="20"/><w:szCs w:val="20"/></w:rPr><w:t xml:space="preserve">Freelance Â· MedellÃ­n</w:t></w:r></w:p><w:p><w:pPr><w:spacing w:after="40"/><w:ind w:left="360"/></w:pPr><w:r><w:rPr><w:rFonts w:ascii="Calibri" w:cs="Calibri" w:eastAsia="Calibri" w:hAnsi="Calibri"/><w:color w:val="0C9B6A"/><w:sz w:val="20"/><w:szCs w:val="20"/></w:rPr><w:t xml:space="preserve">â†’  </w:t></w:r><w:r><w:rPr><w:rFonts w:ascii="Calibri" w:cs="Calibri" w:eastAsia="Calibri" w:hAnsi="Calibri"/><w:color w:val="0B1310"/><w:sz w:val="20"/><w:szCs w:val="20"/></w:rPr><w:t xml:space="preserve">DiseÃ±Ã© e implementÃ© dashboards financieros y REST APIs (FastAPI) para clientes corporativos, automatizando el 100% de los ciclos de reporte financiero semanal.</w:t></w:r></w:p><w:p><w:pPr><w:spacing w:after="40"/><w:ind w:left="360"/></w:pPr><w:r><w:rPr><w:rFonts w:ascii="Calibri" w:cs="Calibri" w:eastAsia="Calibri" w:hAnsi="Calibri"/><w:color w:val="0C9B6A"/><w:sz w:val="20"/><w:szCs w:val="20"/></w:rPr><w:t xml:space="preserve">â†’  </w:t></w:r><w:r><w:rPr><w:rFonts w:ascii="Calibri" w:cs="Calibri" w:eastAsia="Calibri" w:hAnsi="Calibri"/><w:color w:val="0B1310"/><w:sz w:val="20"/><w:szCs w:val="20"/></w:rPr><w:t xml:space="preserve">ConstruÃ­ modelos predictivos de series de tiempo para pronÃ³stico de variables econÃ³micas, superando benchmarks manuales previos en un 20% de precisiÃ³n predictiva.</w:t></w:r></w:p><w:p><w:pPr><w:spacing w:after="40"/><w:ind w:left="360"/></w:pPr><w:r><w:rPr><w:rFonts w:ascii="Calibri" w:cs="Calibri" w:eastAsia="Calibri" w:hAnsi="Calibri"/><w:color w:val="0C9B6A"/><w:sz w:val="20"/><w:szCs w:val="20"/></w:rPr><w:t xml:space="preserve">â†’  </w:t></w:r><w:r><w:rPr><w:rFonts w:ascii="Calibri" w:cs="Calibri" w:eastAsia="Calibri" w:hAnsi="Calibri"/><w:color w:val="0B1310"/><w:sz w:val="20"/><w:szCs w:val="20"/></w:rPr><w:t xml:space="preserve">AdministrÃ© entornos Snowflake &amp; AWS para medianas empresas, implementando mejores prÃ¡cticas de DataOps que redujeron el tiempo de inactividad de datos en un 65%.</w:t></w:r></w:p><w:p><w:pPr><w:tabs><w:tab w:val="right" w:pos="9026"/></w:tabs><w:spacing w:after="20" w:before="160"/></w:pPr><w:r><w:rPr><w:rFonts w:ascii="Calibri" w:cs="Calibri" w:eastAsia="Calibri" w:hAnsi="Calibri"/><w:b/><w:bCs/><w:color w:val="0B1310"/><w:sz w:val="22"/><w:szCs w:val="22"/></w:rPr><w:t xml:space="preserve">CientÃ­fico de Datos &amp; Analista de Project Finance</w:t></w:r><w:r><w:rPr><w:sz w:val="22"/><w:szCs w:val="22"/></w:rPr><w:t xml:space="preserve">	</w:t></w:r><w:r><w:rPr><w:rFonts w:ascii="Calibri" w:cs="Calibri" w:eastAsia="Calibri" w:hAnsi="Calibri"/><w:b/><w:bCs/><w:color w:val="0C9B6A"/><w:sz w:val="20"/><w:szCs w:val="20"/></w:rPr><w:t xml:space="preserve">Ago 2021 â€“ Ene 2023</w:t></w:r></w:p><w:p><w:pPr><w:spacing w:after="60"/></w:pPr><w:r><w:rPr><w:rFonts w:ascii="Calibri" w:cs="Calibri" w:eastAsia="Calibri" w:hAnsi="Calibri"/><w:i/><w:iCs/><w:color w:val="5D6B64"/><w:sz w:val="20"/><w:szCs w:val="20"/></w:rPr><w:t xml:space="preserve">Colanta Â· MedellÃ­n</w:t></w:r></w:p><w:p><w:pPr><w:spacing w:after="40"/><w:ind w:left="360"/></w:pPr><w:r><w:rPr><w:rFonts w:ascii="Calibri" w:cs="Calibri" w:eastAsia="Calibri" w:hAnsi="Calibri"/><w:color w:val="0C9B6A"/><w:sz w:val="20"/><w:szCs w:val="20"/></w:rPr><w:t xml:space="preserve">â†’  </w:t></w:r><w:r><w:rPr><w:rFonts w:ascii="Calibri" w:cs="Calibri" w:eastAsia="Calibri" w:hAnsi="Calibri"/><w:color w:val="0B1310"/><w:sz w:val="20"/><w:szCs w:val="20"/></w:rPr><w:t xml:space="preserve">DesarrollÃ© y despleguÃ© modelos de predicciÃ³n de demanda con PyTorch y Scikit-learn (+15% de precisiÃ³n), generando ahorros estimados de $200K en desperdicios logÃ­sticos anuales.</w:t></w:r></w:p><w:p><w:pPr><w:spacing w:after="40"/><w:ind w:left="360"/></w:pPr><w:r><w:rPr><w:rFonts w:ascii="Calibri" w:cs="Calibri" w:eastAsia="Calibri" w:hAnsi="Calibri"/><w:color w:val="0C9B6A"/><w:sz w:val="20"/><w:szCs w:val="20"/></w:rPr><w:t xml:space="preserve">â†’  </w:t></w:r><w:r><w:rPr><w:rFonts w:ascii="Calibri" w:cs="Calibri" w:eastAsia="Calibri" w:hAnsi="Calibri"/><w:color w:val="0B1310"/><w:sz w:val="20"/><w:szCs w:val="20"/></w:rPr><w:t xml:space="preserve">UsÃ© PySpark en AWS para procesar grandes volÃºmenes de datos contables, identificando mÃ¡s de $50K en irregularidades fiscales mediante ingenierÃ­a de caracterÃ­sticas avanzada.</w:t></w:r></w:p><w:p><w:pPr><w:spacing w:after="40"/><w:ind w:left="360"/></w:pPr><w:r><w:rPr><w:rFonts w:ascii="Calibri" w:cs="Calibri" w:eastAsia="Calibri" w:hAnsi="Calibri"/><w:color w:val="0C9B6A"/><w:sz w:val="20"/><w:szCs w:val="20"/></w:rPr><w:t xml:space="preserve">â†’  </w:t></w:r><w:r><w:rPr><w:rFonts w:ascii="Calibri" w:cs="Calibri" w:eastAsia="Calibri" w:hAnsi="Calibri"/><w:color w:val="0B1310"/><w:sz w:val="20"/><w:szCs w:val="20"/></w:rPr><w:t xml:space="preserve">VisualicÃ© KPIs financieros crÃ­ticos con Power BI y Qlik Sense, reduciendo el tiempo de anÃ¡lisis de evaluaciones de riesgo trimestrales de dÃ­as a minutos.</w:t></w:r></w:p><w:p><w:pPr><w:pBdr><w:bottom w:val="single" w:color="0C9B6A" w:sz="8" w:space="4"/></w:pBdr><w:spacing w:after="80" w:before="280"/></w:pPr><w:r><w:rPr><w:rFonts w:ascii="Calibri" w:cs="Calibri" w:eastAsia="Calibri" w:hAnsi="Calibri"/><w:b/><w:bCs/><w:color w:val="0C9B6A"/><w:sz w:val="24"/><w:szCs w:val="24"/></w:rPr><w:t xml:space="preserve">HABILIDADES TÃ‰CNICAS</w:t></w:r></w:p><w:tbl><w:tblPr><w:tblW w:type="dxa" w:w="9360"/><w:tblBorders><w:top w:val="single" w:color="auto" w:sz="4"/><w:left w:val="single" w:color="auto" w:sz="4"/><w:bottom w:val="single" w:color="auto" w:sz="4"/><w:right w:val="single" w:color="auto" w:sz="4"/><w:insideH w:val="single" w:color="auto" w:sz="4"/><w:insideV w:val="single" w:color="auto" w:sz="4"/></w:tblBorders></w:tblPr><w:tblGrid><w:gridCol w:w="2000"/><w:gridCol w:w="7360"/></w:tblGrid><w:tr><w:tc><w:tcPr><w:tcW w:type="dxa" w:w="2000"/><w:tcBorders><w:top w:val="none" w:color="FFFFFF" w:sz="0"/><w:left w:val="none" w:color="FFFFFF" w:sz="0"/><w:bottom w:val="none" w:color="FFFFFF" w:sz="0"/><w:right w:val="none" w:color="FFFFFF" w:sz="0"/></w:tcBorders><w:shd w:fill="EEF9F3" w:val="clear"/><w:tcMar><w:top w:type="dxa" w:w="80"/><w:left w:type="dxa" w:w="120"/><w:bottom w:type="dxa" w:w="80"/><w:right w:type="dxa" w:w="120"/></w:tcMar></w:tcPr><w:p><w:r><w:rPr><w:rFonts w:ascii="Calibri" w:cs="Calibri" w:eastAsia="Calibri" w:hAnsi="Calibri"/><w:b/><w:bCs/><w:color w:val="0C9B6A"/><w:sz w:val="19"/><w:szCs w:val="19"/></w:rPr><w:t xml:space="preserve">IA &amp; LLM</w:t></w:r></w:p></w:tc><w:tc><w:tcPr><w:tcW w:type="dxa" w:w="7360"/><w:tcBorders><w:top w:val="none" w:color="FFFFFF" w:sz="0"/><w:left w:val="none" w:color="FFFFFF" w:sz="0"/><w:bottom w:val="none" w:color="FFFFFF" w:sz="0"/><w:right w:val="none" w:color="FFFFFF" w:sz="0"/></w:tcBorders><w:tcMar><w:top w:type="dxa" w:w="80"/><w:left w:type="dxa" w:w="160"/><w:bottom w:type="dxa" w:w="80"/><w:right w:type="dxa" w:w="120"/></w:tcMar></w:tcPr><w:p><w:r><w:rPr><w:rFonts w:ascii="Calibri" w:cs="Calibri" w:eastAsia="Calibri" w:hAnsi="Calibri"/><w:color w:val="0B1310"/><w:sz w:val="19"/><w:szCs w:val="19"/></w:rPr><w:t xml:space="preserve">RAG Pipelines Â· Arquitecturas AgÃ©nticas Â· MitigaciÃ³n de Alucinaciones Â· Prompt Engineering Â· LangChain Â· OpenAI / Claude Â· IA Ã‰tica</w:t></w:r></w:p></w:tc></w:tr><w:tr><w:tc><w:tcPr><w:tcW w:type="dxa" w:w="2000"/><w:tcBorders><w:top w:val="none" w:color="FFFFFF" w:sz="0"/><w:left w:val="none" w:color="FFFFFF" w:sz="0"/><w:bottom w:val="none" w:color="FFFFFF" w:sz="0"/><w:right w:val="none" w:color="FFFFFF" w:sz="0"/></w:tcBorders><w:shd w:fill="EEF9F3" w:val="clear"/><w:tcMar><w:top w:type="dxa" w:w="80"/><w:left w:type="dxa" w:w="120"/><w:bottom w:type="dxa" w:w="80"/><w:right w:type="dxa" w:w="120"/></w:tcMar></w:tcPr><w:p><w:r><w:rPr><w:rFonts w:ascii="Calibri" w:cs="Calibri" w:eastAsia="Calibri" w:hAnsi="Calibri"/><w:b/><w:bCs/><w:color w:val="0C9B6A"/><w:sz w:val="19"/><w:szCs w:val="19"/></w:rPr><w:t xml:space="preserve">MLOps</w:t></w:r></w:p></w:tc><w:tc><w:tcPr><w:tcW w:type="dxa" w:w="7360"/><w:tcBorders><w:top w:val="none" w:color="FFFFFF" w:sz="0"/><w:left w:val="none" w:color="FFFFFF" w:sz="0"/><w:bottom w:val="none" w:color="FFFFFF" w:sz="0"/><w:right w:val="none" w:color="FFFFFF" w:sz="0"/></w:tcBorders><w:tcMar><w:top w:type="dxa" w:w="80"/><w:left w:type="dxa" w:w="160"/><w:bottom w:type="dxa" w:w="80"/><w:right w:type="dxa" w:w="120"/></w:tcMar></w:tcPr><w:p><w:r><w:rPr><w:rFonts w:ascii="Calibri" w:cs="Calibri" w:eastAsia="Calibri" w:hAnsi="Calibri"/><w:color w:val="0B1310"/><w:sz w:val="19"/><w:szCs w:val="19"/></w:rPr><w:t xml:space="preserve">Docker Â· FastAPI Â· Kubernetes Â· Snowflake Â· AWS Â· MLflow Â· DVC Â· Airflow Â· ETL/ELT Â· Terraform</w:t></w:r></w:p></w:tc></w:tr><w:tr><w:tc><w:tcPr><w:tcW w:type="dxa" w:w="2000"/><w:tcBorders><w:top w:val="none" w:color="FFFFFF" w:sz="0"/><w:left w:val="none" w:color="FFFFFF" w:sz="0"/><w:bottom w:val="none" w:color="FFFFFF" w:sz="0"/><w:right w:val="none" w:color="FFFFFF" w:sz="0"/></w:tcBorders><w:shd w:fill="EEF9F3" w:val="clear"/><w:tcMar><w:top w:type="dxa" w:w="80"/><w:left w:type="dxa" w:w="120"/><w:bottom w:type="dxa" w:w="80"/><w:right w:type="dxa" w:w="120"/></w:tcMar></w:tcPr><w:p><w:r><w:rPr><w:rFonts w:ascii="Calibri" w:cs="Calibri" w:eastAsia="Calibri" w:hAnsi="Calibri"/><w:b/><w:bCs/><w:color w:val="0C9B6A"/><w:sz w:val="19"/><w:szCs w:val="19"/></w:rPr><w:t xml:space="preserve">Lenguajes</w:t></w:r></w:p></w:tc><w:tc><w:tcPr><w:tcW w:type="dxa" w:w="7360"/><w:tcBorders><w:top w:val="none" w:color="FFFFFF" w:sz="0"/><w:left w:val="none" w:color="FFFFFF" w:sz="0"/><w:bottom w:val="none" w:color="FFFFFF" w:sz="0"/><w:right w:val="none" w:color="FFFFFF" w:sz="0"/></w:tcBorders><w:tcMar><w:top w:type="dxa" w:w="80"/><w:left w:type="dxa" w:w="160"/><w:bottom w:type="dxa" w:w="80"/><w:right w:type="dxa" w:w="120"/></w:tcMar></w:tcPr><w:p><w:r><w:rPr><w:rFonts w:ascii="Calibri" w:cs="Calibri" w:eastAsia="Calibri" w:hAnsi="Calibri"/><w:color w:val="0B1310"/><w:sz w:val="19"/><w:szCs w:val="19"/></w:rPr><w:t xml:space="preserve">Python Â· SQL Â· R Â· JavaScript</w:t></w:r></w:p></w:tc></w:tr><w:tr><w:tc><w:tcPr><w:tcW w:type="dxa" w:w="2000"/><w:tcBorders><w:top w:val="none" w:color="FFFFFF" w:sz="0"/><w:left w:val="none" w:color="FFFFFF" w:sz="0"/><w:bottom w:val="none" w:color="FFFFFF" w:sz="0"/><w:right w:val="none" w:color="FFFFFF" w:sz="0"/></w:tcBorders><w:shd w:fill="EEF9F3" w:val="clear"/><w:tcMar><w:top w:type="dxa" w:w="80"/><w:left w:type="dxa" w:w="120"/><w:bottom w:type="dxa" w:w="80"/><w:right w:type="dxa" w:w="120"/></w:tcMar></w:tcPr><w:p><w:r><w:rPr><w:rFonts w:ascii="Calibri" w:cs="Calibri" w:eastAsia="Calibri" w:hAnsi="Calibri"/><w:b/><w:bCs/><w:color w:val="0C9B6A"/><w:sz w:val="19"/><w:szCs w:val="19"/></w:rPr><w:t xml:space="preserve">IngenierÃ­a Financiera</w:t></w:r></w:p></w:tc><w:tc><w:tcPr><w:tcW w:type="dxa" w:w="7360"/><w:tcBorders><w:top w:val="none" w:color="FFFFFF" w:sz="0"/><w:left w:val="none" w:color="FFFFFF" w:sz="0"/><w:bottom w:val="none" w:color="FFFFFF" w:sz="0"/><w:right w:val="none" w:color="FFFFFF" w:sz="0"/></w:tcBorders><w:tcMar><w:top w:type="dxa" w:w="80"/><w:left w:type="dxa" w:w="160"/><w:bottom w:type="dxa" w:w="80"/><w:right w:type="dxa" w:w="120"/></w:tcMar></w:tcPr><w:p><w:r><w:rPr><w:rFonts w:ascii="Calibri" w:cs="Calibri" w:eastAsia="Calibri" w:hAnsi="Calibri"/><w:color w:val="0B1310"/><w:sz w:val="19"/><w:szCs w:val="19"/></w:rPr><w:t xml:space="preserve">GestiÃ³n de Riesgo Â· Modelado VaR Â· AnÃ¡lisis de Riesgo EstocÃ¡stico Â· Series de Tiempo Â· Algoritmos Tributarios</w:t></w:r></w:p></w:tc></w:tr><w:tr><w:tc><w:tcPr><w:tcW w:type="dxa" w:w="2000"/><w:tcBorders><w:top w:val="none" w:color="FFFFFF" w:sz="0"/><w:left w:val="none" w:color="FFFFFF" w:sz="0"/><w:bottom w:val="none" w:color="FFFFFF" w:sz="0"/><w:right w:val="none" w:color="FFFFFF" w:sz="0"/></w:tcBorders><w:shd w:fill="EEF9F3" w:val="clear"/><w:tcMar><w:top w:type="dxa" w:w="80"/><w:left w:type="dxa" w:w="120"/><w:bottom w:type="dxa" w:w="80"/><w:right w:type="dxa" w:w="120"/></w:tcMar></w:tcPr><w:p><w:r><w:rPr><w:rFonts w:ascii="Calibri" w:cs="Calibri" w:eastAsia="Calibri" w:hAnsi="Calibri"/><w:b/><w:bCs/><w:color w:val="0C9B6A"/><w:sz w:val="19"/><w:szCs w:val="19"/></w:rPr><w:t xml:space="preserve">Datos &amp; BI</w:t></w:r></w:p></w:tc><w:tc><w:tcPr><w:tcW w:type="dxa" w:w="7360"/><w:tcBorders><w:top w:val="none" w:color="FFFFFF" w:sz="0"/><w:left w:val="none" w:color="FFFFFF" w:sz="0"/><w:bottom w:val="none" w:color="FFFFFF" w:sz="0"/><w:right w:val="none" w:color="FFFFFF" w:sz="0"/></w:tcBorders><w:tcMar><w:top w:type="dxa" w:w="80"/><w:left w:type="dxa" w:w="160"/><w:bottom w:type="dxa" w:w="80"/><w:right w:type="dxa" w:w="120"/></w:tcMar></w:tcPr><w:p><w:r><w:rPr><w:rFonts w:ascii="Calibri" w:cs="Calibri" w:eastAsia="Calibri" w:hAnsi="Calibri"/><w:color w:val="0B1310"/><w:sz w:val="19"/><w:szCs w:val="19"/></w:rPr><w:t xml:space="preserve">PySpark Â· PostgreSQL Â· Pinecone Â· Chroma Â· Power BI Â· Qlik Sense Â· Redshift</w:t></w:r></w:p></w:tc></w:tr></w:tbl><w:p><w:pPr><w:pBdr><w:bottom w:val="single" w:color="0C9B6A" w:sz="8" w:space="4"/></w:pBdr><w:spacing w:after="80" w:before="280"/></w:pPr><w:r><w:rPr><w:rFonts w:ascii="Calibri" w:cs="Calibri" w:eastAsia="Calibri" w:hAnsi="Calibri"/><w:b/><w:bCs/><w:color w:val="0C9B6A"/><w:sz w:val="24"/><w:szCs w:val="24"/></w:rPr><w:t xml:space="preserve">FORMACIÃ“N ACADÃ‰MICA</w:t></w:r></w:p><w:tbl><w:tblPr><w:tblW w:type="dxa" w:w="9360"/><w:tblBorders><w:top w:val="single" w:color="auto" w:sz="4"/><w:left w:val="single" w:color="auto" w:sz="4"/><w:bottom w:val="single" w:color="auto" w:sz="4"/><w:right w:val="single" w:color="auto" w:sz="4"/><w:insideH w:val="single" w:color="auto" w:sz="4"/><w:insideV w:val="single" w:color="auto" w:sz="4"/></w:tblBorders></w:tblPr><w:tblGrid><w:gridCol w:w="1100"/><w:gridCol w:w="8260"/></w:tblGrid><w:tr><w:tc><w:tcPr><w:tcW w:type="dxa" w:w="1100"/><w:tcBorders><w:top w:val="none" w:color="FFFFFF" w:sz="0"/><w:left w:val="none" w:color="FFFFFF" w:sz="0"/><w:bottom w:val="none" w:color="FFFFFF" w:sz="0"/><w:right w:val="none" w:color="FFFFFF" w:sz="0"/></w:tcBorders><w:shd w:fill="F1F4F1" w:val="clear"/><w:tcMar><w:top w:type="dxa" w:w="80"/><w:left w:type="dxa" w:w="120"/><w:bottom w:type="dxa" w:w="80"/><w:right w:type="dxa" w:w="120"/></w:tcMar></w:tcPr><w:p><w:r><w:rPr><w:rFonts w:ascii="Calibri" w:cs="Calibri" w:eastAsia="Calibri" w:hAnsi="Calibri"/><w:b/><w:bCs/><w:color w:val="0C9B6A"/><w:sz w:val="20"/><w:szCs w:val="20"/></w:rPr><w:t xml:space="preserve">2021</w:t></w:r></w:p></w:tc><w:tc><w:tcPr><w:tcW w:type="dxa" w:w="8260"/><w:tcBorders><w:top w:val="none" w:color="FFFFFF" w:sz="0"/><w:left w:val="none" w:color="FFFFFF" w:sz="0"/><w:bottom w:val="none" w:color="FFFFFF" w:sz="0"/><w:right w:val="none" w:color="FFFFFF" w:sz="0"/></w:tcBorders><w:tcMar><w:top w:type="dxa" w:w="80"/><w:left w:type="dxa" w:w="200"/><w:bottom w:type="dxa" w:w="80"/><w:right w:type="dxa" w:w="120"/></w:tcMar></w:tcPr><w:p><w:pPr><w:spacing w:after="20"/></w:pPr><w:r><w:rPr><w:rFonts w:ascii="Calibri" w:cs="Calibri" w:eastAsia="Calibri" w:hAnsi="Calibri"/><w:b/><w:bCs/><w:color w:val="0B1310"/><w:sz w:val="20"/><w:szCs w:val="20"/></w:rPr><w:t xml:space="preserve">Posgrado en GestiÃ³n de Riesgo Financiero</w:t></w:r></w:p><w:p><w:pPr><w:spacing w:after="20"/></w:pPr><w:r><w:rPr><w:rFonts w:ascii="Calibri" w:cs="Calibri" w:eastAsia="Calibri" w:hAnsi="Calibri"/><w:i/><w:iCs/><w:color w:val="5D6B64"/><w:sz w:val="19"/><w:szCs w:val="19"/></w:rPr><w:t xml:space="preserve">Universidad de MedellÃ­n</w:t></w:r></w:p><w:p><w:r><w:rPr><w:rFonts w:ascii="Calibri" w:cs="Calibri" w:eastAsia="Calibri" w:hAnsi="Calibri"/><w:color w:val="5D6B64"/><w:sz w:val="18"/><w:szCs w:val="18"/></w:rPr><w:t xml:space="preserve">Modelado ML, Valor en Riesgo (VaR) y anÃ¡lisis de riesgo estocÃ¡stico.</w:t></w:r></w:p></w:tc></w:tr><w:tr><w:tc><w:tcPr><w:tcW w:type="dxa" w:w="1100"/><w:tcBorders><w:top w:val="none" w:color="FFFFFF" w:sz="0"/><w:left w:val="none" w:color="FFFFFF" w:sz="0"/><w:bottom w:val="none" w:color="FFFFFF" w:sz="0"/><w:right w:val="none" w:color="FFFFFF" w:sz="0"/></w:tcBorders><w:shd w:fill="F1F4F1" w:val="clear"/><w:tcMar><w:top w:type="dxa" w:w="80"/><w:left w:type="dxa" w:w="120"/><w:bottom w:type="dxa" w:w="80"/><w:right w:type="dxa" w:w="120"/></w:tcMar></w:tcPr><w:p><w:r><w:rPr><w:rFonts w:ascii="Calibri" w:cs="Calibri" w:eastAsia="Calibri" w:hAnsi="Calibri"/><w:b/><w:bCs/><w:color w:val="0C9B6A"/><w:sz w:val="20"/><w:szCs w:val="20"/></w:rPr><w:t xml:space="preserve">2020</w:t></w:r></w:p></w:tc><w:tc><w:tcPr><w:tcW w:type="dxa" w:w="8260"/><w:tcBorders><w:top w:val="none" w:color="FFFFFF" w:sz="0"/><w:left w:val="none" w:color="FFFFFF" w:sz="0"/><w:bottom w:val="none" w:color="FFFFFF" w:sz="0"/><w:right w:val="none" w:color="FFFFFF" w:sz="0"/></w:tcBorders><w:tcMar><w:top w:type="dxa" w:w="80"/><w:left w:type="dxa" w:w="200"/><w:bottom w:type="dxa" w:w="80"/><w:right w:type="dxa" w:w="120"/></w:tcMar></w:tcPr><w:p><w:pPr><w:spacing w:after="20"/></w:pPr><w:r><w:rPr><w:rFonts w:ascii="Calibri" w:cs="Calibri" w:eastAsia="Calibri" w:hAnsi="Calibri"/><w:b/><w:bCs/><w:color w:val="0B1310"/><w:sz w:val="20"/><w:szCs w:val="20"/></w:rPr><w:t xml:space="preserve">Posgrado en LegislaciÃ³n Tributaria</w:t></w:r></w:p><w:p><w:pPr><w:spacing w:after="20"/></w:pPr><w:r><w:rPr><w:rFonts w:ascii="Calibri" w:cs="Calibri" w:eastAsia="Calibri" w:hAnsi="Calibri"/><w:i/><w:iCs/><w:color w:val="5D6B64"/><w:sz w:val="19"/><w:szCs w:val="19"/></w:rPr><w:t xml:space="preserve">UNAULA</w:t></w:r></w:p><w:p><w:r><w:rPr><w:rFonts w:ascii="Calibri" w:cs="Calibri" w:eastAsia="Calibri" w:hAnsi="Calibri"/><w:color w:val="5D6B64"/><w:sz w:val="18"/><w:szCs w:val="18"/></w:rPr><w:t xml:space="preserve">Algoritmos de cumplimiento tributario, reporte regulatorio automatizado e integridad de datos fiscales.</w:t></w:r></w:p></w:tc></w:tr><w:tr><w:tc><w:tcPr><w:tcW w:type="dxa" w:w="1100"/><w:tcBorders><w:top w:val="none" w:color="FFFFFF" w:sz="0"/><w:left w:val="none" w:color="FFFFFF" w:sz="0"/><w:bottom w:val="none" w:color="FFFFFF" w:sz="0"/><w:right w:val="none" w:color="FFFFFF" w:sz="0"/></w:tcBorders><w:shd w:fill="F1F4F1" w:val="clear"/><w:tcMar><w:top w:type="dxa" w:w="80"/><w:left w:type="dxa" w:w="120"/><w:bottom w:type="dxa" w:w="80"/><w:right w:type="dxa" w:w="120"/></w:tcMar></w:tcPr><w:p><w:r><w:rPr><w:rFonts w:ascii="Calibri" w:cs="Calibri" w:eastAsia="Calibri" w:hAnsi="Calibri"/><w:b/><w:bCs/><w:color w:val="0C9B6A"/><w:sz w:val="20"/><w:szCs w:val="20"/></w:rPr><w:t xml:space="preserve">2018</w:t></w:r></w:p></w:tc><w:tc><w:tcPr><w:tcW w:type="dxa" w:w="8260"/><w:tcBorders><w:top w:val="none" w:color="FFFFFF" w:sz="0"/><w:left w:val="none" w:color="FFFFFF" w:sz="0"/><w:bottom w:val="none" w:color="FFFFFF" w:sz="0"/><w:right w:val="none" w:color="FFFFFF" w:sz="0"/></w:tcBorders><w:tcMar><w:top w:type="dxa" w:w="80"/><w:left w:type="dxa" w:w="200"/><w:bottom w:type="dxa" w:w="80"/><w:right w:type="dxa" w:w="120"/></w:tcMar></w:tcPr><w:p><w:pPr><w:spacing w:after="20"/></w:pPr><w:r><w:rPr><w:rFonts w:ascii="Calibri" w:cs="Calibri" w:eastAsia="Calibri" w:hAnsi="Calibri"/><w:b/><w:bCs/><w:color w:val="0B1310"/><w:sz w:val="20"/><w:szCs w:val="20"/></w:rPr><w:t xml:space="preserve">Ingeniero Financiero â€” Pregrado</w:t></w:r></w:p><w:p><w:pPr><w:spacing w:after="20"/></w:pPr><w:r><w:rPr><w:rFonts w:ascii="Calibri" w:cs="Calibri" w:eastAsia="Calibri" w:hAnsi="Calibri"/><w:i/><w:iCs/><w:color w:val="5D6B64"/><w:sz w:val="19"/><w:szCs w:val="19"/></w:rPr><w:t xml:space="preserve">Universidad de MedellÃ­n</w:t></w:r></w:p><w:p><w:r><w:rPr><w:rFonts w:ascii="Calibri" w:cs="Calibri" w:eastAsia="Calibri" w:hAnsi="Calibri"/><w:color w:val="5D6B64"/><w:sz w:val="18"/><w:szCs w:val="18"/></w:rPr><w:t xml:space="preserve">Carrera cuantitativa de cinco aÃ±os â€” base que une finanzas e ingenierÃ­a.</w:t></w:r></w:p></w:tc></w:tr></w:tbl><w:p><w:pPr><w:pBdr><w:bottom w:val="single" w:color="0C9B6A" w:sz="8" w:space="4"/></w:pBdr><w:spacing w:after="80" w:before="280"/></w:pPr><w:r><w:rPr><w:rFonts w:ascii="Calibri" w:cs="Calibri" w:eastAsia="Calibri" w:hAnsi="Calibri"/><w:b/><w:bCs/><w:color w:val="0C9B6A"/><w:sz w:val="24"/><w:szCs w:val="24"/></w:rPr><w:t xml:space="preserve">FORMACIÃ“N COMPLEMENTARIA</w:t></w:r></w:p><w:p><w:pPr><w:spacing w:after="0"/></w:pPr><w:r><w:rPr><w:rFonts w:ascii="Calibri" w:cs="Calibri" w:eastAsia="Calibri" w:hAnsi="Calibri"/><w:color w:val="0B1310"/><w:sz w:val="19"/><w:szCs w:val="19"/></w:rPr><w:t xml:space="preserve">Front-End Developer Â· Oracle ONE  Â·  Data Science 4 All Â· Correlation One  Â·  Data Scientist Â· Digital House  Â·  Data Scientist Â· EAFIT  Â·  Front-End Â· Comfenalco Antioquia  Â·  Certificaciones Coursera &amp; LinkedIn Learning (2020â€“2023)</w:t></w:r></w:p><w:p><w:pPr><w:pBdr><w:bottom w:val="single" w:color="0C9B6A" w:sz="8" w:space="4"/></w:pBdr><w:spacing w:after="80" w:before="280"/></w:pPr><w:r><w:rPr><w:rFonts w:ascii="Calibri" w:cs="Calibri" w:eastAsia="Calibri" w:hAnsi="Calibri"/><w:b/><w:bCs/><w:color w:val="0C9B6A"/><w:sz w:val="24"/><w:szCs w:val="24"/></w:rPr><w:t xml:space="preserve">IDIOMAS</w:t></w:r></w:p><w:p><w:r><w:rPr><w:rFonts w:ascii="Calibri" w:cs="Calibri" w:eastAsia="Calibri" w:hAnsi="Calibri"/><w:color w:val="0B1310"/><w:sz w:val="20"/><w:szCs w:val="20"/></w:rPr><w:t xml:space="preserve">EspaÃ±ol â€” Nativo     |     InglÃ©s â€” Profesional (B2)</w:t></w:r></w:p><w:sectPr><w:pgSz w:w="12240" w:h="15840" w:orient="portrait"/><w:pgMar w:top="1080" w:right="1080" w:bottom="1080" w:left="1080" w:header="708" w:footer="708" w:gutter="0"/><w:pgNumType/><w:docGrid w:linePitch="360"/></w:sectPr></w:body></w:document>
+<file path=word/document.xml><?xml version="1.0" encoding="utf-8"?>
+<w:document xmlns:wpc="http://schemas.microsoft.com/office/word/2010/wordprocessingCanvas" xmlns:mc="http://schemas.openxmlformats.org/markup-compatibility/2006" xmlns:o="urn:schemas-microsoft-com:office:office" xmlns:r="http://schemas.openxmlformats.org/officeDocument/2006/relationships" xmlns:m="http://schemas.openxmlformats.org/officeDocument/2006/math" xmlns:v="urn:schemas-microsoft-com:vml" xmlns:wp14="http://schemas.microsoft.com/office/word/2010/wordprocessingDrawing" xmlns:wp="http://schemas.openxmlformats.org/drawingml/2006/wordprocessingDrawing" xmlns:w10="urn:schemas-microsoft-com:office:word" xmlns:w="http://schemas.openxmlformats.org/wordprocessingml/2006/main" xmlns:w14="http://schemas.microsoft.com/office/word/2010/wordml" xmlns:w15="http://schemas.microsoft.com/office/word/2012/wordml" xmlns:wpg="http://schemas.microsoft.com/office/word/2010/wordprocessingGroup" xmlns:wpi="http://schemas.microsoft.com/office/word/2010/wordprocessingInk" xmlns:wne="http://schemas.microsoft.com/office/word/2006/wordml" xmlns:wps="http://schemas.microsoft.com/office/word/2010/wordprocessingShape" xmlns:cx="http://schemas.microsoft.com/office/drawing/2014/chartex" xmlns:cx1="http://schemas.microsoft.com/office/drawing/2015/9/8/chartex" xmlns:cx2="http://schemas.microsoft.com/office/drawing/2015/10/21/chartex" xmlns:cx3="http://schemas.microsoft.com/office/drawing/2016/5/9/chartex" xmlns:cx4="http://schemas.microsoft.com/office/drawing/2016/5/10/chartex" xmlns:cx5="http://schemas.microsoft.com/office/drawing/2016/5/11/chartex" xmlns:cx6="http://schemas.microsoft.com/office/drawing/2016/5/12/chartex" xmlns:cx7="http://schemas.microsoft.com/office/drawing/2016/5/13/chartex" xmlns:cx8="http://schemas.microsoft.com/office/drawing/2016/5/14/chartex" xmlns:aink="http://schemas.microsoft.com/office/drawing/2016/ink" xmlns:am3d="http://schemas.microsoft.com/office/drawing/2017/model3d" xmlns:w16cex="http://schemas.microsoft.com/office/word/2018/wordml/cex" xmlns:w16cid="http://schemas.microsoft.com/office/word/2016/wordml/cid" xmlns:w16="http://schemas.microsoft.com/office/word/2018/wordml" xmlns:w16sdtdh="http://schemas.microsoft.com/office/word/2020/wordml/sdtdatahash" xmlns:w16se="http://schemas.microsoft.com/office/word/2015/wordml/symex" mc:Ignorable="w14 w15 wp14">
+  <w:body>
+    <w:p>
+      <w:pPr>
+        <w:spacing w:after="0"/>
+      </w:pPr>
+      <w:r>
+        <w:rPr>
+          <w:rFonts w:ascii="Calibri" w:cs="Calibri" w:eastAsia="Calibri" w:hAnsi="Calibri"/>
+          <w:b/>
+          <w:bCs/>
+          <w:color w:val="0B1310"/>
+          <w:sz w:val="52"/>
+          <w:szCs w:val="52"/>
+        </w:rPr>
+        <w:t xml:space="preserve">Faiber Andres Montes Gomez</w:t>
+      </w:r>
+    </w:p>
+    <w:p>
+      <w:pPr>
+        <w:spacing w:after="80"/>
+      </w:pPr>
+      <w:r>
+        <w:rPr>
+          <w:rFonts w:ascii="Calibri" w:cs="Calibri" w:eastAsia="Calibri" w:hAnsi="Calibri"/>
+          <w:color w:val="0C9B6A"/>
+          <w:sz w:val="24"/>
+          <w:szCs w:val="24"/>
+        </w:rPr>
+        <w:t xml:space="preserve">Ingeniero Financiero  |  Especialista en IA &amp; LLM  |  Lider de MLOps</w:t>
+      </w:r>
+    </w:p>
+    <w:tbl>
+      <w:tblPr>
+        <w:tblW w:type="dxa" w:w="9360"/>
+        <w:tblBorders>
+          <w:top w:val="single" w:color="auto" w:sz="4"/>
+          <w:left w:val="single" w:color="auto" w:sz="4"/>
+          <w:bottom w:val="single" w:color="auto" w:sz="4"/>
+          <w:right w:val="single" w:color="auto" w:sz="4"/>
+          <w:insideH w:val="single" w:color="auto" w:sz="4"/>
+          <w:insideV w:val="single" w:color="auto" w:sz="4"/>
+        </w:tblBorders>
+      </w:tblPr>
+      <w:tblGrid>
+        <w:gridCol w:w="2340"/>
+        <w:gridCol w:w="2340"/>
+        <w:gridCol w:w="2340"/>
+        <w:gridCol w:w="2340"/>
+      </w:tblGrid>
+      <w:tr>
+        <w:tc>
+          <w:tcPr>
+            <w:tcW w:type="dxa" w:w="2340"/>
+            <w:tcBorders>
+              <w:top w:val="none" w:color="FFFFFF" w:sz="0"/>
+              <w:left w:val="none" w:color="FFFFFF" w:sz="0"/>
+              <w:bottom w:val="none" w:color="FFFFFF" w:sz="0"/>
+              <w:right w:val="none" w:color="FFFFFF" w:sz="0"/>
+            </w:tcBorders>
+          </w:tcPr>
+          <w:p>
+            <w:r>
+              <w:rPr>
+                <w:rFonts w:ascii="Calibri" w:cs="Calibri" w:eastAsia="Calibri" w:hAnsi="Calibri"/>
+                <w:color w:val="5D6B64"/>
+                <w:sz w:val="18"/>
+                <w:szCs w:val="18"/>
+              </w:rPr>
+              <w:t xml:space="preserve">Tel: +57 350 474 7211</w:t>
+            </w:r>
+          </w:p>
+        </w:tc>
+        <w:tc>
+          <w:tcPr>
+            <w:tcW w:type="dxa" w:w="2340"/>
+            <w:tcBorders>
+              <w:top w:val="none" w:color="FFFFFF" w:sz="0"/>
+              <w:left w:val="none" w:color="FFFFFF" w:sz="0"/>
+              <w:bottom w:val="none" w:color="FFFFFF" w:sz="0"/>
+              <w:right w:val="none" w:color="FFFFFF" w:sz="0"/>
+            </w:tcBorders>
+          </w:tcPr>
+          <w:p>
+            <w:r>
+              <w:rPr>
+                <w:rFonts w:ascii="Calibri" w:cs="Calibri" w:eastAsia="Calibri" w:hAnsi="Calibri"/>
+                <w:color w:val="5D6B64"/>
+                <w:sz w:val="18"/>
+                <w:szCs w:val="18"/>
+              </w:rPr>
+              <w:t xml:space="preserve">andresmono1986@hotmail.com</w:t>
+            </w:r>
+          </w:p>
+        </w:tc>
+        <w:tc>
+          <w:tcPr>
+            <w:tcW w:type="dxa" w:w="2340"/>
+            <w:tcBorders>
+              <w:top w:val="none" w:color="FFFFFF" w:sz="0"/>
+              <w:left w:val="none" w:color="FFFFFF" w:sz="0"/>
+              <w:bottom w:val="none" w:color="FFFFFF" w:sz="0"/>
+              <w:right w:val="none" w:color="FFFFFF" w:sz="0"/>
+            </w:tcBorders>
+          </w:tcPr>
+          <w:p>
+            <w:hyperlink w:history="1" r:id="rId2p1ifj4kwj9bsmissdhhl">
+              <w:r>
+                <w:rPr>
+                  <w:rFonts w:ascii="Calibri" w:cs="Calibri" w:eastAsia="Calibri" w:hAnsi="Calibri"/>
+                  <w:color w:val="0C9B6A"/>
+                  <w:sz w:val="18"/>
+                  <w:szCs w:val="18"/>
+                </w:rPr>
+                <w:t xml:space="preserve">LinkedIn: faiber-andres-montes</w:t>
+              </w:r>
+            </w:hyperlink>
+          </w:p>
+        </w:tc>
+        <w:tc>
+          <w:tcPr>
+            <w:tcW w:type="dxa" w:w="2340"/>
+            <w:tcBorders>
+              <w:top w:val="none" w:color="FFFFFF" w:sz="0"/>
+              <w:left w:val="none" w:color="FFFFFF" w:sz="0"/>
+              <w:bottom w:val="none" w:color="FFFFFF" w:sz="0"/>
+              <w:right w:val="none" w:color="FFFFFF" w:sz="0"/>
+            </w:tcBorders>
+          </w:tcPr>
+          <w:p>
+            <w:hyperlink w:history="1" r:id="rIdcxuocammueo3grhslpm3r">
+              <w:r>
+                <w:rPr>
+                  <w:rFonts w:ascii="Calibri" w:cs="Calibri" w:eastAsia="Calibri" w:hAnsi="Calibri"/>
+                  <w:color w:val="0C9B6A"/>
+                  <w:sz w:val="18"/>
+                  <w:szCs w:val="18"/>
+                </w:rPr>
+                <w:t xml:space="preserve">GitHub: faiber1986</w:t>
+              </w:r>
+            </w:hyperlink>
+          </w:p>
+        </w:tc>
+      </w:tr>
+    </w:tbl>
+    <w:p>
+      <w:pPr>
+        <w:spacing w:after="60"/>
+      </w:pPr>
+      <w:r>
+        <w:rPr>
+          <w:rFonts w:ascii="Calibri" w:cs="Calibri" w:eastAsia="Calibri" w:hAnsi="Calibri"/>
+          <w:color w:val="5D6B64"/>
+          <w:sz w:val="18"/>
+          <w:szCs w:val="18"/>
+        </w:rPr>
+        <w:t xml:space="preserve">Medellin, Antioquia, Colombia</w:t>
+      </w:r>
+    </w:p>
+    <w:p>
+      <w:pPr>
+        <w:pBdr>
+          <w:bottom w:val="single" w:color="0C9B6A" w:sz="8" w:space="4"/>
+        </w:pBdr>
+        <w:spacing w:after="80" w:before="280"/>
+      </w:pPr>
+      <w:r>
+        <w:rPr>
+          <w:rFonts w:ascii="Calibri" w:cs="Calibri" w:eastAsia="Calibri" w:hAnsi="Calibri"/>
+          <w:b/>
+          <w:bCs/>
+          <w:color w:val="0C9B6A"/>
+          <w:sz w:val="24"/>
+          <w:szCs w:val="24"/>
+        </w:rPr>
+        <w:t xml:space="preserve">PERFIL PROFESIONAL</w:t>
+      </w:r>
+    </w:p>
+    <w:p>
+      <w:pPr>
+        <w:spacing w:after="0"/>
+      </w:pPr>
+      <w:r>
+        <w:rPr>
+          <w:rFonts w:ascii="Calibri" w:cs="Calibri" w:eastAsia="Calibri" w:hAnsi="Calibri"/>
+          <w:color w:val="0B1310"/>
+          <w:sz w:val="20"/>
+          <w:szCs w:val="20"/>
+        </w:rPr>
+        <w:t xml:space="preserve">Lidero el "Production Premium" escalando modelos de IA en APIs de alta disponibilidad con Python, FastAPI, Docker y Snowflake. Catalice la habilitacion de IA en CESDE capacitando a mas de 1.000 lideres, impulsando ganancias de productividad del 25%. Optimice modelos de riesgo en N-iX (reduccion del 40% de latencia) y genere ahorros de $200K+ en Colanta. Experto en RAG y MLOps, conectando el riesgo financiero de alto impacto con IA lista para produccion.</w:t>
+      </w:r>
+    </w:p>
+    <w:p>
+      <w:pPr>
+        <w:spacing w:after="240"/>
+      </w:pPr>
+    </w:p>
+    <w:tbl>
+      <w:tblPr>
+        <w:tblW w:type="dxa" w:w="9360"/>
+        <w:tblBorders>
+          <w:top w:val="single" w:color="auto" w:sz="4"/>
+          <w:left w:val="single" w:color="auto" w:sz="4"/>
+          <w:bottom w:val="single" w:color="auto" w:sz="4"/>
+          <w:right w:val="single" w:color="auto" w:sz="4"/>
+          <w:insideH w:val="single" w:color="auto" w:sz="4"/>
+          <w:insideV w:val="single" w:color="auto" w:sz="4"/>
+        </w:tblBorders>
+      </w:tblPr>
+      <w:tblGrid>
+        <w:gridCol w:w="2340"/>
+        <w:gridCol w:w="2340"/>
+        <w:gridCol w:w="2340"/>
+        <w:gridCol w:w="2340"/>
+      </w:tblGrid>
+      <w:tr>
+        <w:tc>
+          <w:tcPr>
+            <w:tcW w:type="dxa" w:w="2340"/>
+            <w:tcBorders>
+              <w:top w:val="none" w:color="FFFFFF" w:sz="0"/>
+              <w:left w:val="none" w:color="FFFFFF" w:sz="0"/>
+              <w:bottom w:val="none" w:color="FFFFFF" w:sz="0"/>
+              <w:right w:val="none" w:color="FFFFFF" w:sz="0"/>
+            </w:tcBorders>
+            <w:shd w:fill="EEF9F3" w:val="clear"/>
+            <w:tcMar>
+              <w:top w:type="dxa" w:w="120"/>
+              <w:left w:type="dxa" w:w="160"/>
+              <w:bottom w:type="dxa" w:w="120"/>
+              <w:right w:type="dxa" w:w="160"/>
+            </w:tcMar>
+          </w:tcPr>
+          <w:p>
+            <w:pPr>
+              <w:jc w:val="center"/>
+            </w:pPr>
+            <w:r>
+              <w:rPr>
+                <w:rFonts w:ascii="Calibri" w:cs="Calibri" w:eastAsia="Calibri" w:hAnsi="Calibri"/>
+                <w:b/>
+                <w:bCs/>
+                <w:color w:val="0C9B6A"/>
+                <w:sz w:val="32"/>
+                <w:szCs w:val="32"/>
+              </w:rPr>
+              <w:t xml:space="preserve">40%</w:t>
+            </w:r>
+          </w:p>
+          <w:p>
+            <w:pPr>
+              <w:jc w:val="center"/>
+            </w:pPr>
+            <w:r>
+              <w:rPr>
+                <w:rFonts w:ascii="Calibri" w:cs="Calibri" w:eastAsia="Calibri" w:hAnsi="Calibri"/>
+                <w:color w:val="5D6B64"/>
+                <w:sz w:val="16"/>
+                <w:szCs w:val="16"/>
+              </w:rPr>
+              <w:t xml:space="preserve">Reduccion de latencia</w:t>
+            </w:r>
+          </w:p>
+        </w:tc>
+        <w:tc>
+          <w:tcPr>
+            <w:tcW w:type="dxa" w:w="2340"/>
+            <w:tcBorders>
+              <w:top w:val="none" w:color="FFFFFF" w:sz="0"/>
+              <w:left w:val="none" w:color="FFFFFF" w:sz="0"/>
+              <w:bottom w:val="none" w:color="FFFFFF" w:sz="0"/>
+              <w:right w:val="none" w:color="FFFFFF" w:sz="0"/>
+            </w:tcBorders>
+            <w:shd w:fill="F1F4F1" w:val="clear"/>
+            <w:tcMar>
+              <w:top w:type="dxa" w:w="120"/>
+              <w:left w:type="dxa" w:w="160"/>
+              <w:bottom w:type="dxa" w:w="120"/>
+              <w:right w:type="dxa" w:w="160"/>
+            </w:tcMar>
+          </w:tcPr>
+          <w:p>
+            <w:pPr>
+              <w:jc w:val="center"/>
+            </w:pPr>
+            <w:r>
+              <w:rPr>
+                <w:rFonts w:ascii="Calibri" w:cs="Calibri" w:eastAsia="Calibri" w:hAnsi="Calibri"/>
+                <w:b/>
+                <w:bCs/>
+                <w:color w:val="0C9B6A"/>
+                <w:sz w:val="32"/>
+                <w:szCs w:val="32"/>
+              </w:rPr>
+              <w:t xml:space="preserve">$200K+</w:t>
+            </w:r>
+          </w:p>
+          <w:p>
+            <w:pPr>
+              <w:jc w:val="center"/>
+            </w:pPr>
+            <w:r>
+              <w:rPr>
+                <w:rFonts w:ascii="Calibri" w:cs="Calibri" w:eastAsia="Calibri" w:hAnsi="Calibri"/>
+                <w:color w:val="5D6B64"/>
+                <w:sz w:val="16"/>
+                <w:szCs w:val="16"/>
+              </w:rPr>
+              <w:t xml:space="preserve">Ahorros generados</w:t>
+            </w:r>
+          </w:p>
+        </w:tc>
+        <w:tc>
+          <w:tcPr>
+            <w:tcW w:type="dxa" w:w="2340"/>
+            <w:tcBorders>
+              <w:top w:val="none" w:color="FFFFFF" w:sz="0"/>
+              <w:left w:val="none" w:color="FFFFFF" w:sz="0"/>
+              <w:bottom w:val="none" w:color="FFFFFF" w:sz="0"/>
+              <w:right w:val="none" w:color="FFFFFF" w:sz="0"/>
+            </w:tcBorders>
+            <w:shd w:fill="EEF9F3" w:val="clear"/>
+            <w:tcMar>
+              <w:top w:type="dxa" w:w="120"/>
+              <w:left w:type="dxa" w:w="160"/>
+              <w:bottom w:type="dxa" w:w="120"/>
+              <w:right w:type="dxa" w:w="160"/>
+            </w:tcMar>
+          </w:tcPr>
+          <w:p>
+            <w:pPr>
+              <w:jc w:val="center"/>
+            </w:pPr>
+            <w:r>
+              <w:rPr>
+                <w:rFonts w:ascii="Calibri" w:cs="Calibri" w:eastAsia="Calibri" w:hAnsi="Calibri"/>
+                <w:b/>
+                <w:bCs/>
+                <w:color w:val="0C9B6A"/>
+                <w:sz w:val="32"/>
+                <w:szCs w:val="32"/>
+              </w:rPr>
+              <w:t xml:space="preserve">1.000+</w:t>
+            </w:r>
+          </w:p>
+          <w:p>
+            <w:pPr>
+              <w:jc w:val="center"/>
+            </w:pPr>
+            <w:r>
+              <w:rPr>
+                <w:rFonts w:ascii="Calibri" w:cs="Calibri" w:eastAsia="Calibri" w:hAnsi="Calibri"/>
+                <w:color w:val="5D6B64"/>
+                <w:sz w:val="16"/>
+                <w:szCs w:val="16"/>
+              </w:rPr>
+              <w:t xml:space="preserve">Profesionales capacitados</w:t>
+            </w:r>
+          </w:p>
+        </w:tc>
+        <w:tc>
+          <w:tcPr>
+            <w:tcW w:type="dxa" w:w="2340"/>
+            <w:tcBorders>
+              <w:top w:val="none" w:color="FFFFFF" w:sz="0"/>
+              <w:left w:val="none" w:color="FFFFFF" w:sz="0"/>
+              <w:bottom w:val="none" w:color="FFFFFF" w:sz="0"/>
+              <w:right w:val="none" w:color="FFFFFF" w:sz="0"/>
+            </w:tcBorders>
+            <w:shd w:fill="F1F4F1" w:val="clear"/>
+            <w:tcMar>
+              <w:top w:type="dxa" w:w="120"/>
+              <w:left w:type="dxa" w:w="160"/>
+              <w:bottom w:type="dxa" w:w="120"/>
+              <w:right w:type="dxa" w:w="160"/>
+            </w:tcMar>
+          </w:tcPr>
+          <w:p>
+            <w:pPr>
+              <w:jc w:val="center"/>
+            </w:pPr>
+            <w:r>
+              <w:rPr>
+                <w:rFonts w:ascii="Calibri" w:cs="Calibri" w:eastAsia="Calibri" w:hAnsi="Calibri"/>
+                <w:b/>
+                <w:bCs/>
+                <w:color w:val="0C9B6A"/>
+                <w:sz w:val="32"/>
+                <w:szCs w:val="32"/>
+              </w:rPr>
+              <w:t xml:space="preserve">15h/sem</w:t>
+            </w:r>
+          </w:p>
+          <w:p>
+            <w:pPr>
+              <w:jc w:val="center"/>
+            </w:pPr>
+            <w:r>
+              <w:rPr>
+                <w:rFonts w:ascii="Calibri" w:cs="Calibri" w:eastAsia="Calibri" w:hAnsi="Calibri"/>
+                <w:color w:val="5D6B64"/>
+                <w:sz w:val="16"/>
+                <w:szCs w:val="16"/>
+              </w:rPr>
+              <w:t xml:space="preserve">Trabajo automatizado</w:t>
+            </w:r>
+          </w:p>
+        </w:tc>
+      </w:tr>
+    </w:tbl>
+    <w:p>
+      <w:pPr>
+        <w:pBdr>
+          <w:bottom w:val="single" w:color="0C9B6A" w:sz="8" w:space="4"/>
+        </w:pBdr>
+        <w:spacing w:after="80" w:before="280"/>
+      </w:pPr>
+      <w:r>
+        <w:rPr>
+          <w:rFonts w:ascii="Calibri" w:cs="Calibri" w:eastAsia="Calibri" w:hAnsi="Calibri"/>
+          <w:b/>
+          <w:bCs/>
+          <w:color w:val="0C9B6A"/>
+          <w:sz w:val="24"/>
+          <w:szCs w:val="24"/>
+        </w:rPr>
+        <w:t xml:space="preserve">EXPERIENCIA LABORAL</w:t>
+      </w:r>
+    </w:p>
+    <w:p>
+      <w:pPr>
+        <w:tabs>
+          <w:tab w:val="right" w:pos="9026"/>
+        </w:tabs>
+        <w:spacing w:after="20" w:before="160"/>
+      </w:pPr>
+      <w:r>
+        <w:rPr>
+          <w:rFonts w:ascii="Calibri" w:cs="Calibri" w:eastAsia="Calibri" w:hAnsi="Calibri"/>
+          <w:b/>
+          <w:bCs/>
+          <w:color w:val="0B1310"/>
+          <w:sz w:val="22"/>
+          <w:szCs w:val="22"/>
+        </w:rPr>
+        <w:t xml:space="preserve">Especialista en Datos &amp; Ingeniero de IA</w:t>
+      </w:r>
+      <w:r>
+        <w:rPr>
+          <w:sz w:val="22"/>
+          <w:szCs w:val="22"/>
+        </w:rPr>
+        <w:t xml:space="preserve">	</w:t>
+      </w:r>
+      <w:r>
+        <w:rPr>
+          <w:rFonts w:ascii="Calibri" w:cs="Calibri" w:eastAsia="Calibri" w:hAnsi="Calibri"/>
+          <w:b/>
+          <w:bCs/>
+          <w:color w:val="0C9B6A"/>
+          <w:sz w:val="20"/>
+          <w:szCs w:val="20"/>
+        </w:rPr>
+        <w:t xml:space="preserve">Mar 2026 - Actualidad</w:t>
+      </w:r>
+    </w:p>
+    <w:p>
+      <w:pPr>
+        <w:spacing w:after="60"/>
+      </w:pPr>
+      <w:r>
+        <w:rPr>
+          <w:rFonts w:ascii="Calibri" w:cs="Calibri" w:eastAsia="Calibri" w:hAnsi="Calibri"/>
+          <w:i/>
+          <w:iCs/>
+          <w:color w:val="5D6B64"/>
+          <w:sz w:val="20"/>
+          <w:szCs w:val="20"/>
+        </w:rPr>
+        <w:t xml:space="preserve">Freelance - Medellin</w:t>
+      </w:r>
+    </w:p>
+    <w:p>
+      <w:pPr>
+        <w:spacing w:after="40"/>
+        <w:ind w:left="360"/>
+      </w:pPr>
+      <w:r>
+        <w:rPr>
+          <w:rFonts w:ascii="Calibri" w:cs="Calibri" w:eastAsia="Calibri" w:hAnsi="Calibri"/>
+          <w:color w:val="0C9B6A"/>
+          <w:sz w:val="20"/>
+          <w:szCs w:val="20"/>
+        </w:rPr>
+        <w:t xml:space="preserve">-&gt;  </w:t>
+      </w:r>
+      <w:r>
+        <w:rPr>
+          <w:rFonts w:ascii="Calibri" w:cs="Calibri" w:eastAsia="Calibri" w:hAnsi="Calibri"/>
+          <w:color w:val="0B1310"/>
+          <w:sz w:val="20"/>
+          <w:szCs w:val="20"/>
+        </w:rPr>
+        <w:t xml:space="preserve">Diseñe agentes automatizados de investigacion y generacion de contenido con LangChain y APIs de OpenAI/Claude, reduciendo flujos manuales en 15 horas por semana.</w:t>
+      </w:r>
+    </w:p>
+    <w:p>
+      <w:pPr>
+        <w:spacing w:after="40"/>
+        <w:ind w:left="360"/>
+      </w:pPr>
+      <w:r>
+        <w:rPr>
+          <w:rFonts w:ascii="Calibri" w:cs="Calibri" w:eastAsia="Calibri" w:hAnsi="Calibri"/>
+          <w:color w:val="0C9B6A"/>
+          <w:sz w:val="20"/>
+          <w:szCs w:val="20"/>
+        </w:rPr>
+        <w:t xml:space="preserve">-&gt;  </w:t>
+      </w:r>
+      <w:r>
+        <w:rPr>
+          <w:rFonts w:ascii="Calibri" w:cs="Calibri" w:eastAsia="Calibri" w:hAnsi="Calibri"/>
+          <w:color w:val="0B1310"/>
+          <w:sz w:val="20"/>
+          <w:szCs w:val="20"/>
+        </w:rPr>
+        <w:t xml:space="preserve">Implemente protocolos de gobernanza y seguridad en IA: mitigacion de alucinaciones, deteccion de sesgos y privacidad etica en despliegues LLM para stakeholders corporativos.</w:t>
+      </w:r>
+    </w:p>
+    <w:p>
+      <w:pPr>
+        <w:spacing w:after="40"/>
+        <w:ind w:left="360"/>
+      </w:pPr>
+      <w:r>
+        <w:rPr>
+          <w:rFonts w:ascii="Calibri" w:cs="Calibri" w:eastAsia="Calibri" w:hAnsi="Calibri"/>
+          <w:color w:val="0C9B6A"/>
+          <w:sz w:val="20"/>
+          <w:szCs w:val="20"/>
+        </w:rPr>
+        <w:t xml:space="preserve">-&gt;  </w:t>
+      </w:r>
+      <w:r>
+        <w:rPr>
+          <w:rFonts w:ascii="Calibri" w:cs="Calibri" w:eastAsia="Calibri" w:hAnsi="Calibri"/>
+          <w:color w:val="0B1310"/>
+          <w:sz w:val="20"/>
+          <w:szCs w:val="20"/>
+        </w:rPr>
+        <w:t xml:space="preserve">Construi y desplegue chatbots RAG y agentes de analisis financiero con FastAPI y bases de datos vectoriales (Pinecone, Chroma), automatizando el 100% del reporte semanal.</w:t>
+      </w:r>
+    </w:p>
+    <w:p>
+      <w:pPr>
+        <w:tabs>
+          <w:tab w:val="right" w:pos="9026"/>
+        </w:tabs>
+        <w:spacing w:after="20" w:before="160"/>
+      </w:pPr>
+      <w:r>
+        <w:rPr>
+          <w:rFonts w:ascii="Calibri" w:cs="Calibri" w:eastAsia="Calibri" w:hAnsi="Calibri"/>
+          <w:b/>
+          <w:bCs/>
+          <w:color w:val="0B1310"/>
+          <w:sz w:val="22"/>
+          <w:szCs w:val="22"/>
+        </w:rPr>
+        <w:t xml:space="preserve">Instructor de IA</w:t>
+      </w:r>
+      <w:r>
+        <w:rPr>
+          <w:sz w:val="22"/>
+          <w:szCs w:val="22"/>
+        </w:rPr>
+        <w:t xml:space="preserve">	</w:t>
+      </w:r>
+      <w:r>
+        <w:rPr>
+          <w:rFonts w:ascii="Calibri" w:cs="Calibri" w:eastAsia="Calibri" w:hAnsi="Calibri"/>
+          <w:b/>
+          <w:bCs/>
+          <w:color w:val="0C9B6A"/>
+          <w:sz w:val="20"/>
+          <w:szCs w:val="20"/>
+        </w:rPr>
+        <w:t xml:space="preserve">Oct - Dic 2025</w:t>
+      </w:r>
+    </w:p>
+    <w:p>
+      <w:pPr>
+        <w:spacing w:after="60"/>
+      </w:pPr>
+      <w:r>
+        <w:rPr>
+          <w:rFonts w:ascii="Calibri" w:cs="Calibri" w:eastAsia="Calibri" w:hAnsi="Calibri"/>
+          <w:i/>
+          <w:iCs/>
+          <w:color w:val="5D6B64"/>
+          <w:sz w:val="20"/>
+          <w:szCs w:val="20"/>
+        </w:rPr>
+        <w:t xml:space="preserve">CESDE - Medellin</w:t>
+      </w:r>
+    </w:p>
+    <w:p>
+      <w:pPr>
+        <w:spacing w:after="40"/>
+        <w:ind w:left="360"/>
+      </w:pPr>
+      <w:r>
+        <w:rPr>
+          <w:rFonts w:ascii="Calibri" w:cs="Calibri" w:eastAsia="Calibri" w:hAnsi="Calibri"/>
+          <w:color w:val="0C9B6A"/>
+          <w:sz w:val="20"/>
+          <w:szCs w:val="20"/>
+        </w:rPr>
+        <w:t xml:space="preserve">-&gt;  </w:t>
+      </w:r>
+      <w:r>
+        <w:rPr>
+          <w:rFonts w:ascii="Calibri" w:cs="Calibri" w:eastAsia="Calibri" w:hAnsi="Calibri"/>
+          <w:color w:val="0B1310"/>
+          <w:sz w:val="20"/>
+          <w:szCs w:val="20"/>
+        </w:rPr>
+        <w:t xml:space="preserve">Lidere la estrategia de habilitacion en IA para mas de 500 profesionales, ensenando Ingenieria de Prompts y flujos RAG para aumentar la productividad operativa un 25%.</w:t>
+      </w:r>
+    </w:p>
+    <w:p>
+      <w:pPr>
+        <w:spacing w:after="40"/>
+        <w:ind w:left="360"/>
+      </w:pPr>
+      <w:r>
+        <w:rPr>
+          <w:rFonts w:ascii="Calibri" w:cs="Calibri" w:eastAsia="Calibri" w:hAnsi="Calibri"/>
+          <w:color w:val="0C9B6A"/>
+          <w:sz w:val="20"/>
+          <w:szCs w:val="20"/>
+        </w:rPr>
+        <w:t xml:space="preserve">-&gt;  </w:t>
+      </w:r>
+      <w:r>
+        <w:rPr>
+          <w:rFonts w:ascii="Calibri" w:cs="Calibri" w:eastAsia="Calibri" w:hAnsi="Calibri"/>
+          <w:color w:val="0B1310"/>
+          <w:sz w:val="20"/>
+          <w:szCs w:val="20"/>
+        </w:rPr>
+        <w:t xml:space="preserve">Desarrolle curriculo sobre IA Responsable: mitigacion de sesgos, privacidad de datos e integracion etica de LLMs (ChatGPT, Claude, Gemini) para lideres corporativos.</w:t>
+      </w:r>
+    </w:p>
+    <w:p>
+      <w:pPr>
+        <w:spacing w:after="40"/>
+        <w:ind w:left="360"/>
+      </w:pPr>
+      <w:r>
+        <w:rPr>
+          <w:rFonts w:ascii="Calibri" w:cs="Calibri" w:eastAsia="Calibri" w:hAnsi="Calibri"/>
+          <w:color w:val="0C9B6A"/>
+          <w:sz w:val="20"/>
+          <w:szCs w:val="20"/>
+        </w:rPr>
+        <w:t xml:space="preserve">-&gt;  </w:t>
+      </w:r>
+      <w:r>
+        <w:rPr>
+          <w:rFonts w:ascii="Calibri" w:cs="Calibri" w:eastAsia="Calibri" w:hAnsi="Calibri"/>
+          <w:color w:val="0B1310"/>
+          <w:sz w:val="20"/>
+          <w:szCs w:val="20"/>
+        </w:rPr>
+        <w:t xml:space="preserve">Automatice flujos de trabajo con herramientas no-code/low-code, reduciendo el tiempo de tareas manuales en 15 horas por semana por estudiante.</w:t>
+      </w:r>
+    </w:p>
+    <w:p>
+      <w:pPr>
+        <w:tabs>
+          <w:tab w:val="right" w:pos="9026"/>
+        </w:tabs>
+        <w:spacing w:after="20" w:before="160"/>
+      </w:pPr>
+      <w:r>
+        <w:rPr>
+          <w:rFonts w:ascii="Calibri" w:cs="Calibri" w:eastAsia="Calibri" w:hAnsi="Calibri"/>
+          <w:b/>
+          <w:bCs/>
+          <w:color w:val="0B1310"/>
+          <w:sz w:val="22"/>
+          <w:szCs w:val="22"/>
+        </w:rPr>
+        <w:t xml:space="preserve">Ingeniero de Datos &amp; Desarrollador Python</w:t>
+      </w:r>
+      <w:r>
+        <w:rPr>
+          <w:sz w:val="22"/>
+          <w:szCs w:val="22"/>
+        </w:rPr>
+        <w:t xml:space="preserve">	</w:t>
+      </w:r>
+      <w:r>
+        <w:rPr>
+          <w:rFonts w:ascii="Calibri" w:cs="Calibri" w:eastAsia="Calibri" w:hAnsi="Calibri"/>
+          <w:b/>
+          <w:bCs/>
+          <w:color w:val="0C9B6A"/>
+          <w:sz w:val="20"/>
+          <w:szCs w:val="20"/>
+        </w:rPr>
+        <w:t xml:space="preserve">Dic 2024 - Ago 2025</w:t>
+      </w:r>
+    </w:p>
+    <w:p>
+      <w:pPr>
+        <w:spacing w:after="60"/>
+      </w:pPr>
+      <w:r>
+        <w:rPr>
+          <w:rFonts w:ascii="Calibri" w:cs="Calibri" w:eastAsia="Calibri" w:hAnsi="Calibri"/>
+          <w:i/>
+          <w:iCs/>
+          <w:color w:val="5D6B64"/>
+          <w:sz w:val="20"/>
+          <w:szCs w:val="20"/>
+        </w:rPr>
+        <w:t xml:space="preserve">N-iX - Medellin</w:t>
+      </w:r>
+    </w:p>
+    <w:p>
+      <w:pPr>
+        <w:spacing w:after="40"/>
+        <w:ind w:left="360"/>
+      </w:pPr>
+      <w:r>
+        <w:rPr>
+          <w:rFonts w:ascii="Calibri" w:cs="Calibri" w:eastAsia="Calibri" w:hAnsi="Calibri"/>
+          <w:color w:val="0C9B6A"/>
+          <w:sz w:val="20"/>
+          <w:szCs w:val="20"/>
+        </w:rPr>
+        <w:t xml:space="preserve">-&gt;  </w:t>
+      </w:r>
+      <w:r>
+        <w:rPr>
+          <w:rFonts w:ascii="Calibri" w:cs="Calibri" w:eastAsia="Calibri" w:hAnsi="Calibri"/>
+          <w:color w:val="0B1310"/>
+          <w:sz w:val="20"/>
+          <w:szCs w:val="20"/>
+        </w:rPr>
+        <w:t xml:space="preserve">Orqueste la migracion de modelos de riesgo crediticio de R legado a Python productivo (FastAPI), reduciendo la latencia un 40% y habilitando scoring en tiempo real.</w:t>
+      </w:r>
+    </w:p>
+    <w:p>
+      <w:pPr>
+        <w:spacing w:after="40"/>
+        <w:ind w:left="360"/>
+      </w:pPr>
+      <w:r>
+        <w:rPr>
+          <w:rFonts w:ascii="Calibri" w:cs="Calibri" w:eastAsia="Calibri" w:hAnsi="Calibri"/>
+          <w:color w:val="0C9B6A"/>
+          <w:sz w:val="20"/>
+          <w:szCs w:val="20"/>
+        </w:rPr>
+        <w:t xml:space="preserve">-&gt;  </w:t>
+      </w:r>
+      <w:r>
+        <w:rPr>
+          <w:rFonts w:ascii="Calibri" w:cs="Calibri" w:eastAsia="Calibri" w:hAnsi="Calibri"/>
+          <w:color w:val="0B1310"/>
+          <w:sz w:val="20"/>
+          <w:szCs w:val="20"/>
+        </w:rPr>
+        <w:t xml:space="preserve">Arquitecte pipelines ETL/ELT en AWS (Glue, S3, Redshift) para procesar datasets de multiples terabytes, garantizando 99.9% de integridad de datos.</w:t>
+      </w:r>
+    </w:p>
+    <w:p>
+      <w:pPr>
+        <w:spacing w:after="40"/>
+        <w:ind w:left="360"/>
+      </w:pPr>
+      <w:r>
+        <w:rPr>
+          <w:rFonts w:ascii="Calibri" w:cs="Calibri" w:eastAsia="Calibri" w:hAnsi="Calibri"/>
+          <w:color w:val="0C9B6A"/>
+          <w:sz w:val="20"/>
+          <w:szCs w:val="20"/>
+        </w:rPr>
+        <w:t xml:space="preserve">-&gt;  </w:t>
+      </w:r>
+      <w:r>
+        <w:rPr>
+          <w:rFonts w:ascii="Calibri" w:cs="Calibri" w:eastAsia="Calibri" w:hAnsi="Calibri"/>
+          <w:color w:val="0B1310"/>
+          <w:sz w:val="20"/>
+          <w:szCs w:val="20"/>
+        </w:rPr>
+        <w:t xml:space="preserve">Diseñe suite de pruebas con Pytest - 90% de cobertura, eliminando bugs criticos en catalogos de datos financieros de alto impacto.</w:t>
+      </w:r>
+    </w:p>
+    <w:p>
+      <w:pPr>
+        <w:spacing w:after="40"/>
+        <w:ind w:left="360"/>
+      </w:pPr>
+      <w:r>
+        <w:rPr>
+          <w:rFonts w:ascii="Calibri" w:cs="Calibri" w:eastAsia="Calibri" w:hAnsi="Calibri"/>
+          <w:color w:val="0C9B6A"/>
+          <w:sz w:val="20"/>
+          <w:szCs w:val="20"/>
+        </w:rPr>
+        <w:t xml:space="preserve">-&gt;  </w:t>
+      </w:r>
+      <w:r>
+        <w:rPr>
+          <w:rFonts w:ascii="Calibri" w:cs="Calibri" w:eastAsia="Calibri" w:hAnsi="Calibri"/>
+          <w:color w:val="0B1310"/>
+          <w:sz w:val="20"/>
+          <w:szCs w:val="20"/>
+        </w:rPr>
+        <w:t xml:space="preserve">Optimice SQL y modelado de datos (Star Schema), logrando 25% de reduccion en costos de computo en la nube y dashboards BI mas agiles.</w:t>
+      </w:r>
+    </w:p>
+    <w:p>
+      <w:pPr>
+        <w:tabs>
+          <w:tab w:val="right" w:pos="9026"/>
+        </w:tabs>
+        <w:spacing w:after="20" w:before="160"/>
+      </w:pPr>
+      <w:r>
+        <w:rPr>
+          <w:rFonts w:ascii="Calibri" w:cs="Calibri" w:eastAsia="Calibri" w:hAnsi="Calibri"/>
+          <w:b/>
+          <w:bCs/>
+          <w:color w:val="0B1310"/>
+          <w:sz w:val="22"/>
+          <w:szCs w:val="22"/>
+        </w:rPr>
+        <w:t xml:space="preserve">Especialista en Datos &amp; Ingeniero Financiero</w:t>
+      </w:r>
+      <w:r>
+        <w:rPr>
+          <w:sz w:val="22"/>
+          <w:szCs w:val="22"/>
+        </w:rPr>
+        <w:t xml:space="preserve">	</w:t>
+      </w:r>
+      <w:r>
+        <w:rPr>
+          <w:rFonts w:ascii="Calibri" w:cs="Calibri" w:eastAsia="Calibri" w:hAnsi="Calibri"/>
+          <w:b/>
+          <w:bCs/>
+          <w:color w:val="0C9B6A"/>
+          <w:sz w:val="20"/>
+          <w:szCs w:val="20"/>
+        </w:rPr>
+        <w:t xml:space="preserve">Feb 2023 - Dic 2024</w:t>
+      </w:r>
+    </w:p>
+    <w:p>
+      <w:pPr>
+        <w:spacing w:after="60"/>
+      </w:pPr>
+      <w:r>
+        <w:rPr>
+          <w:rFonts w:ascii="Calibri" w:cs="Calibri" w:eastAsia="Calibri" w:hAnsi="Calibri"/>
+          <w:i/>
+          <w:iCs/>
+          <w:color w:val="5D6B64"/>
+          <w:sz w:val="20"/>
+          <w:szCs w:val="20"/>
+        </w:rPr>
+        <w:t xml:space="preserve">Freelance - Medellin</w:t>
+      </w:r>
+    </w:p>
+    <w:p>
+      <w:pPr>
+        <w:spacing w:after="40"/>
+        <w:ind w:left="360"/>
+      </w:pPr>
+      <w:r>
+        <w:rPr>
+          <w:rFonts w:ascii="Calibri" w:cs="Calibri" w:eastAsia="Calibri" w:hAnsi="Calibri"/>
+          <w:color w:val="0C9B6A"/>
+          <w:sz w:val="20"/>
+          <w:szCs w:val="20"/>
+        </w:rPr>
+        <w:t xml:space="preserve">-&gt;  </w:t>
+      </w:r>
+      <w:r>
+        <w:rPr>
+          <w:rFonts w:ascii="Calibri" w:cs="Calibri" w:eastAsia="Calibri" w:hAnsi="Calibri"/>
+          <w:color w:val="0B1310"/>
+          <w:sz w:val="20"/>
+          <w:szCs w:val="20"/>
+        </w:rPr>
+        <w:t xml:space="preserve">Diseñe dashboards financieros y REST APIs (FastAPI) para clientes corporativos, automatizando el 100% de los ciclos de reporte financiero semanal.</w:t>
+      </w:r>
+    </w:p>
+    <w:p>
+      <w:pPr>
+        <w:spacing w:after="40"/>
+        <w:ind w:left="360"/>
+      </w:pPr>
+      <w:r>
+        <w:rPr>
+          <w:rFonts w:ascii="Calibri" w:cs="Calibri" w:eastAsia="Calibri" w:hAnsi="Calibri"/>
+          <w:color w:val="0C9B6A"/>
+          <w:sz w:val="20"/>
+          <w:szCs w:val="20"/>
+        </w:rPr>
+        <w:t xml:space="preserve">-&gt;  </w:t>
+      </w:r>
+      <w:r>
+        <w:rPr>
+          <w:rFonts w:ascii="Calibri" w:cs="Calibri" w:eastAsia="Calibri" w:hAnsi="Calibri"/>
+          <w:color w:val="0B1310"/>
+          <w:sz w:val="20"/>
+          <w:szCs w:val="20"/>
+        </w:rPr>
+        <w:t xml:space="preserve">Construi modelos predictivos de series de tiempo, superando benchmarks manuales en un 20% de precision predictiva.</w:t>
+      </w:r>
+    </w:p>
+    <w:p>
+      <w:pPr>
+        <w:spacing w:after="40"/>
+        <w:ind w:left="360"/>
+      </w:pPr>
+      <w:r>
+        <w:rPr>
+          <w:rFonts w:ascii="Calibri" w:cs="Calibri" w:eastAsia="Calibri" w:hAnsi="Calibri"/>
+          <w:color w:val="0C9B6A"/>
+          <w:sz w:val="20"/>
+          <w:szCs w:val="20"/>
+        </w:rPr>
+        <w:t xml:space="preserve">-&gt;  </w:t>
+      </w:r>
+      <w:r>
+        <w:rPr>
+          <w:rFonts w:ascii="Calibri" w:cs="Calibri" w:eastAsia="Calibri" w:hAnsi="Calibri"/>
+          <w:color w:val="0B1310"/>
+          <w:sz w:val="20"/>
+          <w:szCs w:val="20"/>
+        </w:rPr>
+        <w:t xml:space="preserve">Administre entornos Snowflake &amp; AWS con mejores practicas de DataOps que redujeron el tiempo de inactividad de datos en un 65%.</w:t>
+      </w:r>
+    </w:p>
+    <w:p>
+      <w:pPr>
+        <w:tabs>
+          <w:tab w:val="right" w:pos="9026"/>
+        </w:tabs>
+        <w:spacing w:after="20" w:before="160"/>
+      </w:pPr>
+      <w:r>
+        <w:rPr>
+          <w:rFonts w:ascii="Calibri" w:cs="Calibri" w:eastAsia="Calibri" w:hAnsi="Calibri"/>
+          <w:b/>
+          <w:bCs/>
+          <w:color w:val="0B1310"/>
+          <w:sz w:val="22"/>
+          <w:szCs w:val="22"/>
+        </w:rPr>
+        <w:t xml:space="preserve">Cientifico de Datos &amp; Analista de Project Finance</w:t>
+      </w:r>
+      <w:r>
+        <w:rPr>
+          <w:sz w:val="22"/>
+          <w:szCs w:val="22"/>
+        </w:rPr>
+        <w:t xml:space="preserve">	</w:t>
+      </w:r>
+      <w:r>
+        <w:rPr>
+          <w:rFonts w:ascii="Calibri" w:cs="Calibri" w:eastAsia="Calibri" w:hAnsi="Calibri"/>
+          <w:b/>
+          <w:bCs/>
+          <w:color w:val="0C9B6A"/>
+          <w:sz w:val="20"/>
+          <w:szCs w:val="20"/>
+        </w:rPr>
+        <w:t xml:space="preserve">Ago 2021 - Ene 2023</w:t>
+      </w:r>
+    </w:p>
+    <w:p>
+      <w:pPr>
+        <w:spacing w:after="60"/>
+      </w:pPr>
+      <w:r>
+        <w:rPr>
+          <w:rFonts w:ascii="Calibri" w:cs="Calibri" w:eastAsia="Calibri" w:hAnsi="Calibri"/>
+          <w:i/>
+          <w:iCs/>
+          <w:color w:val="5D6B64"/>
+          <w:sz w:val="20"/>
+          <w:szCs w:val="20"/>
+        </w:rPr>
+        <w:t xml:space="preserve">Colanta - Medellin</w:t>
+      </w:r>
+    </w:p>
+    <w:p>
+      <w:pPr>
+        <w:spacing w:after="40"/>
+        <w:ind w:left="360"/>
+      </w:pPr>
+      <w:r>
+        <w:rPr>
+          <w:rFonts w:ascii="Calibri" w:cs="Calibri" w:eastAsia="Calibri" w:hAnsi="Calibri"/>
+          <w:color w:val="0C9B6A"/>
+          <w:sz w:val="20"/>
+          <w:szCs w:val="20"/>
+        </w:rPr>
+        <w:t xml:space="preserve">-&gt;  </w:t>
+      </w:r>
+      <w:r>
+        <w:rPr>
+          <w:rFonts w:ascii="Calibri" w:cs="Calibri" w:eastAsia="Calibri" w:hAnsi="Calibri"/>
+          <w:color w:val="0B1310"/>
+          <w:sz w:val="20"/>
+          <w:szCs w:val="20"/>
+        </w:rPr>
+        <w:t xml:space="preserve">Desplegue modelos de prediccion de demanda con PyTorch y Scikit-learn (+15% de precision), generando ahorros estimados de $200K en desperdicios logisticos anuales.</w:t>
+      </w:r>
+    </w:p>
+    <w:p>
+      <w:pPr>
+        <w:spacing w:after="40"/>
+        <w:ind w:left="360"/>
+      </w:pPr>
+      <w:r>
+        <w:rPr>
+          <w:rFonts w:ascii="Calibri" w:cs="Calibri" w:eastAsia="Calibri" w:hAnsi="Calibri"/>
+          <w:color w:val="0C9B6A"/>
+          <w:sz w:val="20"/>
+          <w:szCs w:val="20"/>
+        </w:rPr>
+        <w:t xml:space="preserve">-&gt;  </w:t>
+      </w:r>
+      <w:r>
+        <w:rPr>
+          <w:rFonts w:ascii="Calibri" w:cs="Calibri" w:eastAsia="Calibri" w:hAnsi="Calibri"/>
+          <w:color w:val="0B1310"/>
+          <w:sz w:val="20"/>
+          <w:szCs w:val="20"/>
+        </w:rPr>
+        <w:t xml:space="preserve">Use PySpark en AWS para procesar grandes volumenes de datos contables, identificando mas de $50K en irregularidades fiscales.</w:t>
+      </w:r>
+    </w:p>
+    <w:p>
+      <w:pPr>
+        <w:spacing w:after="40"/>
+        <w:ind w:left="360"/>
+      </w:pPr>
+      <w:r>
+        <w:rPr>
+          <w:rFonts w:ascii="Calibri" w:cs="Calibri" w:eastAsia="Calibri" w:hAnsi="Calibri"/>
+          <w:color w:val="0C9B6A"/>
+          <w:sz w:val="20"/>
+          <w:szCs w:val="20"/>
+        </w:rPr>
+        <w:t xml:space="preserve">-&gt;  </w:t>
+      </w:r>
+      <w:r>
+        <w:rPr>
+          <w:rFonts w:ascii="Calibri" w:cs="Calibri" w:eastAsia="Calibri" w:hAnsi="Calibri"/>
+          <w:color w:val="0B1310"/>
+          <w:sz w:val="20"/>
+          <w:szCs w:val="20"/>
+        </w:rPr>
+        <w:t xml:space="preserve">Visualice KPIs financieros con Power BI y Qlik Sense, reduciendo el tiempo de analisis de evaluaciones de riesgo de dias a minutos.</w:t>
+      </w:r>
+    </w:p>
+    <w:p>
+      <w:pPr>
+        <w:pBdr>
+          <w:bottom w:val="single" w:color="0C9B6A" w:sz="8" w:space="4"/>
+        </w:pBdr>
+        <w:spacing w:after="80" w:before="280"/>
+      </w:pPr>
+      <w:r>
+        <w:rPr>
+          <w:rFonts w:ascii="Calibri" w:cs="Calibri" w:eastAsia="Calibri" w:hAnsi="Calibri"/>
+          <w:b/>
+          <w:bCs/>
+          <w:color w:val="0C9B6A"/>
+          <w:sz w:val="24"/>
+          <w:szCs w:val="24"/>
+        </w:rPr>
+        <w:t xml:space="preserve">HABILIDADES TECNICAS</w:t>
+      </w:r>
+    </w:p>
+    <w:tbl>
+      <w:tblPr>
+        <w:tblW w:type="dxa" w:w="9360"/>
+        <w:tblBorders>
+          <w:top w:val="single" w:color="auto" w:sz="4"/>
+          <w:left w:val="single" w:color="auto" w:sz="4"/>
+          <w:bottom w:val="single" w:color="auto" w:sz="4"/>
+          <w:right w:val="single" w:color="auto" w:sz="4"/>
+          <w:insideH w:val="single" w:color="auto" w:sz="4"/>
+          <w:insideV w:val="single" w:color="auto" w:sz="4"/>
+        </w:tblBorders>
+      </w:tblPr>
+      <w:tblGrid>
+        <w:gridCol w:w="2000"/>
+        <w:gridCol w:w="7360"/>
+      </w:tblGrid>
+      <w:tr>
+        <w:tc>
+          <w:tcPr>
+            <w:tcW w:type="dxa" w:w="2000"/>
+            <w:tcBorders>
+              <w:top w:val="none" w:color="FFFFFF" w:sz="0"/>
+              <w:left w:val="none" w:color="FFFFFF" w:sz="0"/>
+              <w:bottom w:val="none" w:color="FFFFFF" w:sz="0"/>
+              <w:right w:val="none" w:color="FFFFFF" w:sz="0"/>
+            </w:tcBorders>
+            <w:shd w:fill="EEF9F3" w:val="clear"/>
+            <w:tcMar>
+              <w:top w:type="dxa" w:w="80"/>
+              <w:left w:type="dxa" w:w="120"/>
+              <w:bottom w:type="dxa" w:w="80"/>
+              <w:right w:type="dxa" w:w="120"/>
+            </w:tcMar>
+          </w:tcPr>
+          <w:p>
+            <w:r>
+              <w:rPr>
+                <w:rFonts w:ascii="Calibri" w:cs="Calibri" w:eastAsia="Calibri" w:hAnsi="Calibri"/>
+                <w:b/>
+                <w:bCs/>
+                <w:color w:val="0C9B6A"/>
+                <w:sz w:val="19"/>
+                <w:szCs w:val="19"/>
+              </w:rPr>
+              <w:t xml:space="preserve">IA &amp; LLM</w:t>
+            </w:r>
+          </w:p>
+        </w:tc>
+        <w:tc>
+          <w:tcPr>
+            <w:tcW w:type="dxa" w:w="7360"/>
+            <w:tcBorders>
+              <w:top w:val="none" w:color="FFFFFF" w:sz="0"/>
+              <w:left w:val="none" w:color="FFFFFF" w:sz="0"/>
+              <w:bottom w:val="none" w:color="FFFFFF" w:sz="0"/>
+              <w:right w:val="none" w:color="FFFFFF" w:sz="0"/>
+            </w:tcBorders>
+            <w:tcMar>
+              <w:top w:type="dxa" w:w="80"/>
+              <w:left w:type="dxa" w:w="160"/>
+              <w:bottom w:type="dxa" w:w="80"/>
+              <w:right w:type="dxa" w:w="120"/>
+            </w:tcMar>
+          </w:tcPr>
+          <w:p>
+            <w:r>
+              <w:rPr>
+                <w:rFonts w:ascii="Calibri" w:cs="Calibri" w:eastAsia="Calibri" w:hAnsi="Calibri"/>
+                <w:color w:val="0B1310"/>
+                <w:sz w:val="19"/>
+                <w:szCs w:val="19"/>
+              </w:rPr>
+              <w:t xml:space="preserve">RAG Pipelines - Arquitecturas Agenticas - Mitigacion de Alucinaciones - Prompt Engineering - LangChain - OpenAI / Claude - IA Etica</w:t>
+            </w:r>
+          </w:p>
+        </w:tc>
+      </w:tr>
+      <w:tr>
+        <w:tc>
+          <w:tcPr>
+            <w:tcW w:type="dxa" w:w="2000"/>
+            <w:tcBorders>
+              <w:top w:val="none" w:color="FFFFFF" w:sz="0"/>
+              <w:left w:val="none" w:color="FFFFFF" w:sz="0"/>
+              <w:bottom w:val="none" w:color="FFFFFF" w:sz="0"/>
+              <w:right w:val="none" w:color="FFFFFF" w:sz="0"/>
+            </w:tcBorders>
+            <w:shd w:fill="EEF9F3" w:val="clear"/>
+            <w:tcMar>
+              <w:top w:type="dxa" w:w="80"/>
+              <w:left w:type="dxa" w:w="120"/>
+              <w:bottom w:type="dxa" w:w="80"/>
+              <w:right w:type="dxa" w:w="120"/>
+            </w:tcMar>
+          </w:tcPr>
+          <w:p>
+            <w:r>
+              <w:rPr>
+                <w:rFonts w:ascii="Calibri" w:cs="Calibri" w:eastAsia="Calibri" w:hAnsi="Calibri"/>
+                <w:b/>
+                <w:bCs/>
+                <w:color w:val="0C9B6A"/>
+                <w:sz w:val="19"/>
+                <w:szCs w:val="19"/>
+              </w:rPr>
+              <w:t xml:space="preserve">MLOps</w:t>
+            </w:r>
+          </w:p>
+        </w:tc>
+        <w:tc>
+          <w:tcPr>
+            <w:tcW w:type="dxa" w:w="7360"/>
+            <w:tcBorders>
+              <w:top w:val="none" w:color="FFFFFF" w:sz="0"/>
+              <w:left w:val="none" w:color="FFFFFF" w:sz="0"/>
+              <w:bottom w:val="none" w:color="FFFFFF" w:sz="0"/>
+              <w:right w:val="none" w:color="FFFFFF" w:sz="0"/>
+            </w:tcBorders>
+            <w:tcMar>
+              <w:top w:type="dxa" w:w="80"/>
+              <w:left w:type="dxa" w:w="160"/>
+              <w:bottom w:type="dxa" w:w="80"/>
+              <w:right w:type="dxa" w:w="120"/>
+            </w:tcMar>
+          </w:tcPr>
+          <w:p>
+            <w:r>
+              <w:rPr>
+                <w:rFonts w:ascii="Calibri" w:cs="Calibri" w:eastAsia="Calibri" w:hAnsi="Calibri"/>
+                <w:color w:val="0B1310"/>
+                <w:sz w:val="19"/>
+                <w:szCs w:val="19"/>
+              </w:rPr>
+              <w:t xml:space="preserve">Docker - FastAPI - Kubernetes - Snowflake - AWS - MLflow - DVC - Airflow - ETL/ELT - Terraform</w:t>
+            </w:r>
+          </w:p>
+        </w:tc>
+      </w:tr>
+      <w:tr>
+        <w:tc>
+          <w:tcPr>
+            <w:tcW w:type="dxa" w:w="2000"/>
+            <w:tcBorders>
+              <w:top w:val="none" w:color="FFFFFF" w:sz="0"/>
+              <w:left w:val="none" w:color="FFFFFF" w:sz="0"/>
+              <w:bottom w:val="none" w:color="FFFFFF" w:sz="0"/>
+              <w:right w:val="none" w:color="FFFFFF" w:sz="0"/>
+            </w:tcBorders>
+            <w:shd w:fill="EEF9F3" w:val="clear"/>
+            <w:tcMar>
+              <w:top w:type="dxa" w:w="80"/>
+              <w:left w:type="dxa" w:w="120"/>
+              <w:bottom w:type="dxa" w:w="80"/>
+              <w:right w:type="dxa" w:w="120"/>
+            </w:tcMar>
+          </w:tcPr>
+          <w:p>
+            <w:r>
+              <w:rPr>
+                <w:rFonts w:ascii="Calibri" w:cs="Calibri" w:eastAsia="Calibri" w:hAnsi="Calibri"/>
+                <w:b/>
+                <w:bCs/>
+                <w:color w:val="0C9B6A"/>
+                <w:sz w:val="19"/>
+                <w:szCs w:val="19"/>
+              </w:rPr>
+              <w:t xml:space="preserve">Lenguajes</w:t>
+            </w:r>
+          </w:p>
+        </w:tc>
+        <w:tc>
+          <w:tcPr>
+            <w:tcW w:type="dxa" w:w="7360"/>
+            <w:tcBorders>
+              <w:top w:val="none" w:color="FFFFFF" w:sz="0"/>
+              <w:left w:val="none" w:color="FFFFFF" w:sz="0"/>
+              <w:bottom w:val="none" w:color="FFFFFF" w:sz="0"/>
+              <w:right w:val="none" w:color="FFFFFF" w:sz="0"/>
+            </w:tcBorders>
+            <w:tcMar>
+              <w:top w:type="dxa" w:w="80"/>
+              <w:left w:type="dxa" w:w="160"/>
+              <w:bottom w:type="dxa" w:w="80"/>
+              <w:right w:type="dxa" w:w="120"/>
+            </w:tcMar>
+          </w:tcPr>
+          <w:p>
+            <w:r>
+              <w:rPr>
+                <w:rFonts w:ascii="Calibri" w:cs="Calibri" w:eastAsia="Calibri" w:hAnsi="Calibri"/>
+                <w:color w:val="0B1310"/>
+                <w:sz w:val="19"/>
+                <w:szCs w:val="19"/>
+              </w:rPr>
+              <w:t xml:space="preserve">Python - SQL - R - JavaScript</w:t>
+            </w:r>
+          </w:p>
+        </w:tc>
+      </w:tr>
+      <w:tr>
+        <w:tc>
+          <w:tcPr>
+            <w:tcW w:type="dxa" w:w="2000"/>
+            <w:tcBorders>
+              <w:top w:val="none" w:color="FFFFFF" w:sz="0"/>
+              <w:left w:val="none" w:color="FFFFFF" w:sz="0"/>
+              <w:bottom w:val="none" w:color="FFFFFF" w:sz="0"/>
+              <w:right w:val="none" w:color="FFFFFF" w:sz="0"/>
+            </w:tcBorders>
+            <w:shd w:fill="EEF9F3" w:val="clear"/>
+            <w:tcMar>
+              <w:top w:type="dxa" w:w="80"/>
+              <w:left w:type="dxa" w:w="120"/>
+              <w:bottom w:type="dxa" w:w="80"/>
+              <w:right w:type="dxa" w:w="120"/>
+            </w:tcMar>
+          </w:tcPr>
+          <w:p>
+            <w:r>
+              <w:rPr>
+                <w:rFonts w:ascii="Calibri" w:cs="Calibri" w:eastAsia="Calibri" w:hAnsi="Calibri"/>
+                <w:b/>
+                <w:bCs/>
+                <w:color w:val="0C9B6A"/>
+                <w:sz w:val="19"/>
+                <w:szCs w:val="19"/>
+              </w:rPr>
+              <w:t xml:space="preserve">Ing. Financiera</w:t>
+            </w:r>
+          </w:p>
+        </w:tc>
+        <w:tc>
+          <w:tcPr>
+            <w:tcW w:type="dxa" w:w="7360"/>
+            <w:tcBorders>
+              <w:top w:val="none" w:color="FFFFFF" w:sz="0"/>
+              <w:left w:val="none" w:color="FFFFFF" w:sz="0"/>
+              <w:bottom w:val="none" w:color="FFFFFF" w:sz="0"/>
+              <w:right w:val="none" w:color="FFFFFF" w:sz="0"/>
+            </w:tcBorders>
+            <w:tcMar>
+              <w:top w:type="dxa" w:w="80"/>
+              <w:left w:type="dxa" w:w="160"/>
+              <w:bottom w:type="dxa" w:w="80"/>
+              <w:right w:type="dxa" w:w="120"/>
+            </w:tcMar>
+          </w:tcPr>
+          <w:p>
+            <w:r>
+              <w:rPr>
+                <w:rFonts w:ascii="Calibri" w:cs="Calibri" w:eastAsia="Calibri" w:hAnsi="Calibri"/>
+                <w:color w:val="0B1310"/>
+                <w:sz w:val="19"/>
+                <w:szCs w:val="19"/>
+              </w:rPr>
+              <w:t xml:space="preserve">Gestion de Riesgo - Modelado VaR - Analisis de Riesgo Estocastico - Series de Tiempo - Algoritmos Tributarios</w:t>
+            </w:r>
+          </w:p>
+        </w:tc>
+      </w:tr>
+      <w:tr>
+        <w:tc>
+          <w:tcPr>
+            <w:tcW w:type="dxa" w:w="2000"/>
+            <w:tcBorders>
+              <w:top w:val="none" w:color="FFFFFF" w:sz="0"/>
+              <w:left w:val="none" w:color="FFFFFF" w:sz="0"/>
+              <w:bottom w:val="none" w:color="FFFFFF" w:sz="0"/>
+              <w:right w:val="none" w:color="FFFFFF" w:sz="0"/>
+            </w:tcBorders>
+            <w:shd w:fill="EEF9F3" w:val="clear"/>
+            <w:tcMar>
+              <w:top w:type="dxa" w:w="80"/>
+              <w:left w:type="dxa" w:w="120"/>
+              <w:bottom w:type="dxa" w:w="80"/>
+              <w:right w:type="dxa" w:w="120"/>
+            </w:tcMar>
+          </w:tcPr>
+          <w:p>
+            <w:r>
+              <w:rPr>
+                <w:rFonts w:ascii="Calibri" w:cs="Calibri" w:eastAsia="Calibri" w:hAnsi="Calibri"/>
+                <w:b/>
+                <w:bCs/>
+                <w:color w:val="0C9B6A"/>
+                <w:sz w:val="19"/>
+                <w:szCs w:val="19"/>
+              </w:rPr>
+              <w:t xml:space="preserve">Datos &amp; BI</w:t>
+            </w:r>
+          </w:p>
+        </w:tc>
+        <w:tc>
+          <w:tcPr>
+            <w:tcW w:type="dxa" w:w="7360"/>
+            <w:tcBorders>
+              <w:top w:val="none" w:color="FFFFFF" w:sz="0"/>
+              <w:left w:val="none" w:color="FFFFFF" w:sz="0"/>
+              <w:bottom w:val="none" w:color="FFFFFF" w:sz="0"/>
+              <w:right w:val="none" w:color="FFFFFF" w:sz="0"/>
+            </w:tcBorders>
+            <w:tcMar>
+              <w:top w:type="dxa" w:w="80"/>
+              <w:left w:type="dxa" w:w="160"/>
+              <w:bottom w:type="dxa" w:w="80"/>
+              <w:right w:type="dxa" w:w="120"/>
+            </w:tcMar>
+          </w:tcPr>
+          <w:p>
+            <w:r>
+              <w:rPr>
+                <w:rFonts w:ascii="Calibri" w:cs="Calibri" w:eastAsia="Calibri" w:hAnsi="Calibri"/>
+                <w:color w:val="0B1310"/>
+                <w:sz w:val="19"/>
+                <w:szCs w:val="19"/>
+              </w:rPr>
+              <w:t xml:space="preserve">PySpark - PostgreSQL - Pinecone - Chroma - Power BI - Qlik Sense - Redshift</w:t>
+            </w:r>
+          </w:p>
+        </w:tc>
+      </w:tr>
+    </w:tbl>
+    <w:p>
+      <w:pPr>
+        <w:pBdr>
+          <w:bottom w:val="single" w:color="0C9B6A" w:sz="8" w:space="4"/>
+        </w:pBdr>
+        <w:spacing w:after="80" w:before="280"/>
+      </w:pPr>
+      <w:r>
+        <w:rPr>
+          <w:rFonts w:ascii="Calibri" w:cs="Calibri" w:eastAsia="Calibri" w:hAnsi="Calibri"/>
+          <w:b/>
+          <w:bCs/>
+          <w:color w:val="0C9B6A"/>
+          <w:sz w:val="24"/>
+          <w:szCs w:val="24"/>
+        </w:rPr>
+        <w:t xml:space="preserve">FORMACION ACADEMICA</w:t>
+      </w:r>
+    </w:p>
+    <w:tbl>
+      <w:tblPr>
+        <w:tblW w:type="dxa" w:w="9360"/>
+        <w:tblBorders>
+          <w:top w:val="single" w:color="auto" w:sz="4"/>
+          <w:left w:val="single" w:color="auto" w:sz="4"/>
+          <w:bottom w:val="single" w:color="auto" w:sz="4"/>
+          <w:right w:val="single" w:color="auto" w:sz="4"/>
+          <w:insideH w:val="single" w:color="auto" w:sz="4"/>
+          <w:insideV w:val="single" w:color="auto" w:sz="4"/>
+        </w:tblBorders>
+      </w:tblPr>
+      <w:tblGrid>
+        <w:gridCol w:w="1100"/>
+        <w:gridCol w:w="8260"/>
+      </w:tblGrid>
+      <w:tr>
+        <w:tc>
+          <w:tcPr>
+            <w:tcW w:type="dxa" w:w="1100"/>
+            <w:tcBorders>
+              <w:top w:val="none" w:color="FFFFFF" w:sz="0"/>
+              <w:left w:val="none" w:color="FFFFFF" w:sz="0"/>
+              <w:bottom w:val="none" w:color="FFFFFF" w:sz="0"/>
+              <w:right w:val="none" w:color="FFFFFF" w:sz="0"/>
+            </w:tcBorders>
+            <w:shd w:fill="F1F4F1" w:val="clear"/>
+            <w:tcMar>
+              <w:top w:type="dxa" w:w="80"/>
+              <w:left w:type="dxa" w:w="120"/>
+              <w:bottom w:type="dxa" w:w="80"/>
+              <w:right w:type="dxa" w:w="120"/>
+            </w:tcMar>
+          </w:tcPr>
+          <w:p>
+            <w:r>
+              <w:rPr>
+                <w:rFonts w:ascii="Calibri" w:cs="Calibri" w:eastAsia="Calibri" w:hAnsi="Calibri"/>
+                <w:b/>
+                <w:bCs/>
+                <w:color w:val="0C9B6A"/>
+                <w:sz w:val="20"/>
+                <w:szCs w:val="20"/>
+              </w:rPr>
+              <w:t xml:space="preserve">2021</w:t>
+            </w:r>
+          </w:p>
+        </w:tc>
+        <w:tc>
+          <w:tcPr>
+            <w:tcW w:type="dxa" w:w="8260"/>
+            <w:tcBorders>
+              <w:top w:val="none" w:color="FFFFFF" w:sz="0"/>
+              <w:left w:val="none" w:color="FFFFFF" w:sz="0"/>
+              <w:bottom w:val="none" w:color="FFFFFF" w:sz="0"/>
+              <w:right w:val="none" w:color="FFFFFF" w:sz="0"/>
+            </w:tcBorders>
+            <w:tcMar>
+              <w:top w:type="dxa" w:w="80"/>
+              <w:left w:type="dxa" w:w="200"/>
+              <w:bottom w:type="dxa" w:w="80"/>
+              <w:right w:type="dxa" w:w="120"/>
+            </w:tcMar>
+          </w:tcPr>
+          <w:p>
+            <w:pPr>
+              <w:spacing w:after="20"/>
+            </w:pPr>
+            <w:r>
+              <w:rPr>
+                <w:rFonts w:ascii="Calibri" w:cs="Calibri" w:eastAsia="Calibri" w:hAnsi="Calibri"/>
+                <w:b/>
+                <w:bCs/>
+                <w:color w:val="0B1310"/>
+                <w:sz w:val="20"/>
+                <w:szCs w:val="20"/>
+              </w:rPr>
+              <w:t xml:space="preserve">Posgrado en Gestion de Riesgo Financiero</w:t>
+            </w:r>
+          </w:p>
+          <w:p>
+            <w:pPr>
+              <w:spacing w:after="20"/>
+            </w:pPr>
+            <w:r>
+              <w:rPr>
+                <w:rFonts w:ascii="Calibri" w:cs="Calibri" w:eastAsia="Calibri" w:hAnsi="Calibri"/>
+                <w:i/>
+                <w:iCs/>
+                <w:color w:val="5D6B64"/>
+                <w:sz w:val="19"/>
+                <w:szCs w:val="19"/>
+              </w:rPr>
+              <w:t xml:space="preserve">Universidad de Medellin</w:t>
+            </w:r>
+          </w:p>
+          <w:p>
+            <w:r>
+              <w:rPr>
+                <w:rFonts w:ascii="Calibri" w:cs="Calibri" w:eastAsia="Calibri" w:hAnsi="Calibri"/>
+                <w:color w:val="5D6B64"/>
+                <w:sz w:val="18"/>
+                <w:szCs w:val="18"/>
+              </w:rPr>
+              <w:t xml:space="preserve">Modelado ML, Valor en Riesgo (VaR) y analisis de riesgo estocastico.</w:t>
+            </w:r>
+          </w:p>
+        </w:tc>
+      </w:tr>
+      <w:tr>
+        <w:tc>
+          <w:tcPr>
+            <w:tcW w:type="dxa" w:w="1100"/>
+            <w:tcBorders>
+              <w:top w:val="none" w:color="FFFFFF" w:sz="0"/>
+              <w:left w:val="none" w:color="FFFFFF" w:sz="0"/>
+              <w:bottom w:val="none" w:color="FFFFFF" w:sz="0"/>
+              <w:right w:val="none" w:color="FFFFFF" w:sz="0"/>
+            </w:tcBorders>
+            <w:shd w:fill="F1F4F1" w:val="clear"/>
+            <w:tcMar>
+              <w:top w:type="dxa" w:w="80"/>
+              <w:left w:type="dxa" w:w="120"/>
+              <w:bottom w:type="dxa" w:w="80"/>
+              <w:right w:type="dxa" w:w="120"/>
+            </w:tcMar>
+          </w:tcPr>
+          <w:p>
+            <w:r>
+              <w:rPr>
+                <w:rFonts w:ascii="Calibri" w:cs="Calibri" w:eastAsia="Calibri" w:hAnsi="Calibri"/>
+                <w:b/>
+                <w:bCs/>
+                <w:color w:val="0C9B6A"/>
+                <w:sz w:val="20"/>
+                <w:szCs w:val="20"/>
+              </w:rPr>
+              <w:t xml:space="preserve">2020</w:t>
+            </w:r>
+          </w:p>
+        </w:tc>
+        <w:tc>
+          <w:tcPr>
+            <w:tcW w:type="dxa" w:w="8260"/>
+            <w:tcBorders>
+              <w:top w:val="none" w:color="FFFFFF" w:sz="0"/>
+              <w:left w:val="none" w:color="FFFFFF" w:sz="0"/>
+              <w:bottom w:val="none" w:color="FFFFFF" w:sz="0"/>
+              <w:right w:val="none" w:color="FFFFFF" w:sz="0"/>
+            </w:tcBorders>
+            <w:tcMar>
+              <w:top w:type="dxa" w:w="80"/>
+              <w:left w:type="dxa" w:w="200"/>
+              <w:bottom w:type="dxa" w:w="80"/>
+              <w:right w:type="dxa" w:w="120"/>
+            </w:tcMar>
+          </w:tcPr>
+          <w:p>
+            <w:pPr>
+              <w:spacing w:after="20"/>
+            </w:pPr>
+            <w:r>
+              <w:rPr>
+                <w:rFonts w:ascii="Calibri" w:cs="Calibri" w:eastAsia="Calibri" w:hAnsi="Calibri"/>
+                <w:b/>
+                <w:bCs/>
+                <w:color w:val="0B1310"/>
+                <w:sz w:val="20"/>
+                <w:szCs w:val="20"/>
+              </w:rPr>
+              <w:t xml:space="preserve">Posgrado en Legislacion Tributaria</w:t>
+            </w:r>
+          </w:p>
+          <w:p>
+            <w:pPr>
+              <w:spacing w:after="20"/>
+            </w:pPr>
+            <w:r>
+              <w:rPr>
+                <w:rFonts w:ascii="Calibri" w:cs="Calibri" w:eastAsia="Calibri" w:hAnsi="Calibri"/>
+                <w:i/>
+                <w:iCs/>
+                <w:color w:val="5D6B64"/>
+                <w:sz w:val="19"/>
+                <w:szCs w:val="19"/>
+              </w:rPr>
+              <w:t xml:space="preserve">UNAULA</w:t>
+            </w:r>
+          </w:p>
+          <w:p>
+            <w:r>
+              <w:rPr>
+                <w:rFonts w:ascii="Calibri" w:cs="Calibri" w:eastAsia="Calibri" w:hAnsi="Calibri"/>
+                <w:color w:val="5D6B64"/>
+                <w:sz w:val="18"/>
+                <w:szCs w:val="18"/>
+              </w:rPr>
+              <w:t xml:space="preserve">Algoritmos de cumplimiento tributario, reporte regulatorio automatizado e integridad de datos fiscales.</w:t>
+            </w:r>
+          </w:p>
+        </w:tc>
+      </w:tr>
+      <w:tr>
+        <w:tc>
+          <w:tcPr>
+            <w:tcW w:type="dxa" w:w="1100"/>
+            <w:tcBorders>
+              <w:top w:val="none" w:color="FFFFFF" w:sz="0"/>
+              <w:left w:val="none" w:color="FFFFFF" w:sz="0"/>
+              <w:bottom w:val="none" w:color="FFFFFF" w:sz="0"/>
+              <w:right w:val="none" w:color="FFFFFF" w:sz="0"/>
+            </w:tcBorders>
+            <w:shd w:fill="F1F4F1" w:val="clear"/>
+            <w:tcMar>
+              <w:top w:type="dxa" w:w="80"/>
+              <w:left w:type="dxa" w:w="120"/>
+              <w:bottom w:type="dxa" w:w="80"/>
+              <w:right w:type="dxa" w:w="120"/>
+            </w:tcMar>
+          </w:tcPr>
+          <w:p>
+            <w:r>
+              <w:rPr>
+                <w:rFonts w:ascii="Calibri" w:cs="Calibri" w:eastAsia="Calibri" w:hAnsi="Calibri"/>
+                <w:b/>
+                <w:bCs/>
+                <w:color w:val="0C9B6A"/>
+                <w:sz w:val="20"/>
+                <w:szCs w:val="20"/>
+              </w:rPr>
+              <w:t xml:space="preserve">2018</w:t>
+            </w:r>
+          </w:p>
+        </w:tc>
+        <w:tc>
+          <w:tcPr>
+            <w:tcW w:type="dxa" w:w="8260"/>
+            <w:tcBorders>
+              <w:top w:val="none" w:color="FFFFFF" w:sz="0"/>
+              <w:left w:val="none" w:color="FFFFFF" w:sz="0"/>
+              <w:bottom w:val="none" w:color="FFFFFF" w:sz="0"/>
+              <w:right w:val="none" w:color="FFFFFF" w:sz="0"/>
+            </w:tcBorders>
+            <w:tcMar>
+              <w:top w:type="dxa" w:w="80"/>
+              <w:left w:type="dxa" w:w="200"/>
+              <w:bottom w:type="dxa" w:w="80"/>
+              <w:right w:type="dxa" w:w="120"/>
+            </w:tcMar>
+          </w:tcPr>
+          <w:p>
+            <w:pPr>
+              <w:spacing w:after="20"/>
+            </w:pPr>
+            <w:r>
+              <w:rPr>
+                <w:rFonts w:ascii="Calibri" w:cs="Calibri" w:eastAsia="Calibri" w:hAnsi="Calibri"/>
+                <w:b/>
+                <w:bCs/>
+                <w:color w:val="0B1310"/>
+                <w:sz w:val="20"/>
+                <w:szCs w:val="20"/>
+              </w:rPr>
+              <w:t xml:space="preserve">Ingeniero Financiero - Pregrado</w:t>
+            </w:r>
+          </w:p>
+          <w:p>
+            <w:pPr>
+              <w:spacing w:after="20"/>
+            </w:pPr>
+            <w:r>
+              <w:rPr>
+                <w:rFonts w:ascii="Calibri" w:cs="Calibri" w:eastAsia="Calibri" w:hAnsi="Calibri"/>
+                <w:i/>
+                <w:iCs/>
+                <w:color w:val="5D6B64"/>
+                <w:sz w:val="19"/>
+                <w:szCs w:val="19"/>
+              </w:rPr>
+              <w:t xml:space="preserve">Universidad de Medellin</w:t>
+            </w:r>
+          </w:p>
+          <w:p>
+            <w:r>
+              <w:rPr>
+                <w:rFonts w:ascii="Calibri" w:cs="Calibri" w:eastAsia="Calibri" w:hAnsi="Calibri"/>
+                <w:color w:val="5D6B64"/>
+                <w:sz w:val="18"/>
+                <w:szCs w:val="18"/>
+              </w:rPr>
+              <w:t xml:space="preserve">Carrera cuantitativa de cinco anos - base que une finanzas e ingenieria.</w:t>
+            </w:r>
+          </w:p>
+        </w:tc>
+      </w:tr>
+    </w:tbl>
+    <w:p>
+      <w:pPr>
+        <w:pBdr>
+          <w:bottom w:val="single" w:color="0C9B6A" w:sz="8" w:space="4"/>
+        </w:pBdr>
+        <w:spacing w:after="80" w:before="280"/>
+      </w:pPr>
+      <w:r>
+        <w:rPr>
+          <w:rFonts w:ascii="Calibri" w:cs="Calibri" w:eastAsia="Calibri" w:hAnsi="Calibri"/>
+          <w:b/>
+          <w:bCs/>
+          <w:color w:val="0C9B6A"/>
+          <w:sz w:val="24"/>
+          <w:szCs w:val="24"/>
+        </w:rPr>
+        <w:t xml:space="preserve">FORMACION COMPLEMENTARIA</w:t>
+      </w:r>
+    </w:p>
+    <w:p>
+      <w:pPr>
+        <w:spacing w:after="0"/>
+      </w:pPr>
+      <w:r>
+        <w:rPr>
+          <w:rFonts w:ascii="Calibri" w:cs="Calibri" w:eastAsia="Calibri" w:hAnsi="Calibri"/>
+          <w:color w:val="0B1310"/>
+          <w:sz w:val="19"/>
+          <w:szCs w:val="19"/>
+        </w:rPr>
+        <w:t xml:space="preserve">Front-End Developer (Oracle ONE)  |  Data Science 4 All (Correlation One)  |  Data Scientist (Digital House)  |  Data Scientist (EAFIT)  |  Front-End (Comfenalco Antioquia)  |  Certificaciones Coursera &amp; LinkedIn Learning (2020-2023)</w:t>
+      </w:r>
+    </w:p>
+    <w:p>
+      <w:pPr>
+        <w:pBdr>
+          <w:bottom w:val="single" w:color="0C9B6A" w:sz="8" w:space="4"/>
+        </w:pBdr>
+        <w:spacing w:after="80" w:before="280"/>
+      </w:pPr>
+      <w:r>
+        <w:rPr>
+          <w:rFonts w:ascii="Calibri" w:cs="Calibri" w:eastAsia="Calibri" w:hAnsi="Calibri"/>
+          <w:b/>
+          <w:bCs/>
+          <w:color w:val="0C9B6A"/>
+          <w:sz w:val="24"/>
+          <w:szCs w:val="24"/>
+        </w:rPr>
+        <w:t xml:space="preserve">IDIOMAS</w:t>
+      </w:r>
+    </w:p>
+    <w:p>
+      <w:r>
+        <w:rPr>
+          <w:rFonts w:ascii="Calibri" w:cs="Calibri" w:eastAsia="Calibri" w:hAnsi="Calibri"/>
+          <w:color w:val="0B1310"/>
+          <w:sz w:val="20"/>
+          <w:szCs w:val="20"/>
+        </w:rPr>
+        <w:t xml:space="preserve">Espanol - Nativo     |     Ingles - Profesional (B2)</w:t>
+      </w:r>
+    </w:p>
+    <w:sectPr>
+      <w:pgSz w:w="12240" w:h="15840" w:orient="portrait"/>
+      <w:pgMar w:top="1080" w:right="1080" w:bottom="1080" w:left="1080" w:header="708" w:footer="708" w:gutter="0"/>
+      <w:pgNumType/>
+      <w:docGrid w:linePitch="360"/>
+    </w:sectPr>
+  </w:body>
+</w:document>
 </file>
 
 <file path=word/comments.xml><?xml version="1.0" encoding="utf-8"?>
